--- a/submission_files/Liu_2026_CCLM_supplementary.docx
+++ b/submission_files/Liu_2026_CCLM_supplementary.docx
@@ -26,11 +26,2356 @@
       <w:r>
         <w:rPr>
           <w:rFonts w:ascii="Times New Roman" w:hAnsi="Times New Roman" w:eastAsia="宋体"/>
+          <w:b w:val="0"/>
+          <w:i w:val="0"/>
+          <w:sz w:val="24"/>
+        </w:rPr>
+        <w:t>All documents in this study were generated and evaluated in Chinese. Each supplementary table is therefore given first in English translation and then in the original Chinese wording that was actually deployed.</w:t>
+      </w:r>
+    </w:p>
+    <w:p>
+      <w:pPr>
+        <w:spacing w:before="80" w:after="80" w:lineRule="auto" w:line="360"/>
+        <w:ind w:firstLine="0"/>
+        <w:jc w:val="both"/>
+      </w:pPr>
+      <w:r>
+        <w:rPr>
+          <w:rFonts w:ascii="Times New Roman" w:hAnsi="Times New Roman" w:eastAsia="宋体"/>
           <w:b/>
           <w:i w:val="0"/>
           <w:sz w:val="24"/>
         </w:rPr>
         <w:t>Supplementary Table S1.</w:t>
+      </w:r>
+      <w:r>
+        <w:rPr>
+          <w:rFonts w:ascii="Times New Roman" w:hAnsi="Times New Roman" w:eastAsia="宋体"/>
+          <w:b w:val="0"/>
+          <w:i w:val="0"/>
+          <w:sz w:val="24"/>
+        </w:rPr>
+        <w:t xml:space="preserve"> The 15 QMS authoring tasks used in this study. Each task was run under all 9 prompt configurations with 3 replicates (Claude Opus 4.6; 405 documents in total); the GPT-5.4 cross-model validation covered only the first task of each class (A1, B1, C1). The original user prompts are available in the GitHub repository under task_messages/.</w:t>
+      </w:r>
+    </w:p>
+    <w:tbl>
+      <w:tblPr>
+        <w:tblW w:type="auto" w:w="0"/>
+        <w:jc w:val="center"/>
+        <w:tblLayout w:type="autofit"/>
+        <w:tblLook w:firstColumn="1" w:firstRow="1" w:lastColumn="0" w:lastRow="0" w:noHBand="0" w:noVBand="1" w:val="04A0"/>
+      </w:tblPr>
+      <w:tblGrid>
+        <w:gridCol w:w="1768"/>
+        <w:gridCol w:w="1768"/>
+        <w:gridCol w:w="1768"/>
+        <w:gridCol w:w="1768"/>
+        <w:gridCol w:w="1768"/>
+      </w:tblGrid>
+      <w:tr>
+        <w:tc>
+          <w:tcPr>
+            <w:tcW w:type="dxa" w:w="1768"/>
+            <w:vAlign w:val="center"/>
+            <w:tcBorders>
+              <w:top w:val="single" w:sz="4" w:color="000000"/>
+              <w:left w:val="single" w:sz="4" w:color="000000"/>
+              <w:bottom w:val="single" w:sz="4" w:color="000000"/>
+              <w:right w:val="single" w:sz="4" w:color="000000"/>
+            </w:tcBorders>
+          </w:tcPr>
+          <w:p>
+            <w:pPr>
+              <w:spacing w:before="60" w:after="60" w:lineRule="auto" w:line="276"/>
+              <w:jc w:val="center"/>
+            </w:pPr>
+            <w:r/>
+            <w:r>
+              <w:rPr>
+                <w:rFonts w:ascii="Times New Roman" w:hAnsi="Times New Roman" w:eastAsia="宋体"/>
+                <w:b/>
+                <w:i w:val="0"/>
+                <w:sz w:val="18"/>
+              </w:rPr>
+              <w:t>Task ID</w:t>
+            </w:r>
+          </w:p>
+        </w:tc>
+        <w:tc>
+          <w:tcPr>
+            <w:tcW w:type="dxa" w:w="1768"/>
+            <w:vAlign w:val="center"/>
+            <w:tcBorders>
+              <w:top w:val="single" w:sz="4" w:color="000000"/>
+              <w:left w:val="single" w:sz="4" w:color="000000"/>
+              <w:bottom w:val="single" w:sz="4" w:color="000000"/>
+              <w:right w:val="single" w:sz="4" w:color="000000"/>
+            </w:tcBorders>
+          </w:tcPr>
+          <w:p>
+            <w:pPr>
+              <w:spacing w:before="60" w:after="60" w:lineRule="auto" w:line="276"/>
+              <w:jc w:val="center"/>
+            </w:pPr>
+            <w:r/>
+            <w:r>
+              <w:rPr>
+                <w:rFonts w:ascii="Times New Roman" w:hAnsi="Times New Roman" w:eastAsia="宋体"/>
+                <w:b/>
+                <w:i w:val="0"/>
+                <w:sz w:val="18"/>
+              </w:rPr>
+              <w:t>Task name</w:t>
+            </w:r>
+          </w:p>
+        </w:tc>
+        <w:tc>
+          <w:tcPr>
+            <w:tcW w:type="dxa" w:w="1768"/>
+            <w:vAlign w:val="center"/>
+            <w:tcBorders>
+              <w:top w:val="single" w:sz="4" w:color="000000"/>
+              <w:left w:val="single" w:sz="4" w:color="000000"/>
+              <w:bottom w:val="single" w:sz="4" w:color="000000"/>
+              <w:right w:val="single" w:sz="4" w:color="000000"/>
+            </w:tcBorders>
+          </w:tcPr>
+          <w:p>
+            <w:pPr>
+              <w:spacing w:before="60" w:after="60" w:lineRule="auto" w:line="276"/>
+              <w:jc w:val="center"/>
+            </w:pPr>
+            <w:r/>
+            <w:r>
+              <w:rPr>
+                <w:rFonts w:ascii="Times New Roman" w:hAnsi="Times New Roman" w:eastAsia="宋体"/>
+                <w:b/>
+                <w:i w:val="0"/>
+                <w:sz w:val="18"/>
+              </w:rPr>
+              <w:t>Class</w:t>
+            </w:r>
+          </w:p>
+        </w:tc>
+        <w:tc>
+          <w:tcPr>
+            <w:tcW w:type="dxa" w:w="1768"/>
+            <w:vAlign w:val="center"/>
+            <w:tcBorders>
+              <w:top w:val="single" w:sz="4" w:color="000000"/>
+              <w:left w:val="single" w:sz="4" w:color="000000"/>
+              <w:bottom w:val="single" w:sz="4" w:color="000000"/>
+              <w:right w:val="single" w:sz="4" w:color="000000"/>
+            </w:tcBorders>
+          </w:tcPr>
+          <w:p>
+            <w:pPr>
+              <w:spacing w:before="60" w:after="60" w:lineRule="auto" w:line="276"/>
+              <w:jc w:val="center"/>
+            </w:pPr>
+            <w:r/>
+            <w:r>
+              <w:rPr>
+                <w:rFonts w:ascii="Times New Roman" w:hAnsi="Times New Roman" w:eastAsia="宋体"/>
+                <w:b/>
+                <w:i w:val="0"/>
+                <w:sz w:val="18"/>
+              </w:rPr>
+              <w:t>Target length</w:t>
+            </w:r>
+          </w:p>
+        </w:tc>
+        <w:tc>
+          <w:tcPr>
+            <w:tcW w:type="dxa" w:w="1768"/>
+            <w:vAlign w:val="center"/>
+            <w:tcBorders>
+              <w:top w:val="single" w:sz="4" w:color="000000"/>
+              <w:left w:val="single" w:sz="4" w:color="000000"/>
+              <w:bottom w:val="single" w:sz="4" w:color="000000"/>
+              <w:right w:val="single" w:sz="4" w:color="000000"/>
+            </w:tcBorders>
+          </w:tcPr>
+          <w:p>
+            <w:pPr>
+              <w:spacing w:before="60" w:after="60" w:lineRule="auto" w:line="276"/>
+              <w:jc w:val="center"/>
+            </w:pPr>
+            <w:r/>
+            <w:r>
+              <w:rPr>
+                <w:rFonts w:ascii="Times New Roman" w:hAnsi="Times New Roman" w:eastAsia="宋体"/>
+                <w:b/>
+                <w:i w:val="0"/>
+                <w:sz w:val="18"/>
+              </w:rPr>
+              <w:t>Principal ISO 15189:2022 clause(s)</w:t>
+            </w:r>
+          </w:p>
+        </w:tc>
+      </w:tr>
+      <w:tr>
+        <w:tc>
+          <w:tcPr>
+            <w:tcW w:type="dxa" w:w="1768"/>
+            <w:vAlign w:val="center"/>
+            <w:tcBorders>
+              <w:top w:val="single" w:sz="4" w:color="000000"/>
+              <w:left w:val="single" w:sz="4" w:color="000000"/>
+              <w:bottom w:val="single" w:sz="4" w:color="000000"/>
+              <w:right w:val="single" w:sz="4" w:color="000000"/>
+            </w:tcBorders>
+          </w:tcPr>
+          <w:p>
+            <w:pPr>
+              <w:spacing w:before="60" w:after="60" w:lineRule="auto" w:line="276"/>
+              <w:jc w:val="center"/>
+            </w:pPr>
+            <w:r/>
+            <w:r>
+              <w:rPr>
+                <w:rFonts w:ascii="Times New Roman" w:hAnsi="Times New Roman" w:eastAsia="宋体"/>
+                <w:b w:val="0"/>
+                <w:i w:val="0"/>
+                <w:sz w:val="18"/>
+              </w:rPr>
+              <w:t>A1</w:t>
+            </w:r>
+          </w:p>
+        </w:tc>
+        <w:tc>
+          <w:tcPr>
+            <w:tcW w:type="dxa" w:w="1768"/>
+            <w:vAlign w:val="center"/>
+            <w:tcBorders>
+              <w:top w:val="single" w:sz="4" w:color="000000"/>
+              <w:left w:val="single" w:sz="4" w:color="000000"/>
+              <w:bottom w:val="single" w:sz="4" w:color="000000"/>
+              <w:right w:val="single" w:sz="4" w:color="000000"/>
+            </w:tcBorders>
+          </w:tcPr>
+          <w:p>
+            <w:pPr>
+              <w:spacing w:before="60" w:after="60" w:lineRule="auto" w:line="276"/>
+              <w:jc w:val="center"/>
+            </w:pPr>
+            <w:r/>
+            <w:r>
+              <w:rPr>
+                <w:rFonts w:ascii="Times New Roman" w:hAnsi="Times New Roman" w:eastAsia="宋体"/>
+                <w:b w:val="0"/>
+                <w:i w:val="0"/>
+                <w:sz w:val="18"/>
+              </w:rPr>
+              <w:t>Draft a personnel-management procedure</w:t>
+            </w:r>
+          </w:p>
+        </w:tc>
+        <w:tc>
+          <w:tcPr>
+            <w:tcW w:type="dxa" w:w="1768"/>
+            <w:vAlign w:val="center"/>
+            <w:tcBorders>
+              <w:top w:val="single" w:sz="4" w:color="000000"/>
+              <w:left w:val="single" w:sz="4" w:color="000000"/>
+              <w:bottom w:val="single" w:sz="4" w:color="000000"/>
+              <w:right w:val="single" w:sz="4" w:color="000000"/>
+            </w:tcBorders>
+          </w:tcPr>
+          <w:p>
+            <w:pPr>
+              <w:spacing w:before="60" w:after="60" w:lineRule="auto" w:line="276"/>
+              <w:jc w:val="center"/>
+            </w:pPr>
+            <w:r/>
+            <w:r>
+              <w:rPr>
+                <w:rFonts w:ascii="Times New Roman" w:hAnsi="Times New Roman" w:eastAsia="宋体"/>
+                <w:b w:val="0"/>
+                <w:i w:val="0"/>
+                <w:sz w:val="18"/>
+              </w:rPr>
+              <w:t>A Document authoring</w:t>
+            </w:r>
+          </w:p>
+        </w:tc>
+        <w:tc>
+          <w:tcPr>
+            <w:tcW w:type="dxa" w:w="1768"/>
+            <w:vAlign w:val="center"/>
+            <w:tcBorders>
+              <w:top w:val="single" w:sz="4" w:color="000000"/>
+              <w:left w:val="single" w:sz="4" w:color="000000"/>
+              <w:bottom w:val="single" w:sz="4" w:color="000000"/>
+              <w:right w:val="single" w:sz="4" w:color="000000"/>
+            </w:tcBorders>
+          </w:tcPr>
+          <w:p>
+            <w:pPr>
+              <w:spacing w:before="60" w:after="60" w:lineRule="auto" w:line="276"/>
+              <w:jc w:val="center"/>
+            </w:pPr>
+            <w:r/>
+            <w:r>
+              <w:rPr>
+                <w:rFonts w:ascii="Times New Roman" w:hAnsi="Times New Roman" w:eastAsia="宋体"/>
+                <w:b w:val="0"/>
+                <w:i w:val="0"/>
+                <w:sz w:val="18"/>
+              </w:rPr>
+              <w:t>2500-3500字</w:t>
+            </w:r>
+          </w:p>
+        </w:tc>
+        <w:tc>
+          <w:tcPr>
+            <w:tcW w:type="dxa" w:w="1768"/>
+            <w:vAlign w:val="center"/>
+            <w:tcBorders>
+              <w:top w:val="single" w:sz="4" w:color="000000"/>
+              <w:left w:val="single" w:sz="4" w:color="000000"/>
+              <w:bottom w:val="single" w:sz="4" w:color="000000"/>
+              <w:right w:val="single" w:sz="4" w:color="000000"/>
+            </w:tcBorders>
+          </w:tcPr>
+          <w:p>
+            <w:pPr>
+              <w:spacing w:before="60" w:after="60" w:lineRule="auto" w:line="276"/>
+              <w:jc w:val="center"/>
+            </w:pPr>
+            <w:r/>
+            <w:r>
+              <w:rPr>
+                <w:rFonts w:ascii="Times New Roman" w:hAnsi="Times New Roman" w:eastAsia="宋体"/>
+                <w:b w:val="0"/>
+                <w:i w:val="0"/>
+                <w:sz w:val="18"/>
+              </w:rPr>
+              <w:t>6.2 Personnel</w:t>
+            </w:r>
+          </w:p>
+        </w:tc>
+      </w:tr>
+      <w:tr>
+        <w:tc>
+          <w:tcPr>
+            <w:tcW w:type="dxa" w:w="1768"/>
+            <w:vAlign w:val="center"/>
+            <w:tcBorders>
+              <w:top w:val="single" w:sz="4" w:color="000000"/>
+              <w:left w:val="single" w:sz="4" w:color="000000"/>
+              <w:bottom w:val="single" w:sz="4" w:color="000000"/>
+              <w:right w:val="single" w:sz="4" w:color="000000"/>
+            </w:tcBorders>
+          </w:tcPr>
+          <w:p>
+            <w:pPr>
+              <w:spacing w:before="60" w:after="60" w:lineRule="auto" w:line="276"/>
+              <w:jc w:val="center"/>
+            </w:pPr>
+            <w:r/>
+            <w:r>
+              <w:rPr>
+                <w:rFonts w:ascii="Times New Roman" w:hAnsi="Times New Roman" w:eastAsia="宋体"/>
+                <w:b w:val="0"/>
+                <w:i w:val="0"/>
+                <w:sz w:val="18"/>
+              </w:rPr>
+              <w:t>A2</w:t>
+            </w:r>
+          </w:p>
+        </w:tc>
+        <w:tc>
+          <w:tcPr>
+            <w:tcW w:type="dxa" w:w="1768"/>
+            <w:vAlign w:val="center"/>
+            <w:tcBorders>
+              <w:top w:val="single" w:sz="4" w:color="000000"/>
+              <w:left w:val="single" w:sz="4" w:color="000000"/>
+              <w:bottom w:val="single" w:sz="4" w:color="000000"/>
+              <w:right w:val="single" w:sz="4" w:color="000000"/>
+            </w:tcBorders>
+          </w:tcPr>
+          <w:p>
+            <w:pPr>
+              <w:spacing w:before="60" w:after="60" w:lineRule="auto" w:line="276"/>
+              <w:jc w:val="center"/>
+            </w:pPr>
+            <w:r/>
+            <w:r>
+              <w:rPr>
+                <w:rFonts w:ascii="Times New Roman" w:hAnsi="Times New Roman" w:eastAsia="宋体"/>
+                <w:b w:val="0"/>
+                <w:i w:val="0"/>
+                <w:sz w:val="18"/>
+              </w:rPr>
+              <w:t>Draft an equipment-management procedure</w:t>
+            </w:r>
+          </w:p>
+        </w:tc>
+        <w:tc>
+          <w:tcPr>
+            <w:tcW w:type="dxa" w:w="1768"/>
+            <w:vAlign w:val="center"/>
+            <w:tcBorders>
+              <w:top w:val="single" w:sz="4" w:color="000000"/>
+              <w:left w:val="single" w:sz="4" w:color="000000"/>
+              <w:bottom w:val="single" w:sz="4" w:color="000000"/>
+              <w:right w:val="single" w:sz="4" w:color="000000"/>
+            </w:tcBorders>
+          </w:tcPr>
+          <w:p>
+            <w:pPr>
+              <w:spacing w:before="60" w:after="60" w:lineRule="auto" w:line="276"/>
+              <w:jc w:val="center"/>
+            </w:pPr>
+            <w:r/>
+            <w:r>
+              <w:rPr>
+                <w:rFonts w:ascii="Times New Roman" w:hAnsi="Times New Roman" w:eastAsia="宋体"/>
+                <w:b w:val="0"/>
+                <w:i w:val="0"/>
+                <w:sz w:val="18"/>
+              </w:rPr>
+              <w:t>A Document authoring</w:t>
+            </w:r>
+          </w:p>
+        </w:tc>
+        <w:tc>
+          <w:tcPr>
+            <w:tcW w:type="dxa" w:w="1768"/>
+            <w:vAlign w:val="center"/>
+            <w:tcBorders>
+              <w:top w:val="single" w:sz="4" w:color="000000"/>
+              <w:left w:val="single" w:sz="4" w:color="000000"/>
+              <w:bottom w:val="single" w:sz="4" w:color="000000"/>
+              <w:right w:val="single" w:sz="4" w:color="000000"/>
+            </w:tcBorders>
+          </w:tcPr>
+          <w:p>
+            <w:pPr>
+              <w:spacing w:before="60" w:after="60" w:lineRule="auto" w:line="276"/>
+              <w:jc w:val="center"/>
+            </w:pPr>
+            <w:r/>
+            <w:r>
+              <w:rPr>
+                <w:rFonts w:ascii="Times New Roman" w:hAnsi="Times New Roman" w:eastAsia="宋体"/>
+                <w:b w:val="0"/>
+                <w:i w:val="0"/>
+                <w:sz w:val="18"/>
+              </w:rPr>
+              <w:t>3000-4000字</w:t>
+            </w:r>
+          </w:p>
+        </w:tc>
+        <w:tc>
+          <w:tcPr>
+            <w:tcW w:type="dxa" w:w="1768"/>
+            <w:vAlign w:val="center"/>
+            <w:tcBorders>
+              <w:top w:val="single" w:sz="4" w:color="000000"/>
+              <w:left w:val="single" w:sz="4" w:color="000000"/>
+              <w:bottom w:val="single" w:sz="4" w:color="000000"/>
+              <w:right w:val="single" w:sz="4" w:color="000000"/>
+            </w:tcBorders>
+          </w:tcPr>
+          <w:p>
+            <w:pPr>
+              <w:spacing w:before="60" w:after="60" w:lineRule="auto" w:line="276"/>
+              <w:jc w:val="center"/>
+            </w:pPr>
+            <w:r/>
+            <w:r>
+              <w:rPr>
+                <w:rFonts w:ascii="Times New Roman" w:hAnsi="Times New Roman" w:eastAsia="宋体"/>
+                <w:b w:val="0"/>
+                <w:i w:val="0"/>
+                <w:sz w:val="18"/>
+              </w:rPr>
+              <w:t>6.4 Equipment</w:t>
+            </w:r>
+          </w:p>
+        </w:tc>
+      </w:tr>
+      <w:tr>
+        <w:tc>
+          <w:tcPr>
+            <w:tcW w:type="dxa" w:w="1768"/>
+            <w:vAlign w:val="center"/>
+            <w:tcBorders>
+              <w:top w:val="single" w:sz="4" w:color="000000"/>
+              <w:left w:val="single" w:sz="4" w:color="000000"/>
+              <w:bottom w:val="single" w:sz="4" w:color="000000"/>
+              <w:right w:val="single" w:sz="4" w:color="000000"/>
+            </w:tcBorders>
+          </w:tcPr>
+          <w:p>
+            <w:pPr>
+              <w:spacing w:before="60" w:after="60" w:lineRule="auto" w:line="276"/>
+              <w:jc w:val="center"/>
+            </w:pPr>
+            <w:r/>
+            <w:r>
+              <w:rPr>
+                <w:rFonts w:ascii="Times New Roman" w:hAnsi="Times New Roman" w:eastAsia="宋体"/>
+                <w:b w:val="0"/>
+                <w:i w:val="0"/>
+                <w:sz w:val="18"/>
+              </w:rPr>
+              <w:t>A3</w:t>
+            </w:r>
+          </w:p>
+        </w:tc>
+        <w:tc>
+          <w:tcPr>
+            <w:tcW w:type="dxa" w:w="1768"/>
+            <w:vAlign w:val="center"/>
+            <w:tcBorders>
+              <w:top w:val="single" w:sz="4" w:color="000000"/>
+              <w:left w:val="single" w:sz="4" w:color="000000"/>
+              <w:bottom w:val="single" w:sz="4" w:color="000000"/>
+              <w:right w:val="single" w:sz="4" w:color="000000"/>
+            </w:tcBorders>
+          </w:tcPr>
+          <w:p>
+            <w:pPr>
+              <w:spacing w:before="60" w:after="60" w:lineRule="auto" w:line="276"/>
+              <w:jc w:val="center"/>
+            </w:pPr>
+            <w:r/>
+            <w:r>
+              <w:rPr>
+                <w:rFonts w:ascii="Times New Roman" w:hAnsi="Times New Roman" w:eastAsia="宋体"/>
+                <w:b w:val="0"/>
+                <w:i w:val="0"/>
+                <w:sz w:val="18"/>
+              </w:rPr>
+              <w:t>Draft a pre-examination SOP</w:t>
+            </w:r>
+          </w:p>
+        </w:tc>
+        <w:tc>
+          <w:tcPr>
+            <w:tcW w:type="dxa" w:w="1768"/>
+            <w:vAlign w:val="center"/>
+            <w:tcBorders>
+              <w:top w:val="single" w:sz="4" w:color="000000"/>
+              <w:left w:val="single" w:sz="4" w:color="000000"/>
+              <w:bottom w:val="single" w:sz="4" w:color="000000"/>
+              <w:right w:val="single" w:sz="4" w:color="000000"/>
+            </w:tcBorders>
+          </w:tcPr>
+          <w:p>
+            <w:pPr>
+              <w:spacing w:before="60" w:after="60" w:lineRule="auto" w:line="276"/>
+              <w:jc w:val="center"/>
+            </w:pPr>
+            <w:r/>
+            <w:r>
+              <w:rPr>
+                <w:rFonts w:ascii="Times New Roman" w:hAnsi="Times New Roman" w:eastAsia="宋体"/>
+                <w:b w:val="0"/>
+                <w:i w:val="0"/>
+                <w:sz w:val="18"/>
+              </w:rPr>
+              <w:t>A Document authoring</w:t>
+            </w:r>
+          </w:p>
+        </w:tc>
+        <w:tc>
+          <w:tcPr>
+            <w:tcW w:type="dxa" w:w="1768"/>
+            <w:vAlign w:val="center"/>
+            <w:tcBorders>
+              <w:top w:val="single" w:sz="4" w:color="000000"/>
+              <w:left w:val="single" w:sz="4" w:color="000000"/>
+              <w:bottom w:val="single" w:sz="4" w:color="000000"/>
+              <w:right w:val="single" w:sz="4" w:color="000000"/>
+            </w:tcBorders>
+          </w:tcPr>
+          <w:p>
+            <w:pPr>
+              <w:spacing w:before="60" w:after="60" w:lineRule="auto" w:line="276"/>
+              <w:jc w:val="center"/>
+            </w:pPr>
+            <w:r/>
+            <w:r>
+              <w:rPr>
+                <w:rFonts w:ascii="Times New Roman" w:hAnsi="Times New Roman" w:eastAsia="宋体"/>
+                <w:b w:val="0"/>
+                <w:i w:val="0"/>
+                <w:sz w:val="18"/>
+              </w:rPr>
+              <w:t>2000-3000字</w:t>
+            </w:r>
+          </w:p>
+        </w:tc>
+        <w:tc>
+          <w:tcPr>
+            <w:tcW w:type="dxa" w:w="1768"/>
+            <w:vAlign w:val="center"/>
+            <w:tcBorders>
+              <w:top w:val="single" w:sz="4" w:color="000000"/>
+              <w:left w:val="single" w:sz="4" w:color="000000"/>
+              <w:bottom w:val="single" w:sz="4" w:color="000000"/>
+              <w:right w:val="single" w:sz="4" w:color="000000"/>
+            </w:tcBorders>
+          </w:tcPr>
+          <w:p>
+            <w:pPr>
+              <w:spacing w:before="60" w:after="60" w:lineRule="auto" w:line="276"/>
+              <w:jc w:val="center"/>
+            </w:pPr>
+            <w:r/>
+            <w:r>
+              <w:rPr>
+                <w:rFonts w:ascii="Times New Roman" w:hAnsi="Times New Roman" w:eastAsia="宋体"/>
+                <w:b w:val="0"/>
+                <w:i w:val="0"/>
+                <w:sz w:val="18"/>
+              </w:rPr>
+              <w:t>7.2 Pre-examination processes</w:t>
+            </w:r>
+          </w:p>
+        </w:tc>
+      </w:tr>
+      <w:tr>
+        <w:tc>
+          <w:tcPr>
+            <w:tcW w:type="dxa" w:w="1768"/>
+            <w:vAlign w:val="center"/>
+            <w:tcBorders>
+              <w:top w:val="single" w:sz="4" w:color="000000"/>
+              <w:left w:val="single" w:sz="4" w:color="000000"/>
+              <w:bottom w:val="single" w:sz="4" w:color="000000"/>
+              <w:right w:val="single" w:sz="4" w:color="000000"/>
+            </w:tcBorders>
+          </w:tcPr>
+          <w:p>
+            <w:pPr>
+              <w:spacing w:before="60" w:after="60" w:lineRule="auto" w:line="276"/>
+              <w:jc w:val="center"/>
+            </w:pPr>
+            <w:r/>
+            <w:r>
+              <w:rPr>
+                <w:rFonts w:ascii="Times New Roman" w:hAnsi="Times New Roman" w:eastAsia="宋体"/>
+                <w:b w:val="0"/>
+                <w:i w:val="0"/>
+                <w:sz w:val="18"/>
+              </w:rPr>
+              <w:t>A4</w:t>
+            </w:r>
+          </w:p>
+        </w:tc>
+        <w:tc>
+          <w:tcPr>
+            <w:tcW w:type="dxa" w:w="1768"/>
+            <w:vAlign w:val="center"/>
+            <w:tcBorders>
+              <w:top w:val="single" w:sz="4" w:color="000000"/>
+              <w:left w:val="single" w:sz="4" w:color="000000"/>
+              <w:bottom w:val="single" w:sz="4" w:color="000000"/>
+              <w:right w:val="single" w:sz="4" w:color="000000"/>
+            </w:tcBorders>
+          </w:tcPr>
+          <w:p>
+            <w:pPr>
+              <w:spacing w:before="60" w:after="60" w:lineRule="auto" w:line="276"/>
+              <w:jc w:val="center"/>
+            </w:pPr>
+            <w:r/>
+            <w:r>
+              <w:rPr>
+                <w:rFonts w:ascii="Times New Roman" w:hAnsi="Times New Roman" w:eastAsia="宋体"/>
+                <w:b w:val="0"/>
+                <w:i w:val="0"/>
+                <w:sz w:val="18"/>
+              </w:rPr>
+              <w:t>Revise the quality manual</w:t>
+            </w:r>
+          </w:p>
+        </w:tc>
+        <w:tc>
+          <w:tcPr>
+            <w:tcW w:type="dxa" w:w="1768"/>
+            <w:vAlign w:val="center"/>
+            <w:tcBorders>
+              <w:top w:val="single" w:sz="4" w:color="000000"/>
+              <w:left w:val="single" w:sz="4" w:color="000000"/>
+              <w:bottom w:val="single" w:sz="4" w:color="000000"/>
+              <w:right w:val="single" w:sz="4" w:color="000000"/>
+            </w:tcBorders>
+          </w:tcPr>
+          <w:p>
+            <w:pPr>
+              <w:spacing w:before="60" w:after="60" w:lineRule="auto" w:line="276"/>
+              <w:jc w:val="center"/>
+            </w:pPr>
+            <w:r/>
+            <w:r>
+              <w:rPr>
+                <w:rFonts w:ascii="Times New Roman" w:hAnsi="Times New Roman" w:eastAsia="宋体"/>
+                <w:b w:val="0"/>
+                <w:i w:val="0"/>
+                <w:sz w:val="18"/>
+              </w:rPr>
+              <w:t>A Document authoring</w:t>
+            </w:r>
+          </w:p>
+        </w:tc>
+        <w:tc>
+          <w:tcPr>
+            <w:tcW w:type="dxa" w:w="1768"/>
+            <w:vAlign w:val="center"/>
+            <w:tcBorders>
+              <w:top w:val="single" w:sz="4" w:color="000000"/>
+              <w:left w:val="single" w:sz="4" w:color="000000"/>
+              <w:bottom w:val="single" w:sz="4" w:color="000000"/>
+              <w:right w:val="single" w:sz="4" w:color="000000"/>
+            </w:tcBorders>
+          </w:tcPr>
+          <w:p>
+            <w:pPr>
+              <w:spacing w:before="60" w:after="60" w:lineRule="auto" w:line="276"/>
+              <w:jc w:val="center"/>
+            </w:pPr>
+            <w:r/>
+            <w:r>
+              <w:rPr>
+                <w:rFonts w:ascii="Times New Roman" w:hAnsi="Times New Roman" w:eastAsia="宋体"/>
+                <w:b w:val="0"/>
+                <w:i w:val="0"/>
+                <w:sz w:val="18"/>
+              </w:rPr>
+              <w:t>800-1200字</w:t>
+            </w:r>
+          </w:p>
+        </w:tc>
+        <w:tc>
+          <w:tcPr>
+            <w:tcW w:type="dxa" w:w="1768"/>
+            <w:vAlign w:val="center"/>
+            <w:tcBorders>
+              <w:top w:val="single" w:sz="4" w:color="000000"/>
+              <w:left w:val="single" w:sz="4" w:color="000000"/>
+              <w:bottom w:val="single" w:sz="4" w:color="000000"/>
+              <w:right w:val="single" w:sz="4" w:color="000000"/>
+            </w:tcBorders>
+          </w:tcPr>
+          <w:p>
+            <w:pPr>
+              <w:spacing w:before="60" w:after="60" w:lineRule="auto" w:line="276"/>
+              <w:jc w:val="center"/>
+            </w:pPr>
+            <w:r/>
+            <w:r>
+              <w:rPr>
+                <w:rFonts w:ascii="Times New Roman" w:hAnsi="Times New Roman" w:eastAsia="宋体"/>
+                <w:b w:val="0"/>
+                <w:i w:val="0"/>
+                <w:sz w:val="18"/>
+              </w:rPr>
+              <w:t>8.2–8.4 Document and record control</w:t>
+            </w:r>
+          </w:p>
+        </w:tc>
+      </w:tr>
+      <w:tr>
+        <w:tc>
+          <w:tcPr>
+            <w:tcW w:type="dxa" w:w="1768"/>
+            <w:vAlign w:val="center"/>
+            <w:tcBorders>
+              <w:top w:val="single" w:sz="4" w:color="000000"/>
+              <w:left w:val="single" w:sz="4" w:color="000000"/>
+              <w:bottom w:val="single" w:sz="4" w:color="000000"/>
+              <w:right w:val="single" w:sz="4" w:color="000000"/>
+            </w:tcBorders>
+          </w:tcPr>
+          <w:p>
+            <w:pPr>
+              <w:spacing w:before="60" w:after="60" w:lineRule="auto" w:line="276"/>
+              <w:jc w:val="center"/>
+            </w:pPr>
+            <w:r/>
+            <w:r>
+              <w:rPr>
+                <w:rFonts w:ascii="Times New Roman" w:hAnsi="Times New Roman" w:eastAsia="宋体"/>
+                <w:b w:val="0"/>
+                <w:i w:val="0"/>
+                <w:sz w:val="18"/>
+              </w:rPr>
+              <w:t>A5</w:t>
+            </w:r>
+          </w:p>
+        </w:tc>
+        <w:tc>
+          <w:tcPr>
+            <w:tcW w:type="dxa" w:w="1768"/>
+            <w:vAlign w:val="center"/>
+            <w:tcBorders>
+              <w:top w:val="single" w:sz="4" w:color="000000"/>
+              <w:left w:val="single" w:sz="4" w:color="000000"/>
+              <w:bottom w:val="single" w:sz="4" w:color="000000"/>
+              <w:right w:val="single" w:sz="4" w:color="000000"/>
+            </w:tcBorders>
+          </w:tcPr>
+          <w:p>
+            <w:pPr>
+              <w:spacing w:before="60" w:after="60" w:lineRule="auto" w:line="276"/>
+              <w:jc w:val="center"/>
+            </w:pPr>
+            <w:r/>
+            <w:r>
+              <w:rPr>
+                <w:rFonts w:ascii="Times New Roman" w:hAnsi="Times New Roman" w:eastAsia="宋体"/>
+                <w:b w:val="0"/>
+                <w:i w:val="0"/>
+                <w:sz w:val="18"/>
+              </w:rPr>
+              <w:t>Revise a record form</w:t>
+            </w:r>
+          </w:p>
+        </w:tc>
+        <w:tc>
+          <w:tcPr>
+            <w:tcW w:type="dxa" w:w="1768"/>
+            <w:vAlign w:val="center"/>
+            <w:tcBorders>
+              <w:top w:val="single" w:sz="4" w:color="000000"/>
+              <w:left w:val="single" w:sz="4" w:color="000000"/>
+              <w:bottom w:val="single" w:sz="4" w:color="000000"/>
+              <w:right w:val="single" w:sz="4" w:color="000000"/>
+            </w:tcBorders>
+          </w:tcPr>
+          <w:p>
+            <w:pPr>
+              <w:spacing w:before="60" w:after="60" w:lineRule="auto" w:line="276"/>
+              <w:jc w:val="center"/>
+            </w:pPr>
+            <w:r/>
+            <w:r>
+              <w:rPr>
+                <w:rFonts w:ascii="Times New Roman" w:hAnsi="Times New Roman" w:eastAsia="宋体"/>
+                <w:b w:val="0"/>
+                <w:i w:val="0"/>
+                <w:sz w:val="18"/>
+              </w:rPr>
+              <w:t>A Document authoring</w:t>
+            </w:r>
+          </w:p>
+        </w:tc>
+        <w:tc>
+          <w:tcPr>
+            <w:tcW w:type="dxa" w:w="1768"/>
+            <w:vAlign w:val="center"/>
+            <w:tcBorders>
+              <w:top w:val="single" w:sz="4" w:color="000000"/>
+              <w:left w:val="single" w:sz="4" w:color="000000"/>
+              <w:bottom w:val="single" w:sz="4" w:color="000000"/>
+              <w:right w:val="single" w:sz="4" w:color="000000"/>
+            </w:tcBorders>
+          </w:tcPr>
+          <w:p>
+            <w:pPr>
+              <w:spacing w:before="60" w:after="60" w:lineRule="auto" w:line="276"/>
+              <w:jc w:val="center"/>
+            </w:pPr>
+            <w:r/>
+            <w:r>
+              <w:rPr>
+                <w:rFonts w:ascii="Times New Roman" w:hAnsi="Times New Roman" w:eastAsia="宋体"/>
+                <w:b w:val="0"/>
+                <w:i w:val="0"/>
+                <w:sz w:val="18"/>
+              </w:rPr>
+              <w:t>500-800字</w:t>
+            </w:r>
+          </w:p>
+        </w:tc>
+        <w:tc>
+          <w:tcPr>
+            <w:tcW w:type="dxa" w:w="1768"/>
+            <w:vAlign w:val="center"/>
+            <w:tcBorders>
+              <w:top w:val="single" w:sz="4" w:color="000000"/>
+              <w:left w:val="single" w:sz="4" w:color="000000"/>
+              <w:bottom w:val="single" w:sz="4" w:color="000000"/>
+              <w:right w:val="single" w:sz="4" w:color="000000"/>
+            </w:tcBorders>
+          </w:tcPr>
+          <w:p>
+            <w:pPr>
+              <w:spacing w:before="60" w:after="60" w:lineRule="auto" w:line="276"/>
+              <w:jc w:val="center"/>
+            </w:pPr>
+            <w:r/>
+            <w:r>
+              <w:rPr>
+                <w:rFonts w:ascii="Times New Roman" w:hAnsi="Times New Roman" w:eastAsia="宋体"/>
+                <w:b w:val="0"/>
+                <w:i w:val="0"/>
+                <w:sz w:val="18"/>
+              </w:rPr>
+              <w:t>6.4 Equipment (record form)</w:t>
+            </w:r>
+          </w:p>
+        </w:tc>
+      </w:tr>
+      <w:tr>
+        <w:tc>
+          <w:tcPr>
+            <w:tcW w:type="dxa" w:w="1768"/>
+            <w:vAlign w:val="center"/>
+            <w:tcBorders>
+              <w:top w:val="single" w:sz="4" w:color="000000"/>
+              <w:left w:val="single" w:sz="4" w:color="000000"/>
+              <w:bottom w:val="single" w:sz="4" w:color="000000"/>
+              <w:right w:val="single" w:sz="4" w:color="000000"/>
+            </w:tcBorders>
+          </w:tcPr>
+          <w:p>
+            <w:pPr>
+              <w:spacing w:before="60" w:after="60" w:lineRule="auto" w:line="276"/>
+              <w:jc w:val="center"/>
+            </w:pPr>
+            <w:r/>
+            <w:r>
+              <w:rPr>
+                <w:rFonts w:ascii="Times New Roman" w:hAnsi="Times New Roman" w:eastAsia="宋体"/>
+                <w:b w:val="0"/>
+                <w:i w:val="0"/>
+                <w:sz w:val="18"/>
+              </w:rPr>
+              <w:t>B1</w:t>
+            </w:r>
+          </w:p>
+        </w:tc>
+        <w:tc>
+          <w:tcPr>
+            <w:tcW w:type="dxa" w:w="1768"/>
+            <w:vAlign w:val="center"/>
+            <w:tcBorders>
+              <w:top w:val="single" w:sz="4" w:color="000000"/>
+              <w:left w:val="single" w:sz="4" w:color="000000"/>
+              <w:bottom w:val="single" w:sz="4" w:color="000000"/>
+              <w:right w:val="single" w:sz="4" w:color="000000"/>
+            </w:tcBorders>
+          </w:tcPr>
+          <w:p>
+            <w:pPr>
+              <w:spacing w:before="60" w:after="60" w:lineRule="auto" w:line="276"/>
+              <w:jc w:val="center"/>
+            </w:pPr>
+            <w:r/>
+            <w:r>
+              <w:rPr>
+                <w:rFonts w:ascii="Times New Roman" w:hAnsi="Times New Roman" w:eastAsia="宋体"/>
+                <w:b w:val="0"/>
+                <w:i w:val="0"/>
+                <w:sz w:val="18"/>
+              </w:rPr>
+              <w:t>Generate an annual internal-audit checklist</w:t>
+            </w:r>
+          </w:p>
+        </w:tc>
+        <w:tc>
+          <w:tcPr>
+            <w:tcW w:type="dxa" w:w="1768"/>
+            <w:vAlign w:val="center"/>
+            <w:tcBorders>
+              <w:top w:val="single" w:sz="4" w:color="000000"/>
+              <w:left w:val="single" w:sz="4" w:color="000000"/>
+              <w:bottom w:val="single" w:sz="4" w:color="000000"/>
+              <w:right w:val="single" w:sz="4" w:color="000000"/>
+            </w:tcBorders>
+          </w:tcPr>
+          <w:p>
+            <w:pPr>
+              <w:spacing w:before="60" w:after="60" w:lineRule="auto" w:line="276"/>
+              <w:jc w:val="center"/>
+            </w:pPr>
+            <w:r/>
+            <w:r>
+              <w:rPr>
+                <w:rFonts w:ascii="Times New Roman" w:hAnsi="Times New Roman" w:eastAsia="宋体"/>
+                <w:b w:val="0"/>
+                <w:i w:val="0"/>
+                <w:sz w:val="18"/>
+              </w:rPr>
+              <w:t>B System operation</w:t>
+            </w:r>
+          </w:p>
+        </w:tc>
+        <w:tc>
+          <w:tcPr>
+            <w:tcW w:type="dxa" w:w="1768"/>
+            <w:vAlign w:val="center"/>
+            <w:tcBorders>
+              <w:top w:val="single" w:sz="4" w:color="000000"/>
+              <w:left w:val="single" w:sz="4" w:color="000000"/>
+              <w:bottom w:val="single" w:sz="4" w:color="000000"/>
+              <w:right w:val="single" w:sz="4" w:color="000000"/>
+            </w:tcBorders>
+          </w:tcPr>
+          <w:p>
+            <w:pPr>
+              <w:spacing w:before="60" w:after="60" w:lineRule="auto" w:line="276"/>
+              <w:jc w:val="center"/>
+            </w:pPr>
+            <w:r/>
+            <w:r>
+              <w:rPr>
+                <w:rFonts w:ascii="Times New Roman" w:hAnsi="Times New Roman" w:eastAsia="宋体"/>
+                <w:b w:val="0"/>
+                <w:i w:val="0"/>
+                <w:sz w:val="18"/>
+              </w:rPr>
+              <w:t>表格形式，30-50条检查项</w:t>
+            </w:r>
+          </w:p>
+        </w:tc>
+        <w:tc>
+          <w:tcPr>
+            <w:tcW w:type="dxa" w:w="1768"/>
+            <w:vAlign w:val="center"/>
+            <w:tcBorders>
+              <w:top w:val="single" w:sz="4" w:color="000000"/>
+              <w:left w:val="single" w:sz="4" w:color="000000"/>
+              <w:bottom w:val="single" w:sz="4" w:color="000000"/>
+              <w:right w:val="single" w:sz="4" w:color="000000"/>
+            </w:tcBorders>
+          </w:tcPr>
+          <w:p>
+            <w:pPr>
+              <w:spacing w:before="60" w:after="60" w:lineRule="auto" w:line="276"/>
+              <w:jc w:val="center"/>
+            </w:pPr>
+            <w:r/>
+            <w:r>
+              <w:rPr>
+                <w:rFonts w:ascii="Times New Roman" w:hAnsi="Times New Roman" w:eastAsia="宋体"/>
+                <w:b w:val="0"/>
+                <w:i w:val="0"/>
+                <w:sz w:val="18"/>
+              </w:rPr>
+              <w:t>Spans Clauses 4–8 (whole system)</w:t>
+            </w:r>
+          </w:p>
+        </w:tc>
+      </w:tr>
+      <w:tr>
+        <w:tc>
+          <w:tcPr>
+            <w:tcW w:type="dxa" w:w="1768"/>
+            <w:vAlign w:val="center"/>
+            <w:tcBorders>
+              <w:top w:val="single" w:sz="4" w:color="000000"/>
+              <w:left w:val="single" w:sz="4" w:color="000000"/>
+              <w:bottom w:val="single" w:sz="4" w:color="000000"/>
+              <w:right w:val="single" w:sz="4" w:color="000000"/>
+            </w:tcBorders>
+          </w:tcPr>
+          <w:p>
+            <w:pPr>
+              <w:spacing w:before="60" w:after="60" w:lineRule="auto" w:line="276"/>
+              <w:jc w:val="center"/>
+            </w:pPr>
+            <w:r/>
+            <w:r>
+              <w:rPr>
+                <w:rFonts w:ascii="Times New Roman" w:hAnsi="Times New Roman" w:eastAsia="宋体"/>
+                <w:b w:val="0"/>
+                <w:i w:val="0"/>
+                <w:sz w:val="18"/>
+              </w:rPr>
+              <w:t>B2</w:t>
+            </w:r>
+          </w:p>
+        </w:tc>
+        <w:tc>
+          <w:tcPr>
+            <w:tcW w:type="dxa" w:w="1768"/>
+            <w:vAlign w:val="center"/>
+            <w:tcBorders>
+              <w:top w:val="single" w:sz="4" w:color="000000"/>
+              <w:left w:val="single" w:sz="4" w:color="000000"/>
+              <w:bottom w:val="single" w:sz="4" w:color="000000"/>
+              <w:right w:val="single" w:sz="4" w:color="000000"/>
+            </w:tcBorders>
+          </w:tcPr>
+          <w:p>
+            <w:pPr>
+              <w:spacing w:before="60" w:after="60" w:lineRule="auto" w:line="276"/>
+              <w:jc w:val="center"/>
+            </w:pPr>
+            <w:r/>
+            <w:r>
+              <w:rPr>
+                <w:rFonts w:ascii="Times New Roman" w:hAnsi="Times New Roman" w:eastAsia="宋体"/>
+                <w:b w:val="0"/>
+                <w:i w:val="0"/>
+                <w:sz w:val="18"/>
+              </w:rPr>
+              <w:t>Generate a module-specific internal-audit checklist</w:t>
+            </w:r>
+          </w:p>
+        </w:tc>
+        <w:tc>
+          <w:tcPr>
+            <w:tcW w:type="dxa" w:w="1768"/>
+            <w:vAlign w:val="center"/>
+            <w:tcBorders>
+              <w:top w:val="single" w:sz="4" w:color="000000"/>
+              <w:left w:val="single" w:sz="4" w:color="000000"/>
+              <w:bottom w:val="single" w:sz="4" w:color="000000"/>
+              <w:right w:val="single" w:sz="4" w:color="000000"/>
+            </w:tcBorders>
+          </w:tcPr>
+          <w:p>
+            <w:pPr>
+              <w:spacing w:before="60" w:after="60" w:lineRule="auto" w:line="276"/>
+              <w:jc w:val="center"/>
+            </w:pPr>
+            <w:r/>
+            <w:r>
+              <w:rPr>
+                <w:rFonts w:ascii="Times New Roman" w:hAnsi="Times New Roman" w:eastAsia="宋体"/>
+                <w:b w:val="0"/>
+                <w:i w:val="0"/>
+                <w:sz w:val="18"/>
+              </w:rPr>
+              <w:t>B System operation</w:t>
+            </w:r>
+          </w:p>
+        </w:tc>
+        <w:tc>
+          <w:tcPr>
+            <w:tcW w:type="dxa" w:w="1768"/>
+            <w:vAlign w:val="center"/>
+            <w:tcBorders>
+              <w:top w:val="single" w:sz="4" w:color="000000"/>
+              <w:left w:val="single" w:sz="4" w:color="000000"/>
+              <w:bottom w:val="single" w:sz="4" w:color="000000"/>
+              <w:right w:val="single" w:sz="4" w:color="000000"/>
+            </w:tcBorders>
+          </w:tcPr>
+          <w:p>
+            <w:pPr>
+              <w:spacing w:before="60" w:after="60" w:lineRule="auto" w:line="276"/>
+              <w:jc w:val="center"/>
+            </w:pPr>
+            <w:r/>
+            <w:r>
+              <w:rPr>
+                <w:rFonts w:ascii="Times New Roman" w:hAnsi="Times New Roman" w:eastAsia="宋体"/>
+                <w:b w:val="0"/>
+                <w:i w:val="0"/>
+                <w:sz w:val="18"/>
+              </w:rPr>
+              <w:t>表格形式，15-25条检查项</w:t>
+            </w:r>
+          </w:p>
+        </w:tc>
+        <w:tc>
+          <w:tcPr>
+            <w:tcW w:type="dxa" w:w="1768"/>
+            <w:vAlign w:val="center"/>
+            <w:tcBorders>
+              <w:top w:val="single" w:sz="4" w:color="000000"/>
+              <w:left w:val="single" w:sz="4" w:color="000000"/>
+              <w:bottom w:val="single" w:sz="4" w:color="000000"/>
+              <w:right w:val="single" w:sz="4" w:color="000000"/>
+            </w:tcBorders>
+          </w:tcPr>
+          <w:p>
+            <w:pPr>
+              <w:spacing w:before="60" w:after="60" w:lineRule="auto" w:line="276"/>
+              <w:jc w:val="center"/>
+            </w:pPr>
+            <w:r/>
+            <w:r>
+              <w:rPr>
+                <w:rFonts w:ascii="Times New Roman" w:hAnsi="Times New Roman" w:eastAsia="宋体"/>
+                <w:b w:val="0"/>
+                <w:i w:val="0"/>
+                <w:sz w:val="18"/>
+              </w:rPr>
+              <w:t>7.3 Examination processes</w:t>
+            </w:r>
+          </w:p>
+        </w:tc>
+      </w:tr>
+      <w:tr>
+        <w:tc>
+          <w:tcPr>
+            <w:tcW w:type="dxa" w:w="1768"/>
+            <w:vAlign w:val="center"/>
+            <w:tcBorders>
+              <w:top w:val="single" w:sz="4" w:color="000000"/>
+              <w:left w:val="single" w:sz="4" w:color="000000"/>
+              <w:bottom w:val="single" w:sz="4" w:color="000000"/>
+              <w:right w:val="single" w:sz="4" w:color="000000"/>
+            </w:tcBorders>
+          </w:tcPr>
+          <w:p>
+            <w:pPr>
+              <w:spacing w:before="60" w:after="60" w:lineRule="auto" w:line="276"/>
+              <w:jc w:val="center"/>
+            </w:pPr>
+            <w:r/>
+            <w:r>
+              <w:rPr>
+                <w:rFonts w:ascii="Times New Roman" w:hAnsi="Times New Roman" w:eastAsia="宋体"/>
+                <w:b w:val="0"/>
+                <w:i w:val="0"/>
+                <w:sz w:val="18"/>
+              </w:rPr>
+              <w:t>B3</w:t>
+            </w:r>
+          </w:p>
+        </w:tc>
+        <w:tc>
+          <w:tcPr>
+            <w:tcW w:type="dxa" w:w="1768"/>
+            <w:vAlign w:val="center"/>
+            <w:tcBorders>
+              <w:top w:val="single" w:sz="4" w:color="000000"/>
+              <w:left w:val="single" w:sz="4" w:color="000000"/>
+              <w:bottom w:val="single" w:sz="4" w:color="000000"/>
+              <w:right w:val="single" w:sz="4" w:color="000000"/>
+            </w:tcBorders>
+          </w:tcPr>
+          <w:p>
+            <w:pPr>
+              <w:spacing w:before="60" w:after="60" w:lineRule="auto" w:line="276"/>
+              <w:jc w:val="center"/>
+            </w:pPr>
+            <w:r/>
+            <w:r>
+              <w:rPr>
+                <w:rFonts w:ascii="Times New Roman" w:hAnsi="Times New Roman" w:eastAsia="宋体"/>
+                <w:b w:val="0"/>
+                <w:i w:val="0"/>
+                <w:sz w:val="18"/>
+              </w:rPr>
+              <w:t>Pre-assessment self-inspection report</w:t>
+            </w:r>
+          </w:p>
+        </w:tc>
+        <w:tc>
+          <w:tcPr>
+            <w:tcW w:type="dxa" w:w="1768"/>
+            <w:vAlign w:val="center"/>
+            <w:tcBorders>
+              <w:top w:val="single" w:sz="4" w:color="000000"/>
+              <w:left w:val="single" w:sz="4" w:color="000000"/>
+              <w:bottom w:val="single" w:sz="4" w:color="000000"/>
+              <w:right w:val="single" w:sz="4" w:color="000000"/>
+            </w:tcBorders>
+          </w:tcPr>
+          <w:p>
+            <w:pPr>
+              <w:spacing w:before="60" w:after="60" w:lineRule="auto" w:line="276"/>
+              <w:jc w:val="center"/>
+            </w:pPr>
+            <w:r/>
+            <w:r>
+              <w:rPr>
+                <w:rFonts w:ascii="Times New Roman" w:hAnsi="Times New Roman" w:eastAsia="宋体"/>
+                <w:b w:val="0"/>
+                <w:i w:val="0"/>
+                <w:sz w:val="18"/>
+              </w:rPr>
+              <w:t>B System operation</w:t>
+            </w:r>
+          </w:p>
+        </w:tc>
+        <w:tc>
+          <w:tcPr>
+            <w:tcW w:type="dxa" w:w="1768"/>
+            <w:vAlign w:val="center"/>
+            <w:tcBorders>
+              <w:top w:val="single" w:sz="4" w:color="000000"/>
+              <w:left w:val="single" w:sz="4" w:color="000000"/>
+              <w:bottom w:val="single" w:sz="4" w:color="000000"/>
+              <w:right w:val="single" w:sz="4" w:color="000000"/>
+            </w:tcBorders>
+          </w:tcPr>
+          <w:p>
+            <w:pPr>
+              <w:spacing w:before="60" w:after="60" w:lineRule="auto" w:line="276"/>
+              <w:jc w:val="center"/>
+            </w:pPr>
+            <w:r/>
+            <w:r>
+              <w:rPr>
+                <w:rFonts w:ascii="Times New Roman" w:hAnsi="Times New Roman" w:eastAsia="宋体"/>
+                <w:b w:val="0"/>
+                <w:i w:val="0"/>
+                <w:sz w:val="18"/>
+              </w:rPr>
+              <w:t>1500-2500字</w:t>
+            </w:r>
+          </w:p>
+        </w:tc>
+        <w:tc>
+          <w:tcPr>
+            <w:tcW w:type="dxa" w:w="1768"/>
+            <w:vAlign w:val="center"/>
+            <w:tcBorders>
+              <w:top w:val="single" w:sz="4" w:color="000000"/>
+              <w:left w:val="single" w:sz="4" w:color="000000"/>
+              <w:bottom w:val="single" w:sz="4" w:color="000000"/>
+              <w:right w:val="single" w:sz="4" w:color="000000"/>
+            </w:tcBorders>
+          </w:tcPr>
+          <w:p>
+            <w:pPr>
+              <w:spacing w:before="60" w:after="60" w:lineRule="auto" w:line="276"/>
+              <w:jc w:val="center"/>
+            </w:pPr>
+            <w:r/>
+            <w:r>
+              <w:rPr>
+                <w:rFonts w:ascii="Times New Roman" w:hAnsi="Times New Roman" w:eastAsia="宋体"/>
+                <w:b w:val="0"/>
+                <w:i w:val="0"/>
+                <w:sz w:val="18"/>
+              </w:rPr>
+              <w:t>Spans Clauses 4–8 (45 clauses)</w:t>
+            </w:r>
+          </w:p>
+        </w:tc>
+      </w:tr>
+      <w:tr>
+        <w:tc>
+          <w:tcPr>
+            <w:tcW w:type="dxa" w:w="1768"/>
+            <w:vAlign w:val="center"/>
+            <w:tcBorders>
+              <w:top w:val="single" w:sz="4" w:color="000000"/>
+              <w:left w:val="single" w:sz="4" w:color="000000"/>
+              <w:bottom w:val="single" w:sz="4" w:color="000000"/>
+              <w:right w:val="single" w:sz="4" w:color="000000"/>
+            </w:tcBorders>
+          </w:tcPr>
+          <w:p>
+            <w:pPr>
+              <w:spacing w:before="60" w:after="60" w:lineRule="auto" w:line="276"/>
+              <w:jc w:val="center"/>
+            </w:pPr>
+            <w:r/>
+            <w:r>
+              <w:rPr>
+                <w:rFonts w:ascii="Times New Roman" w:hAnsi="Times New Roman" w:eastAsia="宋体"/>
+                <w:b w:val="0"/>
+                <w:i w:val="0"/>
+                <w:sz w:val="18"/>
+              </w:rPr>
+              <w:t>B4</w:t>
+            </w:r>
+          </w:p>
+        </w:tc>
+        <w:tc>
+          <w:tcPr>
+            <w:tcW w:type="dxa" w:w="1768"/>
+            <w:vAlign w:val="center"/>
+            <w:tcBorders>
+              <w:top w:val="single" w:sz="4" w:color="000000"/>
+              <w:left w:val="single" w:sz="4" w:color="000000"/>
+              <w:bottom w:val="single" w:sz="4" w:color="000000"/>
+              <w:right w:val="single" w:sz="4" w:color="000000"/>
+            </w:tcBorders>
+          </w:tcPr>
+          <w:p>
+            <w:pPr>
+              <w:spacing w:before="60" w:after="60" w:lineRule="auto" w:line="276"/>
+              <w:jc w:val="center"/>
+            </w:pPr>
+            <w:r/>
+            <w:r>
+              <w:rPr>
+                <w:rFonts w:ascii="Times New Roman" w:hAnsi="Times New Roman" w:eastAsia="宋体"/>
+                <w:b w:val="0"/>
+                <w:i w:val="0"/>
+                <w:sz w:val="18"/>
+              </w:rPr>
+              <w:t>Management-review input material</w:t>
+            </w:r>
+          </w:p>
+        </w:tc>
+        <w:tc>
+          <w:tcPr>
+            <w:tcW w:type="dxa" w:w="1768"/>
+            <w:vAlign w:val="center"/>
+            <w:tcBorders>
+              <w:top w:val="single" w:sz="4" w:color="000000"/>
+              <w:left w:val="single" w:sz="4" w:color="000000"/>
+              <w:bottom w:val="single" w:sz="4" w:color="000000"/>
+              <w:right w:val="single" w:sz="4" w:color="000000"/>
+            </w:tcBorders>
+          </w:tcPr>
+          <w:p>
+            <w:pPr>
+              <w:spacing w:before="60" w:after="60" w:lineRule="auto" w:line="276"/>
+              <w:jc w:val="center"/>
+            </w:pPr>
+            <w:r/>
+            <w:r>
+              <w:rPr>
+                <w:rFonts w:ascii="Times New Roman" w:hAnsi="Times New Roman" w:eastAsia="宋体"/>
+                <w:b w:val="0"/>
+                <w:i w:val="0"/>
+                <w:sz w:val="18"/>
+              </w:rPr>
+              <w:t>B System operation</w:t>
+            </w:r>
+          </w:p>
+        </w:tc>
+        <w:tc>
+          <w:tcPr>
+            <w:tcW w:type="dxa" w:w="1768"/>
+            <w:vAlign w:val="center"/>
+            <w:tcBorders>
+              <w:top w:val="single" w:sz="4" w:color="000000"/>
+              <w:left w:val="single" w:sz="4" w:color="000000"/>
+              <w:bottom w:val="single" w:sz="4" w:color="000000"/>
+              <w:right w:val="single" w:sz="4" w:color="000000"/>
+            </w:tcBorders>
+          </w:tcPr>
+          <w:p>
+            <w:pPr>
+              <w:spacing w:before="60" w:after="60" w:lineRule="auto" w:line="276"/>
+              <w:jc w:val="center"/>
+            </w:pPr>
+            <w:r/>
+            <w:r>
+              <w:rPr>
+                <w:rFonts w:ascii="Times New Roman" w:hAnsi="Times New Roman" w:eastAsia="宋体"/>
+                <w:b w:val="0"/>
+                <w:i w:val="0"/>
+                <w:sz w:val="18"/>
+              </w:rPr>
+              <w:t>2000-3000字</w:t>
+            </w:r>
+          </w:p>
+        </w:tc>
+        <w:tc>
+          <w:tcPr>
+            <w:tcW w:type="dxa" w:w="1768"/>
+            <w:vAlign w:val="center"/>
+            <w:tcBorders>
+              <w:top w:val="single" w:sz="4" w:color="000000"/>
+              <w:left w:val="single" w:sz="4" w:color="000000"/>
+              <w:bottom w:val="single" w:sz="4" w:color="000000"/>
+              <w:right w:val="single" w:sz="4" w:color="000000"/>
+            </w:tcBorders>
+          </w:tcPr>
+          <w:p>
+            <w:pPr>
+              <w:spacing w:before="60" w:after="60" w:lineRule="auto" w:line="276"/>
+              <w:jc w:val="center"/>
+            </w:pPr>
+            <w:r/>
+            <w:r>
+              <w:rPr>
+                <w:rFonts w:ascii="Times New Roman" w:hAnsi="Times New Roman" w:eastAsia="宋体"/>
+                <w:b w:val="0"/>
+                <w:i w:val="0"/>
+                <w:sz w:val="18"/>
+              </w:rPr>
+              <w:t>8.9 Management review</w:t>
+            </w:r>
+          </w:p>
+        </w:tc>
+      </w:tr>
+      <w:tr>
+        <w:tc>
+          <w:tcPr>
+            <w:tcW w:type="dxa" w:w="1768"/>
+            <w:vAlign w:val="center"/>
+            <w:tcBorders>
+              <w:top w:val="single" w:sz="4" w:color="000000"/>
+              <w:left w:val="single" w:sz="4" w:color="000000"/>
+              <w:bottom w:val="single" w:sz="4" w:color="000000"/>
+              <w:right w:val="single" w:sz="4" w:color="000000"/>
+            </w:tcBorders>
+          </w:tcPr>
+          <w:p>
+            <w:pPr>
+              <w:spacing w:before="60" w:after="60" w:lineRule="auto" w:line="276"/>
+              <w:jc w:val="center"/>
+            </w:pPr>
+            <w:r/>
+            <w:r>
+              <w:rPr>
+                <w:rFonts w:ascii="Times New Roman" w:hAnsi="Times New Roman" w:eastAsia="宋体"/>
+                <w:b w:val="0"/>
+                <w:i w:val="0"/>
+                <w:sz w:val="18"/>
+              </w:rPr>
+              <w:t>B5</w:t>
+            </w:r>
+          </w:p>
+        </w:tc>
+        <w:tc>
+          <w:tcPr>
+            <w:tcW w:type="dxa" w:w="1768"/>
+            <w:vAlign w:val="center"/>
+            <w:tcBorders>
+              <w:top w:val="single" w:sz="4" w:color="000000"/>
+              <w:left w:val="single" w:sz="4" w:color="000000"/>
+              <w:bottom w:val="single" w:sz="4" w:color="000000"/>
+              <w:right w:val="single" w:sz="4" w:color="000000"/>
+            </w:tcBorders>
+          </w:tcPr>
+          <w:p>
+            <w:pPr>
+              <w:spacing w:before="60" w:after="60" w:lineRule="auto" w:line="276"/>
+              <w:jc w:val="center"/>
+            </w:pPr>
+            <w:r/>
+            <w:r>
+              <w:rPr>
+                <w:rFonts w:ascii="Times New Roman" w:hAnsi="Times New Roman" w:eastAsia="宋体"/>
+                <w:b w:val="0"/>
+                <w:i w:val="0"/>
+                <w:sz w:val="18"/>
+              </w:rPr>
+              <w:t>Post-review corrective action plan</w:t>
+            </w:r>
+          </w:p>
+        </w:tc>
+        <w:tc>
+          <w:tcPr>
+            <w:tcW w:type="dxa" w:w="1768"/>
+            <w:vAlign w:val="center"/>
+            <w:tcBorders>
+              <w:top w:val="single" w:sz="4" w:color="000000"/>
+              <w:left w:val="single" w:sz="4" w:color="000000"/>
+              <w:bottom w:val="single" w:sz="4" w:color="000000"/>
+              <w:right w:val="single" w:sz="4" w:color="000000"/>
+            </w:tcBorders>
+          </w:tcPr>
+          <w:p>
+            <w:pPr>
+              <w:spacing w:before="60" w:after="60" w:lineRule="auto" w:line="276"/>
+              <w:jc w:val="center"/>
+            </w:pPr>
+            <w:r/>
+            <w:r>
+              <w:rPr>
+                <w:rFonts w:ascii="Times New Roman" w:hAnsi="Times New Roman" w:eastAsia="宋体"/>
+                <w:b w:val="0"/>
+                <w:i w:val="0"/>
+                <w:sz w:val="18"/>
+              </w:rPr>
+              <w:t>B System operation</w:t>
+            </w:r>
+          </w:p>
+        </w:tc>
+        <w:tc>
+          <w:tcPr>
+            <w:tcW w:type="dxa" w:w="1768"/>
+            <w:vAlign w:val="center"/>
+            <w:tcBorders>
+              <w:top w:val="single" w:sz="4" w:color="000000"/>
+              <w:left w:val="single" w:sz="4" w:color="000000"/>
+              <w:bottom w:val="single" w:sz="4" w:color="000000"/>
+              <w:right w:val="single" w:sz="4" w:color="000000"/>
+            </w:tcBorders>
+          </w:tcPr>
+          <w:p>
+            <w:pPr>
+              <w:spacing w:before="60" w:after="60" w:lineRule="auto" w:line="276"/>
+              <w:jc w:val="center"/>
+            </w:pPr>
+            <w:r/>
+            <w:r>
+              <w:rPr>
+                <w:rFonts w:ascii="Times New Roman" w:hAnsi="Times New Roman" w:eastAsia="宋体"/>
+                <w:b w:val="0"/>
+                <w:i w:val="0"/>
+                <w:sz w:val="18"/>
+              </w:rPr>
+              <w:t>2000-3000字</w:t>
+            </w:r>
+          </w:p>
+        </w:tc>
+        <w:tc>
+          <w:tcPr>
+            <w:tcW w:type="dxa" w:w="1768"/>
+            <w:vAlign w:val="center"/>
+            <w:tcBorders>
+              <w:top w:val="single" w:sz="4" w:color="000000"/>
+              <w:left w:val="single" w:sz="4" w:color="000000"/>
+              <w:bottom w:val="single" w:sz="4" w:color="000000"/>
+              <w:right w:val="single" w:sz="4" w:color="000000"/>
+            </w:tcBorders>
+          </w:tcPr>
+          <w:p>
+            <w:pPr>
+              <w:spacing w:before="60" w:after="60" w:lineRule="auto" w:line="276"/>
+              <w:jc w:val="center"/>
+            </w:pPr>
+            <w:r/>
+            <w:r>
+              <w:rPr>
+                <w:rFonts w:ascii="Times New Roman" w:hAnsi="Times New Roman" w:eastAsia="宋体"/>
+                <w:b w:val="0"/>
+                <w:i w:val="0"/>
+                <w:sz w:val="18"/>
+              </w:rPr>
+              <w:t>8.6–8.7 Corrective action and nonconformities</w:t>
+            </w:r>
+          </w:p>
+        </w:tc>
+      </w:tr>
+      <w:tr>
+        <w:tc>
+          <w:tcPr>
+            <w:tcW w:type="dxa" w:w="1768"/>
+            <w:vAlign w:val="center"/>
+            <w:tcBorders>
+              <w:top w:val="single" w:sz="4" w:color="000000"/>
+              <w:left w:val="single" w:sz="4" w:color="000000"/>
+              <w:bottom w:val="single" w:sz="4" w:color="000000"/>
+              <w:right w:val="single" w:sz="4" w:color="000000"/>
+            </w:tcBorders>
+          </w:tcPr>
+          <w:p>
+            <w:pPr>
+              <w:spacing w:before="60" w:after="60" w:lineRule="auto" w:line="276"/>
+              <w:jc w:val="center"/>
+            </w:pPr>
+            <w:r/>
+            <w:r>
+              <w:rPr>
+                <w:rFonts w:ascii="Times New Roman" w:hAnsi="Times New Roman" w:eastAsia="宋体"/>
+                <w:b w:val="0"/>
+                <w:i w:val="0"/>
+                <w:sz w:val="18"/>
+              </w:rPr>
+              <w:t>C1</w:t>
+            </w:r>
+          </w:p>
+        </w:tc>
+        <w:tc>
+          <w:tcPr>
+            <w:tcW w:type="dxa" w:w="1768"/>
+            <w:vAlign w:val="center"/>
+            <w:tcBorders>
+              <w:top w:val="single" w:sz="4" w:color="000000"/>
+              <w:left w:val="single" w:sz="4" w:color="000000"/>
+              <w:bottom w:val="single" w:sz="4" w:color="000000"/>
+              <w:right w:val="single" w:sz="4" w:color="000000"/>
+            </w:tcBorders>
+          </w:tcPr>
+          <w:p>
+            <w:pPr>
+              <w:spacing w:before="60" w:after="60" w:lineRule="auto" w:line="276"/>
+              <w:jc w:val="center"/>
+            </w:pPr>
+            <w:r/>
+            <w:r>
+              <w:rPr>
+                <w:rFonts w:ascii="Times New Roman" w:hAnsi="Times New Roman" w:eastAsia="宋体"/>
+                <w:b w:val="0"/>
+                <w:i w:val="0"/>
+                <w:sz w:val="18"/>
+              </w:rPr>
+              <w:t>Single-document review — procedure document</w:t>
+            </w:r>
+          </w:p>
+        </w:tc>
+        <w:tc>
+          <w:tcPr>
+            <w:tcW w:type="dxa" w:w="1768"/>
+            <w:vAlign w:val="center"/>
+            <w:tcBorders>
+              <w:top w:val="single" w:sz="4" w:color="000000"/>
+              <w:left w:val="single" w:sz="4" w:color="000000"/>
+              <w:bottom w:val="single" w:sz="4" w:color="000000"/>
+              <w:right w:val="single" w:sz="4" w:color="000000"/>
+            </w:tcBorders>
+          </w:tcPr>
+          <w:p>
+            <w:pPr>
+              <w:spacing w:before="60" w:after="60" w:lineRule="auto" w:line="276"/>
+              <w:jc w:val="center"/>
+            </w:pPr>
+            <w:r/>
+            <w:r>
+              <w:rPr>
+                <w:rFonts w:ascii="Times New Roman" w:hAnsi="Times New Roman" w:eastAsia="宋体"/>
+                <w:b w:val="0"/>
+                <w:i w:val="0"/>
+                <w:sz w:val="18"/>
+              </w:rPr>
+              <w:t>C Audit simulation</w:t>
+            </w:r>
+          </w:p>
+        </w:tc>
+        <w:tc>
+          <w:tcPr>
+            <w:tcW w:type="dxa" w:w="1768"/>
+            <w:vAlign w:val="center"/>
+            <w:tcBorders>
+              <w:top w:val="single" w:sz="4" w:color="000000"/>
+              <w:left w:val="single" w:sz="4" w:color="000000"/>
+              <w:bottom w:val="single" w:sz="4" w:color="000000"/>
+              <w:right w:val="single" w:sz="4" w:color="000000"/>
+            </w:tcBorders>
+          </w:tcPr>
+          <w:p>
+            <w:pPr>
+              <w:spacing w:before="60" w:after="60" w:lineRule="auto" w:line="276"/>
+              <w:jc w:val="center"/>
+            </w:pPr>
+            <w:r/>
+            <w:r>
+              <w:rPr>
+                <w:rFonts w:ascii="Times New Roman" w:hAnsi="Times New Roman" w:eastAsia="宋体"/>
+                <w:b w:val="0"/>
+                <w:i w:val="0"/>
+                <w:sz w:val="18"/>
+              </w:rPr>
+              <w:t>1500-2500字</w:t>
+            </w:r>
+          </w:p>
+        </w:tc>
+        <w:tc>
+          <w:tcPr>
+            <w:tcW w:type="dxa" w:w="1768"/>
+            <w:vAlign w:val="center"/>
+            <w:tcBorders>
+              <w:top w:val="single" w:sz="4" w:color="000000"/>
+              <w:left w:val="single" w:sz="4" w:color="000000"/>
+              <w:bottom w:val="single" w:sz="4" w:color="000000"/>
+              <w:right w:val="single" w:sz="4" w:color="000000"/>
+            </w:tcBorders>
+          </w:tcPr>
+          <w:p>
+            <w:pPr>
+              <w:spacing w:before="60" w:after="60" w:lineRule="auto" w:line="276"/>
+              <w:jc w:val="center"/>
+            </w:pPr>
+            <w:r/>
+            <w:r>
+              <w:rPr>
+                <w:rFonts w:ascii="Times New Roman" w:hAnsi="Times New Roman" w:eastAsia="宋体"/>
+                <w:b w:val="0"/>
+                <w:i w:val="0"/>
+                <w:sz w:val="18"/>
+              </w:rPr>
+              <w:t>Spans Clauses 4–8 (15 clauses)</w:t>
+            </w:r>
+          </w:p>
+        </w:tc>
+      </w:tr>
+      <w:tr>
+        <w:tc>
+          <w:tcPr>
+            <w:tcW w:type="dxa" w:w="1768"/>
+            <w:vAlign w:val="center"/>
+            <w:tcBorders>
+              <w:top w:val="single" w:sz="4" w:color="000000"/>
+              <w:left w:val="single" w:sz="4" w:color="000000"/>
+              <w:bottom w:val="single" w:sz="4" w:color="000000"/>
+              <w:right w:val="single" w:sz="4" w:color="000000"/>
+            </w:tcBorders>
+          </w:tcPr>
+          <w:p>
+            <w:pPr>
+              <w:spacing w:before="60" w:after="60" w:lineRule="auto" w:line="276"/>
+              <w:jc w:val="center"/>
+            </w:pPr>
+            <w:r/>
+            <w:r>
+              <w:rPr>
+                <w:rFonts w:ascii="Times New Roman" w:hAnsi="Times New Roman" w:eastAsia="宋体"/>
+                <w:b w:val="0"/>
+                <w:i w:val="0"/>
+                <w:sz w:val="18"/>
+              </w:rPr>
+              <w:t>C2</w:t>
+            </w:r>
+          </w:p>
+        </w:tc>
+        <w:tc>
+          <w:tcPr>
+            <w:tcW w:type="dxa" w:w="1768"/>
+            <w:vAlign w:val="center"/>
+            <w:tcBorders>
+              <w:top w:val="single" w:sz="4" w:color="000000"/>
+              <w:left w:val="single" w:sz="4" w:color="000000"/>
+              <w:bottom w:val="single" w:sz="4" w:color="000000"/>
+              <w:right w:val="single" w:sz="4" w:color="000000"/>
+            </w:tcBorders>
+          </w:tcPr>
+          <w:p>
+            <w:pPr>
+              <w:spacing w:before="60" w:after="60" w:lineRule="auto" w:line="276"/>
+              <w:jc w:val="center"/>
+            </w:pPr>
+            <w:r/>
+            <w:r>
+              <w:rPr>
+                <w:rFonts w:ascii="Times New Roman" w:hAnsi="Times New Roman" w:eastAsia="宋体"/>
+                <w:b w:val="0"/>
+                <w:i w:val="0"/>
+                <w:sz w:val="18"/>
+              </w:rPr>
+              <w:t>Single-document review — SOP</w:t>
+            </w:r>
+          </w:p>
+        </w:tc>
+        <w:tc>
+          <w:tcPr>
+            <w:tcW w:type="dxa" w:w="1768"/>
+            <w:vAlign w:val="center"/>
+            <w:tcBorders>
+              <w:top w:val="single" w:sz="4" w:color="000000"/>
+              <w:left w:val="single" w:sz="4" w:color="000000"/>
+              <w:bottom w:val="single" w:sz="4" w:color="000000"/>
+              <w:right w:val="single" w:sz="4" w:color="000000"/>
+            </w:tcBorders>
+          </w:tcPr>
+          <w:p>
+            <w:pPr>
+              <w:spacing w:before="60" w:after="60" w:lineRule="auto" w:line="276"/>
+              <w:jc w:val="center"/>
+            </w:pPr>
+            <w:r/>
+            <w:r>
+              <w:rPr>
+                <w:rFonts w:ascii="Times New Roman" w:hAnsi="Times New Roman" w:eastAsia="宋体"/>
+                <w:b w:val="0"/>
+                <w:i w:val="0"/>
+                <w:sz w:val="18"/>
+              </w:rPr>
+              <w:t>C Audit simulation</w:t>
+            </w:r>
+          </w:p>
+        </w:tc>
+        <w:tc>
+          <w:tcPr>
+            <w:tcW w:type="dxa" w:w="1768"/>
+            <w:vAlign w:val="center"/>
+            <w:tcBorders>
+              <w:top w:val="single" w:sz="4" w:color="000000"/>
+              <w:left w:val="single" w:sz="4" w:color="000000"/>
+              <w:bottom w:val="single" w:sz="4" w:color="000000"/>
+              <w:right w:val="single" w:sz="4" w:color="000000"/>
+            </w:tcBorders>
+          </w:tcPr>
+          <w:p>
+            <w:pPr>
+              <w:spacing w:before="60" w:after="60" w:lineRule="auto" w:line="276"/>
+              <w:jc w:val="center"/>
+            </w:pPr>
+            <w:r/>
+            <w:r>
+              <w:rPr>
+                <w:rFonts w:ascii="Times New Roman" w:hAnsi="Times New Roman" w:eastAsia="宋体"/>
+                <w:b w:val="0"/>
+                <w:i w:val="0"/>
+                <w:sz w:val="18"/>
+              </w:rPr>
+              <w:t>1200-2000字</w:t>
+            </w:r>
+          </w:p>
+        </w:tc>
+        <w:tc>
+          <w:tcPr>
+            <w:tcW w:type="dxa" w:w="1768"/>
+            <w:vAlign w:val="center"/>
+            <w:tcBorders>
+              <w:top w:val="single" w:sz="4" w:color="000000"/>
+              <w:left w:val="single" w:sz="4" w:color="000000"/>
+              <w:bottom w:val="single" w:sz="4" w:color="000000"/>
+              <w:right w:val="single" w:sz="4" w:color="000000"/>
+            </w:tcBorders>
+          </w:tcPr>
+          <w:p>
+            <w:pPr>
+              <w:spacing w:before="60" w:after="60" w:lineRule="auto" w:line="276"/>
+              <w:jc w:val="center"/>
+            </w:pPr>
+            <w:r/>
+            <w:r>
+              <w:rPr>
+                <w:rFonts w:ascii="Times New Roman" w:hAnsi="Times New Roman" w:eastAsia="宋体"/>
+                <w:b w:val="0"/>
+                <w:i w:val="0"/>
+                <w:sz w:val="18"/>
+              </w:rPr>
+              <w:t>Spans Clauses 4–8 (12 clauses)</w:t>
+            </w:r>
+          </w:p>
+        </w:tc>
+      </w:tr>
+      <w:tr>
+        <w:tc>
+          <w:tcPr>
+            <w:tcW w:type="dxa" w:w="1768"/>
+            <w:vAlign w:val="center"/>
+            <w:tcBorders>
+              <w:top w:val="single" w:sz="4" w:color="000000"/>
+              <w:left w:val="single" w:sz="4" w:color="000000"/>
+              <w:bottom w:val="single" w:sz="4" w:color="000000"/>
+              <w:right w:val="single" w:sz="4" w:color="000000"/>
+            </w:tcBorders>
+          </w:tcPr>
+          <w:p>
+            <w:pPr>
+              <w:spacing w:before="60" w:after="60" w:lineRule="auto" w:line="276"/>
+              <w:jc w:val="center"/>
+            </w:pPr>
+            <w:r/>
+            <w:r>
+              <w:rPr>
+                <w:rFonts w:ascii="Times New Roman" w:hAnsi="Times New Roman" w:eastAsia="宋体"/>
+                <w:b w:val="0"/>
+                <w:i w:val="0"/>
+                <w:sz w:val="18"/>
+              </w:rPr>
+              <w:t>C3</w:t>
+            </w:r>
+          </w:p>
+        </w:tc>
+        <w:tc>
+          <w:tcPr>
+            <w:tcW w:type="dxa" w:w="1768"/>
+            <w:vAlign w:val="center"/>
+            <w:tcBorders>
+              <w:top w:val="single" w:sz="4" w:color="000000"/>
+              <w:left w:val="single" w:sz="4" w:color="000000"/>
+              <w:bottom w:val="single" w:sz="4" w:color="000000"/>
+              <w:right w:val="single" w:sz="4" w:color="000000"/>
+            </w:tcBorders>
+          </w:tcPr>
+          <w:p>
+            <w:pPr>
+              <w:spacing w:before="60" w:after="60" w:lineRule="auto" w:line="276"/>
+              <w:jc w:val="center"/>
+            </w:pPr>
+            <w:r/>
+            <w:r>
+              <w:rPr>
+                <w:rFonts w:ascii="Times New Roman" w:hAnsi="Times New Roman" w:eastAsia="宋体"/>
+                <w:b w:val="0"/>
+                <w:i w:val="0"/>
+                <w:sz w:val="18"/>
+              </w:rPr>
+              <w:t>System-level review</w:t>
+            </w:r>
+          </w:p>
+        </w:tc>
+        <w:tc>
+          <w:tcPr>
+            <w:tcW w:type="dxa" w:w="1768"/>
+            <w:vAlign w:val="center"/>
+            <w:tcBorders>
+              <w:top w:val="single" w:sz="4" w:color="000000"/>
+              <w:left w:val="single" w:sz="4" w:color="000000"/>
+              <w:bottom w:val="single" w:sz="4" w:color="000000"/>
+              <w:right w:val="single" w:sz="4" w:color="000000"/>
+            </w:tcBorders>
+          </w:tcPr>
+          <w:p>
+            <w:pPr>
+              <w:spacing w:before="60" w:after="60" w:lineRule="auto" w:line="276"/>
+              <w:jc w:val="center"/>
+            </w:pPr>
+            <w:r/>
+            <w:r>
+              <w:rPr>
+                <w:rFonts w:ascii="Times New Roman" w:hAnsi="Times New Roman" w:eastAsia="宋体"/>
+                <w:b w:val="0"/>
+                <w:i w:val="0"/>
+                <w:sz w:val="18"/>
+              </w:rPr>
+              <w:t>C Audit simulation</w:t>
+            </w:r>
+          </w:p>
+        </w:tc>
+        <w:tc>
+          <w:tcPr>
+            <w:tcW w:type="dxa" w:w="1768"/>
+            <w:vAlign w:val="center"/>
+            <w:tcBorders>
+              <w:top w:val="single" w:sz="4" w:color="000000"/>
+              <w:left w:val="single" w:sz="4" w:color="000000"/>
+              <w:bottom w:val="single" w:sz="4" w:color="000000"/>
+              <w:right w:val="single" w:sz="4" w:color="000000"/>
+            </w:tcBorders>
+          </w:tcPr>
+          <w:p>
+            <w:pPr>
+              <w:spacing w:before="60" w:after="60" w:lineRule="auto" w:line="276"/>
+              <w:jc w:val="center"/>
+            </w:pPr>
+            <w:r/>
+            <w:r>
+              <w:rPr>
+                <w:rFonts w:ascii="Times New Roman" w:hAnsi="Times New Roman" w:eastAsia="宋体"/>
+                <w:b w:val="0"/>
+                <w:i w:val="0"/>
+                <w:sz w:val="18"/>
+              </w:rPr>
+              <w:t>1500-2500字</w:t>
+            </w:r>
+          </w:p>
+        </w:tc>
+        <w:tc>
+          <w:tcPr>
+            <w:tcW w:type="dxa" w:w="1768"/>
+            <w:vAlign w:val="center"/>
+            <w:tcBorders>
+              <w:top w:val="single" w:sz="4" w:color="000000"/>
+              <w:left w:val="single" w:sz="4" w:color="000000"/>
+              <w:bottom w:val="single" w:sz="4" w:color="000000"/>
+              <w:right w:val="single" w:sz="4" w:color="000000"/>
+            </w:tcBorders>
+          </w:tcPr>
+          <w:p>
+            <w:pPr>
+              <w:spacing w:before="60" w:after="60" w:lineRule="auto" w:line="276"/>
+              <w:jc w:val="center"/>
+            </w:pPr>
+            <w:r/>
+            <w:r>
+              <w:rPr>
+                <w:rFonts w:ascii="Times New Roman" w:hAnsi="Times New Roman" w:eastAsia="宋体"/>
+                <w:b w:val="0"/>
+                <w:i w:val="0"/>
+                <w:sz w:val="18"/>
+              </w:rPr>
+              <w:t>Spans Clauses 4–8 (52 clauses)</w:t>
+            </w:r>
+          </w:p>
+        </w:tc>
+      </w:tr>
+      <w:tr>
+        <w:tc>
+          <w:tcPr>
+            <w:tcW w:type="dxa" w:w="1768"/>
+            <w:vAlign w:val="center"/>
+            <w:tcBorders>
+              <w:top w:val="single" w:sz="4" w:color="000000"/>
+              <w:left w:val="single" w:sz="4" w:color="000000"/>
+              <w:bottom w:val="single" w:sz="4" w:color="000000"/>
+              <w:right w:val="single" w:sz="4" w:color="000000"/>
+            </w:tcBorders>
+          </w:tcPr>
+          <w:p>
+            <w:pPr>
+              <w:spacing w:before="60" w:after="60" w:lineRule="auto" w:line="276"/>
+              <w:jc w:val="center"/>
+            </w:pPr>
+            <w:r/>
+            <w:r>
+              <w:rPr>
+                <w:rFonts w:ascii="Times New Roman" w:hAnsi="Times New Roman" w:eastAsia="宋体"/>
+                <w:b w:val="0"/>
+                <w:i w:val="0"/>
+                <w:sz w:val="18"/>
+              </w:rPr>
+              <w:t>C4</w:t>
+            </w:r>
+          </w:p>
+        </w:tc>
+        <w:tc>
+          <w:tcPr>
+            <w:tcW w:type="dxa" w:w="1768"/>
+            <w:vAlign w:val="center"/>
+            <w:tcBorders>
+              <w:top w:val="single" w:sz="4" w:color="000000"/>
+              <w:left w:val="single" w:sz="4" w:color="000000"/>
+              <w:bottom w:val="single" w:sz="4" w:color="000000"/>
+              <w:right w:val="single" w:sz="4" w:color="000000"/>
+            </w:tcBorders>
+          </w:tcPr>
+          <w:p>
+            <w:pPr>
+              <w:spacing w:before="60" w:after="60" w:lineRule="auto" w:line="276"/>
+              <w:jc w:val="center"/>
+            </w:pPr>
+            <w:r/>
+            <w:r>
+              <w:rPr>
+                <w:rFonts w:ascii="Times New Roman" w:hAnsi="Times New Roman" w:eastAsia="宋体"/>
+                <w:b w:val="0"/>
+                <w:i w:val="0"/>
+                <w:sz w:val="18"/>
+              </w:rPr>
+              <w:t>Audit-driven revision — document update</w:t>
+            </w:r>
+          </w:p>
+        </w:tc>
+        <w:tc>
+          <w:tcPr>
+            <w:tcW w:type="dxa" w:w="1768"/>
+            <w:vAlign w:val="center"/>
+            <w:tcBorders>
+              <w:top w:val="single" w:sz="4" w:color="000000"/>
+              <w:left w:val="single" w:sz="4" w:color="000000"/>
+              <w:bottom w:val="single" w:sz="4" w:color="000000"/>
+              <w:right w:val="single" w:sz="4" w:color="000000"/>
+            </w:tcBorders>
+          </w:tcPr>
+          <w:p>
+            <w:pPr>
+              <w:spacing w:before="60" w:after="60" w:lineRule="auto" w:line="276"/>
+              <w:jc w:val="center"/>
+            </w:pPr>
+            <w:r/>
+            <w:r>
+              <w:rPr>
+                <w:rFonts w:ascii="Times New Roman" w:hAnsi="Times New Roman" w:eastAsia="宋体"/>
+                <w:b w:val="0"/>
+                <w:i w:val="0"/>
+                <w:sz w:val="18"/>
+              </w:rPr>
+              <w:t>C Audit simulation</w:t>
+            </w:r>
+          </w:p>
+        </w:tc>
+        <w:tc>
+          <w:tcPr>
+            <w:tcW w:type="dxa" w:w="1768"/>
+            <w:vAlign w:val="center"/>
+            <w:tcBorders>
+              <w:top w:val="single" w:sz="4" w:color="000000"/>
+              <w:left w:val="single" w:sz="4" w:color="000000"/>
+              <w:bottom w:val="single" w:sz="4" w:color="000000"/>
+              <w:right w:val="single" w:sz="4" w:color="000000"/>
+            </w:tcBorders>
+          </w:tcPr>
+          <w:p>
+            <w:pPr>
+              <w:spacing w:before="60" w:after="60" w:lineRule="auto" w:line="276"/>
+              <w:jc w:val="center"/>
+            </w:pPr>
+            <w:r/>
+            <w:r>
+              <w:rPr>
+                <w:rFonts w:ascii="Times New Roman" w:hAnsi="Times New Roman" w:eastAsia="宋体"/>
+                <w:b w:val="0"/>
+                <w:i w:val="0"/>
+                <w:sz w:val="18"/>
+              </w:rPr>
+              <w:t>1500-2500字</w:t>
+            </w:r>
+          </w:p>
+        </w:tc>
+        <w:tc>
+          <w:tcPr>
+            <w:tcW w:type="dxa" w:w="1768"/>
+            <w:vAlign w:val="center"/>
+            <w:tcBorders>
+              <w:top w:val="single" w:sz="4" w:color="000000"/>
+              <w:left w:val="single" w:sz="4" w:color="000000"/>
+              <w:bottom w:val="single" w:sz="4" w:color="000000"/>
+              <w:right w:val="single" w:sz="4" w:color="000000"/>
+            </w:tcBorders>
+          </w:tcPr>
+          <w:p>
+            <w:pPr>
+              <w:spacing w:before="60" w:after="60" w:lineRule="auto" w:line="276"/>
+              <w:jc w:val="center"/>
+            </w:pPr>
+            <w:r/>
+            <w:r>
+              <w:rPr>
+                <w:rFonts w:ascii="Times New Roman" w:hAnsi="Times New Roman" w:eastAsia="宋体"/>
+                <w:b w:val="0"/>
+                <w:i w:val="0"/>
+                <w:sz w:val="18"/>
+              </w:rPr>
+              <w:t>Spans Clauses 4–8 (12 clauses)</w:t>
+            </w:r>
+          </w:p>
+        </w:tc>
+      </w:tr>
+      <w:tr>
+        <w:tc>
+          <w:tcPr>
+            <w:tcW w:type="dxa" w:w="1768"/>
+            <w:vAlign w:val="center"/>
+            <w:tcBorders>
+              <w:top w:val="single" w:sz="4" w:color="000000"/>
+              <w:left w:val="single" w:sz="4" w:color="000000"/>
+              <w:bottom w:val="single" w:sz="4" w:color="000000"/>
+              <w:right w:val="single" w:sz="4" w:color="000000"/>
+            </w:tcBorders>
+          </w:tcPr>
+          <w:p>
+            <w:pPr>
+              <w:spacing w:before="60" w:after="60" w:lineRule="auto" w:line="276"/>
+              <w:jc w:val="center"/>
+            </w:pPr>
+            <w:r/>
+            <w:r>
+              <w:rPr>
+                <w:rFonts w:ascii="Times New Roman" w:hAnsi="Times New Roman" w:eastAsia="宋体"/>
+                <w:b w:val="0"/>
+                <w:i w:val="0"/>
+                <w:sz w:val="18"/>
+              </w:rPr>
+              <w:t>C5</w:t>
+            </w:r>
+          </w:p>
+        </w:tc>
+        <w:tc>
+          <w:tcPr>
+            <w:tcW w:type="dxa" w:w="1768"/>
+            <w:vAlign w:val="center"/>
+            <w:tcBorders>
+              <w:top w:val="single" w:sz="4" w:color="000000"/>
+              <w:left w:val="single" w:sz="4" w:color="000000"/>
+              <w:bottom w:val="single" w:sz="4" w:color="000000"/>
+              <w:right w:val="single" w:sz="4" w:color="000000"/>
+            </w:tcBorders>
+          </w:tcPr>
+          <w:p>
+            <w:pPr>
+              <w:spacing w:before="60" w:after="60" w:lineRule="auto" w:line="276"/>
+              <w:jc w:val="center"/>
+            </w:pPr>
+            <w:r/>
+            <w:r>
+              <w:rPr>
+                <w:rFonts w:ascii="Times New Roman" w:hAnsi="Times New Roman" w:eastAsia="宋体"/>
+                <w:b w:val="0"/>
+                <w:i w:val="0"/>
+                <w:sz w:val="18"/>
+              </w:rPr>
+              <w:t>Audit-driven revision — CAPA closure</w:t>
+            </w:r>
+          </w:p>
+        </w:tc>
+        <w:tc>
+          <w:tcPr>
+            <w:tcW w:type="dxa" w:w="1768"/>
+            <w:vAlign w:val="center"/>
+            <w:tcBorders>
+              <w:top w:val="single" w:sz="4" w:color="000000"/>
+              <w:left w:val="single" w:sz="4" w:color="000000"/>
+              <w:bottom w:val="single" w:sz="4" w:color="000000"/>
+              <w:right w:val="single" w:sz="4" w:color="000000"/>
+            </w:tcBorders>
+          </w:tcPr>
+          <w:p>
+            <w:pPr>
+              <w:spacing w:before="60" w:after="60" w:lineRule="auto" w:line="276"/>
+              <w:jc w:val="center"/>
+            </w:pPr>
+            <w:r/>
+            <w:r>
+              <w:rPr>
+                <w:rFonts w:ascii="Times New Roman" w:hAnsi="Times New Roman" w:eastAsia="宋体"/>
+                <w:b w:val="0"/>
+                <w:i w:val="0"/>
+                <w:sz w:val="18"/>
+              </w:rPr>
+              <w:t>C Audit simulation</w:t>
+            </w:r>
+          </w:p>
+        </w:tc>
+        <w:tc>
+          <w:tcPr>
+            <w:tcW w:type="dxa" w:w="1768"/>
+            <w:vAlign w:val="center"/>
+            <w:tcBorders>
+              <w:top w:val="single" w:sz="4" w:color="000000"/>
+              <w:left w:val="single" w:sz="4" w:color="000000"/>
+              <w:bottom w:val="single" w:sz="4" w:color="000000"/>
+              <w:right w:val="single" w:sz="4" w:color="000000"/>
+            </w:tcBorders>
+          </w:tcPr>
+          <w:p>
+            <w:pPr>
+              <w:spacing w:before="60" w:after="60" w:lineRule="auto" w:line="276"/>
+              <w:jc w:val="center"/>
+            </w:pPr>
+            <w:r/>
+            <w:r>
+              <w:rPr>
+                <w:rFonts w:ascii="Times New Roman" w:hAnsi="Times New Roman" w:eastAsia="宋体"/>
+                <w:b w:val="0"/>
+                <w:i w:val="0"/>
+                <w:sz w:val="18"/>
+              </w:rPr>
+              <w:t>2000-3500字</w:t>
+            </w:r>
+          </w:p>
+        </w:tc>
+        <w:tc>
+          <w:tcPr>
+            <w:tcW w:type="dxa" w:w="1768"/>
+            <w:vAlign w:val="center"/>
+            <w:tcBorders>
+              <w:top w:val="single" w:sz="4" w:color="000000"/>
+              <w:left w:val="single" w:sz="4" w:color="000000"/>
+              <w:bottom w:val="single" w:sz="4" w:color="000000"/>
+              <w:right w:val="single" w:sz="4" w:color="000000"/>
+            </w:tcBorders>
+          </w:tcPr>
+          <w:p>
+            <w:pPr>
+              <w:spacing w:before="60" w:after="60" w:lineRule="auto" w:line="276"/>
+              <w:jc w:val="center"/>
+            </w:pPr>
+            <w:r/>
+            <w:r>
+              <w:rPr>
+                <w:rFonts w:ascii="Times New Roman" w:hAnsi="Times New Roman" w:eastAsia="宋体"/>
+                <w:b w:val="0"/>
+                <w:i w:val="0"/>
+                <w:sz w:val="18"/>
+              </w:rPr>
+              <w:t>7.5.5 / 8.7 Nonconformity and CAPA closure</w:t>
+            </w:r>
+          </w:p>
+        </w:tc>
+      </w:tr>
+    </w:tbl>
+    <w:p/>
+    <w:p>
+      <w:pPr>
+        <w:spacing w:before="80" w:after="80" w:lineRule="auto" w:line="360"/>
+        <w:ind w:firstLine="0"/>
+        <w:jc w:val="both"/>
+      </w:pPr>
+      <w:r>
+        <w:rPr>
+          <w:rFonts w:ascii="Times New Roman" w:hAnsi="Times New Roman" w:eastAsia="宋体"/>
+          <w:b w:val="0"/>
+          <w:i w:val="0"/>
+          <w:sz w:val="24"/>
+        </w:rPr>
+        <w:t>The task set covers system-level documents concerned with document control, internal audit, pre-assessment self-inspection, and management review — including corrective action and CAPA closure (B5, C5) and system-wide reviews spanning dozens of clauses (B3, C3). It does not include technical documents such as method validation/verification reports, measurement-uncertainty procedures, critical-value reporting and clinical-communication records, or procedures for handling external quality assessment results (see Section 4.6, Limitation xviii).</w:t>
+      </w:r>
+    </w:p>
+    <w:p>
+      <w:pPr>
+        <w:spacing w:before="80" w:after="80" w:lineRule="auto" w:line="360"/>
+        <w:ind w:firstLine="0"/>
+        <w:jc w:val="both"/>
+      </w:pPr>
+      <w:r>
+        <w:rPr>
+          <w:rFonts w:ascii="Times New Roman" w:hAnsi="Times New Roman" w:eastAsia="宋体"/>
+          <w:b/>
+          <w:i w:val="0"/>
+          <w:sz w:val="24"/>
+        </w:rPr>
+        <w:t>Supplementary Table S1 (original Chinese).</w:t>
       </w:r>
       <w:r>
         <w:rPr>
@@ -2359,3066 +4704,6 @@
           <w:i w:val="0"/>
           <w:sz w:val="24"/>
         </w:rPr>
-        <w:t>Supplementary Table S1 (English).</w:t>
-      </w:r>
-      <w:r>
-        <w:rPr>
-          <w:rFonts w:ascii="Times New Roman" w:hAnsi="Times New Roman" w:eastAsia="宋体"/>
-          <w:b w:val="0"/>
-          <w:i w:val="0"/>
-          <w:sz w:val="24"/>
-        </w:rPr>
-        <w:t xml:space="preserve"> The 15 QMS authoring tasks used in this study. Each task was run under all 9 prompt configurations with 3 replicates (Claude Opus 4.6; 405 documents in total); the GPT-5.4 cross-model validation covered only the first task of each class (A1, B1, C1). The original user prompts are available in the GitHub repository under task_messages/.</w:t>
-      </w:r>
-    </w:p>
-    <w:tbl>
-      <w:tblPr>
-        <w:tblW w:type="auto" w:w="0"/>
-        <w:jc w:val="center"/>
-        <w:tblLayout w:type="autofit"/>
-        <w:tblLook w:firstColumn="1" w:firstRow="1" w:lastColumn="0" w:lastRow="0" w:noHBand="0" w:noVBand="1" w:val="04A0"/>
-      </w:tblPr>
-      <w:tblGrid>
-        <w:gridCol w:w="1768"/>
-        <w:gridCol w:w="1768"/>
-        <w:gridCol w:w="1768"/>
-        <w:gridCol w:w="1768"/>
-        <w:gridCol w:w="1768"/>
-      </w:tblGrid>
-      <w:tr>
-        <w:tc>
-          <w:tcPr>
-            <w:tcW w:type="dxa" w:w="1768"/>
-            <w:vAlign w:val="center"/>
-            <w:tcBorders>
-              <w:top w:val="single" w:sz="4" w:color="000000"/>
-              <w:left w:val="single" w:sz="4" w:color="000000"/>
-              <w:bottom w:val="single" w:sz="4" w:color="000000"/>
-              <w:right w:val="single" w:sz="4" w:color="000000"/>
-            </w:tcBorders>
-          </w:tcPr>
-          <w:p>
-            <w:pPr>
-              <w:spacing w:before="60" w:after="60" w:lineRule="auto" w:line="276"/>
-              <w:jc w:val="center"/>
-            </w:pPr>
-            <w:r/>
-            <w:r>
-              <w:rPr>
-                <w:rFonts w:ascii="Times New Roman" w:hAnsi="Times New Roman" w:eastAsia="宋体"/>
-                <w:b/>
-                <w:i w:val="0"/>
-                <w:sz w:val="18"/>
-              </w:rPr>
-              <w:t>Task ID</w:t>
-            </w:r>
-          </w:p>
-        </w:tc>
-        <w:tc>
-          <w:tcPr>
-            <w:tcW w:type="dxa" w:w="1768"/>
-            <w:vAlign w:val="center"/>
-            <w:tcBorders>
-              <w:top w:val="single" w:sz="4" w:color="000000"/>
-              <w:left w:val="single" w:sz="4" w:color="000000"/>
-              <w:bottom w:val="single" w:sz="4" w:color="000000"/>
-              <w:right w:val="single" w:sz="4" w:color="000000"/>
-            </w:tcBorders>
-          </w:tcPr>
-          <w:p>
-            <w:pPr>
-              <w:spacing w:before="60" w:after="60" w:lineRule="auto" w:line="276"/>
-              <w:jc w:val="center"/>
-            </w:pPr>
-            <w:r/>
-            <w:r>
-              <w:rPr>
-                <w:rFonts w:ascii="Times New Roman" w:hAnsi="Times New Roman" w:eastAsia="宋体"/>
-                <w:b/>
-                <w:i w:val="0"/>
-                <w:sz w:val="18"/>
-              </w:rPr>
-              <w:t>Task name</w:t>
-            </w:r>
-          </w:p>
-        </w:tc>
-        <w:tc>
-          <w:tcPr>
-            <w:tcW w:type="dxa" w:w="1768"/>
-            <w:vAlign w:val="center"/>
-            <w:tcBorders>
-              <w:top w:val="single" w:sz="4" w:color="000000"/>
-              <w:left w:val="single" w:sz="4" w:color="000000"/>
-              <w:bottom w:val="single" w:sz="4" w:color="000000"/>
-              <w:right w:val="single" w:sz="4" w:color="000000"/>
-            </w:tcBorders>
-          </w:tcPr>
-          <w:p>
-            <w:pPr>
-              <w:spacing w:before="60" w:after="60" w:lineRule="auto" w:line="276"/>
-              <w:jc w:val="center"/>
-            </w:pPr>
-            <w:r/>
-            <w:r>
-              <w:rPr>
-                <w:rFonts w:ascii="Times New Roman" w:hAnsi="Times New Roman" w:eastAsia="宋体"/>
-                <w:b/>
-                <w:i w:val="0"/>
-                <w:sz w:val="18"/>
-              </w:rPr>
-              <w:t>Class</w:t>
-            </w:r>
-          </w:p>
-        </w:tc>
-        <w:tc>
-          <w:tcPr>
-            <w:tcW w:type="dxa" w:w="1768"/>
-            <w:vAlign w:val="center"/>
-            <w:tcBorders>
-              <w:top w:val="single" w:sz="4" w:color="000000"/>
-              <w:left w:val="single" w:sz="4" w:color="000000"/>
-              <w:bottom w:val="single" w:sz="4" w:color="000000"/>
-              <w:right w:val="single" w:sz="4" w:color="000000"/>
-            </w:tcBorders>
-          </w:tcPr>
-          <w:p>
-            <w:pPr>
-              <w:spacing w:before="60" w:after="60" w:lineRule="auto" w:line="276"/>
-              <w:jc w:val="center"/>
-            </w:pPr>
-            <w:r/>
-            <w:r>
-              <w:rPr>
-                <w:rFonts w:ascii="Times New Roman" w:hAnsi="Times New Roman" w:eastAsia="宋体"/>
-                <w:b/>
-                <w:i w:val="0"/>
-                <w:sz w:val="18"/>
-              </w:rPr>
-              <w:t>Target length</w:t>
-            </w:r>
-          </w:p>
-        </w:tc>
-        <w:tc>
-          <w:tcPr>
-            <w:tcW w:type="dxa" w:w="1768"/>
-            <w:vAlign w:val="center"/>
-            <w:tcBorders>
-              <w:top w:val="single" w:sz="4" w:color="000000"/>
-              <w:left w:val="single" w:sz="4" w:color="000000"/>
-              <w:bottom w:val="single" w:sz="4" w:color="000000"/>
-              <w:right w:val="single" w:sz="4" w:color="000000"/>
-            </w:tcBorders>
-          </w:tcPr>
-          <w:p>
-            <w:pPr>
-              <w:spacing w:before="60" w:after="60" w:lineRule="auto" w:line="276"/>
-              <w:jc w:val="center"/>
-            </w:pPr>
-            <w:r/>
-            <w:r>
-              <w:rPr>
-                <w:rFonts w:ascii="Times New Roman" w:hAnsi="Times New Roman" w:eastAsia="宋体"/>
-                <w:b/>
-                <w:i w:val="0"/>
-                <w:sz w:val="18"/>
-              </w:rPr>
-              <w:t>Principal ISO 15189:2022 clause(s)</w:t>
-            </w:r>
-          </w:p>
-        </w:tc>
-      </w:tr>
-      <w:tr>
-        <w:tc>
-          <w:tcPr>
-            <w:tcW w:type="dxa" w:w="1768"/>
-            <w:vAlign w:val="center"/>
-            <w:tcBorders>
-              <w:top w:val="single" w:sz="4" w:color="000000"/>
-              <w:left w:val="single" w:sz="4" w:color="000000"/>
-              <w:bottom w:val="single" w:sz="4" w:color="000000"/>
-              <w:right w:val="single" w:sz="4" w:color="000000"/>
-            </w:tcBorders>
-          </w:tcPr>
-          <w:p>
-            <w:pPr>
-              <w:spacing w:before="60" w:after="60" w:lineRule="auto" w:line="276"/>
-              <w:jc w:val="center"/>
-            </w:pPr>
-            <w:r/>
-            <w:r>
-              <w:rPr>
-                <w:rFonts w:ascii="Times New Roman" w:hAnsi="Times New Roman" w:eastAsia="宋体"/>
-                <w:b w:val="0"/>
-                <w:i w:val="0"/>
-                <w:sz w:val="18"/>
-              </w:rPr>
-              <w:t>A1</w:t>
-            </w:r>
-          </w:p>
-        </w:tc>
-        <w:tc>
-          <w:tcPr>
-            <w:tcW w:type="dxa" w:w="1768"/>
-            <w:vAlign w:val="center"/>
-            <w:tcBorders>
-              <w:top w:val="single" w:sz="4" w:color="000000"/>
-              <w:left w:val="single" w:sz="4" w:color="000000"/>
-              <w:bottom w:val="single" w:sz="4" w:color="000000"/>
-              <w:right w:val="single" w:sz="4" w:color="000000"/>
-            </w:tcBorders>
-          </w:tcPr>
-          <w:p>
-            <w:pPr>
-              <w:spacing w:before="60" w:after="60" w:lineRule="auto" w:line="276"/>
-              <w:jc w:val="center"/>
-            </w:pPr>
-            <w:r/>
-            <w:r>
-              <w:rPr>
-                <w:rFonts w:ascii="Times New Roman" w:hAnsi="Times New Roman" w:eastAsia="宋体"/>
-                <w:b w:val="0"/>
-                <w:i w:val="0"/>
-                <w:sz w:val="18"/>
-              </w:rPr>
-              <w:t>Draft a personnel-management procedure</w:t>
-            </w:r>
-          </w:p>
-        </w:tc>
-        <w:tc>
-          <w:tcPr>
-            <w:tcW w:type="dxa" w:w="1768"/>
-            <w:vAlign w:val="center"/>
-            <w:tcBorders>
-              <w:top w:val="single" w:sz="4" w:color="000000"/>
-              <w:left w:val="single" w:sz="4" w:color="000000"/>
-              <w:bottom w:val="single" w:sz="4" w:color="000000"/>
-              <w:right w:val="single" w:sz="4" w:color="000000"/>
-            </w:tcBorders>
-          </w:tcPr>
-          <w:p>
-            <w:pPr>
-              <w:spacing w:before="60" w:after="60" w:lineRule="auto" w:line="276"/>
-              <w:jc w:val="center"/>
-            </w:pPr>
-            <w:r/>
-            <w:r>
-              <w:rPr>
-                <w:rFonts w:ascii="Times New Roman" w:hAnsi="Times New Roman" w:eastAsia="宋体"/>
-                <w:b w:val="0"/>
-                <w:i w:val="0"/>
-                <w:sz w:val="18"/>
-              </w:rPr>
-              <w:t>A Document authoring</w:t>
-            </w:r>
-          </w:p>
-        </w:tc>
-        <w:tc>
-          <w:tcPr>
-            <w:tcW w:type="dxa" w:w="1768"/>
-            <w:vAlign w:val="center"/>
-            <w:tcBorders>
-              <w:top w:val="single" w:sz="4" w:color="000000"/>
-              <w:left w:val="single" w:sz="4" w:color="000000"/>
-              <w:bottom w:val="single" w:sz="4" w:color="000000"/>
-              <w:right w:val="single" w:sz="4" w:color="000000"/>
-            </w:tcBorders>
-          </w:tcPr>
-          <w:p>
-            <w:pPr>
-              <w:spacing w:before="60" w:after="60" w:lineRule="auto" w:line="276"/>
-              <w:jc w:val="center"/>
-            </w:pPr>
-            <w:r/>
-            <w:r>
-              <w:rPr>
-                <w:rFonts w:ascii="Times New Roman" w:hAnsi="Times New Roman" w:eastAsia="宋体"/>
-                <w:b w:val="0"/>
-                <w:i w:val="0"/>
-                <w:sz w:val="18"/>
-              </w:rPr>
-              <w:t>2500-3500字</w:t>
-            </w:r>
-          </w:p>
-        </w:tc>
-        <w:tc>
-          <w:tcPr>
-            <w:tcW w:type="dxa" w:w="1768"/>
-            <w:vAlign w:val="center"/>
-            <w:tcBorders>
-              <w:top w:val="single" w:sz="4" w:color="000000"/>
-              <w:left w:val="single" w:sz="4" w:color="000000"/>
-              <w:bottom w:val="single" w:sz="4" w:color="000000"/>
-              <w:right w:val="single" w:sz="4" w:color="000000"/>
-            </w:tcBorders>
-          </w:tcPr>
-          <w:p>
-            <w:pPr>
-              <w:spacing w:before="60" w:after="60" w:lineRule="auto" w:line="276"/>
-              <w:jc w:val="center"/>
-            </w:pPr>
-            <w:r/>
-            <w:r>
-              <w:rPr>
-                <w:rFonts w:ascii="Times New Roman" w:hAnsi="Times New Roman" w:eastAsia="宋体"/>
-                <w:b w:val="0"/>
-                <w:i w:val="0"/>
-                <w:sz w:val="18"/>
-              </w:rPr>
-              <w:t>6.2 Personnel</w:t>
-            </w:r>
-          </w:p>
-        </w:tc>
-      </w:tr>
-      <w:tr>
-        <w:tc>
-          <w:tcPr>
-            <w:tcW w:type="dxa" w:w="1768"/>
-            <w:vAlign w:val="center"/>
-            <w:tcBorders>
-              <w:top w:val="single" w:sz="4" w:color="000000"/>
-              <w:left w:val="single" w:sz="4" w:color="000000"/>
-              <w:bottom w:val="single" w:sz="4" w:color="000000"/>
-              <w:right w:val="single" w:sz="4" w:color="000000"/>
-            </w:tcBorders>
-          </w:tcPr>
-          <w:p>
-            <w:pPr>
-              <w:spacing w:before="60" w:after="60" w:lineRule="auto" w:line="276"/>
-              <w:jc w:val="center"/>
-            </w:pPr>
-            <w:r/>
-            <w:r>
-              <w:rPr>
-                <w:rFonts w:ascii="Times New Roman" w:hAnsi="Times New Roman" w:eastAsia="宋体"/>
-                <w:b w:val="0"/>
-                <w:i w:val="0"/>
-                <w:sz w:val="18"/>
-              </w:rPr>
-              <w:t>A2</w:t>
-            </w:r>
-          </w:p>
-        </w:tc>
-        <w:tc>
-          <w:tcPr>
-            <w:tcW w:type="dxa" w:w="1768"/>
-            <w:vAlign w:val="center"/>
-            <w:tcBorders>
-              <w:top w:val="single" w:sz="4" w:color="000000"/>
-              <w:left w:val="single" w:sz="4" w:color="000000"/>
-              <w:bottom w:val="single" w:sz="4" w:color="000000"/>
-              <w:right w:val="single" w:sz="4" w:color="000000"/>
-            </w:tcBorders>
-          </w:tcPr>
-          <w:p>
-            <w:pPr>
-              <w:spacing w:before="60" w:after="60" w:lineRule="auto" w:line="276"/>
-              <w:jc w:val="center"/>
-            </w:pPr>
-            <w:r/>
-            <w:r>
-              <w:rPr>
-                <w:rFonts w:ascii="Times New Roman" w:hAnsi="Times New Roman" w:eastAsia="宋体"/>
-                <w:b w:val="0"/>
-                <w:i w:val="0"/>
-                <w:sz w:val="18"/>
-              </w:rPr>
-              <w:t>Draft an equipment-management procedure</w:t>
-            </w:r>
-          </w:p>
-        </w:tc>
-        <w:tc>
-          <w:tcPr>
-            <w:tcW w:type="dxa" w:w="1768"/>
-            <w:vAlign w:val="center"/>
-            <w:tcBorders>
-              <w:top w:val="single" w:sz="4" w:color="000000"/>
-              <w:left w:val="single" w:sz="4" w:color="000000"/>
-              <w:bottom w:val="single" w:sz="4" w:color="000000"/>
-              <w:right w:val="single" w:sz="4" w:color="000000"/>
-            </w:tcBorders>
-          </w:tcPr>
-          <w:p>
-            <w:pPr>
-              <w:spacing w:before="60" w:after="60" w:lineRule="auto" w:line="276"/>
-              <w:jc w:val="center"/>
-            </w:pPr>
-            <w:r/>
-            <w:r>
-              <w:rPr>
-                <w:rFonts w:ascii="Times New Roman" w:hAnsi="Times New Roman" w:eastAsia="宋体"/>
-                <w:b w:val="0"/>
-                <w:i w:val="0"/>
-                <w:sz w:val="18"/>
-              </w:rPr>
-              <w:t>A Document authoring</w:t>
-            </w:r>
-          </w:p>
-        </w:tc>
-        <w:tc>
-          <w:tcPr>
-            <w:tcW w:type="dxa" w:w="1768"/>
-            <w:vAlign w:val="center"/>
-            <w:tcBorders>
-              <w:top w:val="single" w:sz="4" w:color="000000"/>
-              <w:left w:val="single" w:sz="4" w:color="000000"/>
-              <w:bottom w:val="single" w:sz="4" w:color="000000"/>
-              <w:right w:val="single" w:sz="4" w:color="000000"/>
-            </w:tcBorders>
-          </w:tcPr>
-          <w:p>
-            <w:pPr>
-              <w:spacing w:before="60" w:after="60" w:lineRule="auto" w:line="276"/>
-              <w:jc w:val="center"/>
-            </w:pPr>
-            <w:r/>
-            <w:r>
-              <w:rPr>
-                <w:rFonts w:ascii="Times New Roman" w:hAnsi="Times New Roman" w:eastAsia="宋体"/>
-                <w:b w:val="0"/>
-                <w:i w:val="0"/>
-                <w:sz w:val="18"/>
-              </w:rPr>
-              <w:t>3000-4000字</w:t>
-            </w:r>
-          </w:p>
-        </w:tc>
-        <w:tc>
-          <w:tcPr>
-            <w:tcW w:type="dxa" w:w="1768"/>
-            <w:vAlign w:val="center"/>
-            <w:tcBorders>
-              <w:top w:val="single" w:sz="4" w:color="000000"/>
-              <w:left w:val="single" w:sz="4" w:color="000000"/>
-              <w:bottom w:val="single" w:sz="4" w:color="000000"/>
-              <w:right w:val="single" w:sz="4" w:color="000000"/>
-            </w:tcBorders>
-          </w:tcPr>
-          <w:p>
-            <w:pPr>
-              <w:spacing w:before="60" w:after="60" w:lineRule="auto" w:line="276"/>
-              <w:jc w:val="center"/>
-            </w:pPr>
-            <w:r/>
-            <w:r>
-              <w:rPr>
-                <w:rFonts w:ascii="Times New Roman" w:hAnsi="Times New Roman" w:eastAsia="宋体"/>
-                <w:b w:val="0"/>
-                <w:i w:val="0"/>
-                <w:sz w:val="18"/>
-              </w:rPr>
-              <w:t>6.4 Equipment</w:t>
-            </w:r>
-          </w:p>
-        </w:tc>
-      </w:tr>
-      <w:tr>
-        <w:tc>
-          <w:tcPr>
-            <w:tcW w:type="dxa" w:w="1768"/>
-            <w:vAlign w:val="center"/>
-            <w:tcBorders>
-              <w:top w:val="single" w:sz="4" w:color="000000"/>
-              <w:left w:val="single" w:sz="4" w:color="000000"/>
-              <w:bottom w:val="single" w:sz="4" w:color="000000"/>
-              <w:right w:val="single" w:sz="4" w:color="000000"/>
-            </w:tcBorders>
-          </w:tcPr>
-          <w:p>
-            <w:pPr>
-              <w:spacing w:before="60" w:after="60" w:lineRule="auto" w:line="276"/>
-              <w:jc w:val="center"/>
-            </w:pPr>
-            <w:r/>
-            <w:r>
-              <w:rPr>
-                <w:rFonts w:ascii="Times New Roman" w:hAnsi="Times New Roman" w:eastAsia="宋体"/>
-                <w:b w:val="0"/>
-                <w:i w:val="0"/>
-                <w:sz w:val="18"/>
-              </w:rPr>
-              <w:t>A3</w:t>
-            </w:r>
-          </w:p>
-        </w:tc>
-        <w:tc>
-          <w:tcPr>
-            <w:tcW w:type="dxa" w:w="1768"/>
-            <w:vAlign w:val="center"/>
-            <w:tcBorders>
-              <w:top w:val="single" w:sz="4" w:color="000000"/>
-              <w:left w:val="single" w:sz="4" w:color="000000"/>
-              <w:bottom w:val="single" w:sz="4" w:color="000000"/>
-              <w:right w:val="single" w:sz="4" w:color="000000"/>
-            </w:tcBorders>
-          </w:tcPr>
-          <w:p>
-            <w:pPr>
-              <w:spacing w:before="60" w:after="60" w:lineRule="auto" w:line="276"/>
-              <w:jc w:val="center"/>
-            </w:pPr>
-            <w:r/>
-            <w:r>
-              <w:rPr>
-                <w:rFonts w:ascii="Times New Roman" w:hAnsi="Times New Roman" w:eastAsia="宋体"/>
-                <w:b w:val="0"/>
-                <w:i w:val="0"/>
-                <w:sz w:val="18"/>
-              </w:rPr>
-              <w:t>Draft a pre-examination SOP</w:t>
-            </w:r>
-          </w:p>
-        </w:tc>
-        <w:tc>
-          <w:tcPr>
-            <w:tcW w:type="dxa" w:w="1768"/>
-            <w:vAlign w:val="center"/>
-            <w:tcBorders>
-              <w:top w:val="single" w:sz="4" w:color="000000"/>
-              <w:left w:val="single" w:sz="4" w:color="000000"/>
-              <w:bottom w:val="single" w:sz="4" w:color="000000"/>
-              <w:right w:val="single" w:sz="4" w:color="000000"/>
-            </w:tcBorders>
-          </w:tcPr>
-          <w:p>
-            <w:pPr>
-              <w:spacing w:before="60" w:after="60" w:lineRule="auto" w:line="276"/>
-              <w:jc w:val="center"/>
-            </w:pPr>
-            <w:r/>
-            <w:r>
-              <w:rPr>
-                <w:rFonts w:ascii="Times New Roman" w:hAnsi="Times New Roman" w:eastAsia="宋体"/>
-                <w:b w:val="0"/>
-                <w:i w:val="0"/>
-                <w:sz w:val="18"/>
-              </w:rPr>
-              <w:t>A Document authoring</w:t>
-            </w:r>
-          </w:p>
-        </w:tc>
-        <w:tc>
-          <w:tcPr>
-            <w:tcW w:type="dxa" w:w="1768"/>
-            <w:vAlign w:val="center"/>
-            <w:tcBorders>
-              <w:top w:val="single" w:sz="4" w:color="000000"/>
-              <w:left w:val="single" w:sz="4" w:color="000000"/>
-              <w:bottom w:val="single" w:sz="4" w:color="000000"/>
-              <w:right w:val="single" w:sz="4" w:color="000000"/>
-            </w:tcBorders>
-          </w:tcPr>
-          <w:p>
-            <w:pPr>
-              <w:spacing w:before="60" w:after="60" w:lineRule="auto" w:line="276"/>
-              <w:jc w:val="center"/>
-            </w:pPr>
-            <w:r/>
-            <w:r>
-              <w:rPr>
-                <w:rFonts w:ascii="Times New Roman" w:hAnsi="Times New Roman" w:eastAsia="宋体"/>
-                <w:b w:val="0"/>
-                <w:i w:val="0"/>
-                <w:sz w:val="18"/>
-              </w:rPr>
-              <w:t>2000-3000字</w:t>
-            </w:r>
-          </w:p>
-        </w:tc>
-        <w:tc>
-          <w:tcPr>
-            <w:tcW w:type="dxa" w:w="1768"/>
-            <w:vAlign w:val="center"/>
-            <w:tcBorders>
-              <w:top w:val="single" w:sz="4" w:color="000000"/>
-              <w:left w:val="single" w:sz="4" w:color="000000"/>
-              <w:bottom w:val="single" w:sz="4" w:color="000000"/>
-              <w:right w:val="single" w:sz="4" w:color="000000"/>
-            </w:tcBorders>
-          </w:tcPr>
-          <w:p>
-            <w:pPr>
-              <w:spacing w:before="60" w:after="60" w:lineRule="auto" w:line="276"/>
-              <w:jc w:val="center"/>
-            </w:pPr>
-            <w:r/>
-            <w:r>
-              <w:rPr>
-                <w:rFonts w:ascii="Times New Roman" w:hAnsi="Times New Roman" w:eastAsia="宋体"/>
-                <w:b w:val="0"/>
-                <w:i w:val="0"/>
-                <w:sz w:val="18"/>
-              </w:rPr>
-              <w:t>7.2 Pre-examination processes</w:t>
-            </w:r>
-          </w:p>
-        </w:tc>
-      </w:tr>
-      <w:tr>
-        <w:tc>
-          <w:tcPr>
-            <w:tcW w:type="dxa" w:w="1768"/>
-            <w:vAlign w:val="center"/>
-            <w:tcBorders>
-              <w:top w:val="single" w:sz="4" w:color="000000"/>
-              <w:left w:val="single" w:sz="4" w:color="000000"/>
-              <w:bottom w:val="single" w:sz="4" w:color="000000"/>
-              <w:right w:val="single" w:sz="4" w:color="000000"/>
-            </w:tcBorders>
-          </w:tcPr>
-          <w:p>
-            <w:pPr>
-              <w:spacing w:before="60" w:after="60" w:lineRule="auto" w:line="276"/>
-              <w:jc w:val="center"/>
-            </w:pPr>
-            <w:r/>
-            <w:r>
-              <w:rPr>
-                <w:rFonts w:ascii="Times New Roman" w:hAnsi="Times New Roman" w:eastAsia="宋体"/>
-                <w:b w:val="0"/>
-                <w:i w:val="0"/>
-                <w:sz w:val="18"/>
-              </w:rPr>
-              <w:t>A4</w:t>
-            </w:r>
-          </w:p>
-        </w:tc>
-        <w:tc>
-          <w:tcPr>
-            <w:tcW w:type="dxa" w:w="1768"/>
-            <w:vAlign w:val="center"/>
-            <w:tcBorders>
-              <w:top w:val="single" w:sz="4" w:color="000000"/>
-              <w:left w:val="single" w:sz="4" w:color="000000"/>
-              <w:bottom w:val="single" w:sz="4" w:color="000000"/>
-              <w:right w:val="single" w:sz="4" w:color="000000"/>
-            </w:tcBorders>
-          </w:tcPr>
-          <w:p>
-            <w:pPr>
-              <w:spacing w:before="60" w:after="60" w:lineRule="auto" w:line="276"/>
-              <w:jc w:val="center"/>
-            </w:pPr>
-            <w:r/>
-            <w:r>
-              <w:rPr>
-                <w:rFonts w:ascii="Times New Roman" w:hAnsi="Times New Roman" w:eastAsia="宋体"/>
-                <w:b w:val="0"/>
-                <w:i w:val="0"/>
-                <w:sz w:val="18"/>
-              </w:rPr>
-              <w:t>Revise the quality manual</w:t>
-            </w:r>
-          </w:p>
-        </w:tc>
-        <w:tc>
-          <w:tcPr>
-            <w:tcW w:type="dxa" w:w="1768"/>
-            <w:vAlign w:val="center"/>
-            <w:tcBorders>
-              <w:top w:val="single" w:sz="4" w:color="000000"/>
-              <w:left w:val="single" w:sz="4" w:color="000000"/>
-              <w:bottom w:val="single" w:sz="4" w:color="000000"/>
-              <w:right w:val="single" w:sz="4" w:color="000000"/>
-            </w:tcBorders>
-          </w:tcPr>
-          <w:p>
-            <w:pPr>
-              <w:spacing w:before="60" w:after="60" w:lineRule="auto" w:line="276"/>
-              <w:jc w:val="center"/>
-            </w:pPr>
-            <w:r/>
-            <w:r>
-              <w:rPr>
-                <w:rFonts w:ascii="Times New Roman" w:hAnsi="Times New Roman" w:eastAsia="宋体"/>
-                <w:b w:val="0"/>
-                <w:i w:val="0"/>
-                <w:sz w:val="18"/>
-              </w:rPr>
-              <w:t>A Document authoring</w:t>
-            </w:r>
-          </w:p>
-        </w:tc>
-        <w:tc>
-          <w:tcPr>
-            <w:tcW w:type="dxa" w:w="1768"/>
-            <w:vAlign w:val="center"/>
-            <w:tcBorders>
-              <w:top w:val="single" w:sz="4" w:color="000000"/>
-              <w:left w:val="single" w:sz="4" w:color="000000"/>
-              <w:bottom w:val="single" w:sz="4" w:color="000000"/>
-              <w:right w:val="single" w:sz="4" w:color="000000"/>
-            </w:tcBorders>
-          </w:tcPr>
-          <w:p>
-            <w:pPr>
-              <w:spacing w:before="60" w:after="60" w:lineRule="auto" w:line="276"/>
-              <w:jc w:val="center"/>
-            </w:pPr>
-            <w:r/>
-            <w:r>
-              <w:rPr>
-                <w:rFonts w:ascii="Times New Roman" w:hAnsi="Times New Roman" w:eastAsia="宋体"/>
-                <w:b w:val="0"/>
-                <w:i w:val="0"/>
-                <w:sz w:val="18"/>
-              </w:rPr>
-              <w:t>800-1200字</w:t>
-            </w:r>
-          </w:p>
-        </w:tc>
-        <w:tc>
-          <w:tcPr>
-            <w:tcW w:type="dxa" w:w="1768"/>
-            <w:vAlign w:val="center"/>
-            <w:tcBorders>
-              <w:top w:val="single" w:sz="4" w:color="000000"/>
-              <w:left w:val="single" w:sz="4" w:color="000000"/>
-              <w:bottom w:val="single" w:sz="4" w:color="000000"/>
-              <w:right w:val="single" w:sz="4" w:color="000000"/>
-            </w:tcBorders>
-          </w:tcPr>
-          <w:p>
-            <w:pPr>
-              <w:spacing w:before="60" w:after="60" w:lineRule="auto" w:line="276"/>
-              <w:jc w:val="center"/>
-            </w:pPr>
-            <w:r/>
-            <w:r>
-              <w:rPr>
-                <w:rFonts w:ascii="Times New Roman" w:hAnsi="Times New Roman" w:eastAsia="宋体"/>
-                <w:b w:val="0"/>
-                <w:i w:val="0"/>
-                <w:sz w:val="18"/>
-              </w:rPr>
-              <w:t>8.2–8.4 Document and record control</w:t>
-            </w:r>
-          </w:p>
-        </w:tc>
-      </w:tr>
-      <w:tr>
-        <w:tc>
-          <w:tcPr>
-            <w:tcW w:type="dxa" w:w="1768"/>
-            <w:vAlign w:val="center"/>
-            <w:tcBorders>
-              <w:top w:val="single" w:sz="4" w:color="000000"/>
-              <w:left w:val="single" w:sz="4" w:color="000000"/>
-              <w:bottom w:val="single" w:sz="4" w:color="000000"/>
-              <w:right w:val="single" w:sz="4" w:color="000000"/>
-            </w:tcBorders>
-          </w:tcPr>
-          <w:p>
-            <w:pPr>
-              <w:spacing w:before="60" w:after="60" w:lineRule="auto" w:line="276"/>
-              <w:jc w:val="center"/>
-            </w:pPr>
-            <w:r/>
-            <w:r>
-              <w:rPr>
-                <w:rFonts w:ascii="Times New Roman" w:hAnsi="Times New Roman" w:eastAsia="宋体"/>
-                <w:b w:val="0"/>
-                <w:i w:val="0"/>
-                <w:sz w:val="18"/>
-              </w:rPr>
-              <w:t>A5</w:t>
-            </w:r>
-          </w:p>
-        </w:tc>
-        <w:tc>
-          <w:tcPr>
-            <w:tcW w:type="dxa" w:w="1768"/>
-            <w:vAlign w:val="center"/>
-            <w:tcBorders>
-              <w:top w:val="single" w:sz="4" w:color="000000"/>
-              <w:left w:val="single" w:sz="4" w:color="000000"/>
-              <w:bottom w:val="single" w:sz="4" w:color="000000"/>
-              <w:right w:val="single" w:sz="4" w:color="000000"/>
-            </w:tcBorders>
-          </w:tcPr>
-          <w:p>
-            <w:pPr>
-              <w:spacing w:before="60" w:after="60" w:lineRule="auto" w:line="276"/>
-              <w:jc w:val="center"/>
-            </w:pPr>
-            <w:r/>
-            <w:r>
-              <w:rPr>
-                <w:rFonts w:ascii="Times New Roman" w:hAnsi="Times New Roman" w:eastAsia="宋体"/>
-                <w:b w:val="0"/>
-                <w:i w:val="0"/>
-                <w:sz w:val="18"/>
-              </w:rPr>
-              <w:t>Revise a record form</w:t>
-            </w:r>
-          </w:p>
-        </w:tc>
-        <w:tc>
-          <w:tcPr>
-            <w:tcW w:type="dxa" w:w="1768"/>
-            <w:vAlign w:val="center"/>
-            <w:tcBorders>
-              <w:top w:val="single" w:sz="4" w:color="000000"/>
-              <w:left w:val="single" w:sz="4" w:color="000000"/>
-              <w:bottom w:val="single" w:sz="4" w:color="000000"/>
-              <w:right w:val="single" w:sz="4" w:color="000000"/>
-            </w:tcBorders>
-          </w:tcPr>
-          <w:p>
-            <w:pPr>
-              <w:spacing w:before="60" w:after="60" w:lineRule="auto" w:line="276"/>
-              <w:jc w:val="center"/>
-            </w:pPr>
-            <w:r/>
-            <w:r>
-              <w:rPr>
-                <w:rFonts w:ascii="Times New Roman" w:hAnsi="Times New Roman" w:eastAsia="宋体"/>
-                <w:b w:val="0"/>
-                <w:i w:val="0"/>
-                <w:sz w:val="18"/>
-              </w:rPr>
-              <w:t>A Document authoring</w:t>
-            </w:r>
-          </w:p>
-        </w:tc>
-        <w:tc>
-          <w:tcPr>
-            <w:tcW w:type="dxa" w:w="1768"/>
-            <w:vAlign w:val="center"/>
-            <w:tcBorders>
-              <w:top w:val="single" w:sz="4" w:color="000000"/>
-              <w:left w:val="single" w:sz="4" w:color="000000"/>
-              <w:bottom w:val="single" w:sz="4" w:color="000000"/>
-              <w:right w:val="single" w:sz="4" w:color="000000"/>
-            </w:tcBorders>
-          </w:tcPr>
-          <w:p>
-            <w:pPr>
-              <w:spacing w:before="60" w:after="60" w:lineRule="auto" w:line="276"/>
-              <w:jc w:val="center"/>
-            </w:pPr>
-            <w:r/>
-            <w:r>
-              <w:rPr>
-                <w:rFonts w:ascii="Times New Roman" w:hAnsi="Times New Roman" w:eastAsia="宋体"/>
-                <w:b w:val="0"/>
-                <w:i w:val="0"/>
-                <w:sz w:val="18"/>
-              </w:rPr>
-              <w:t>500-800字</w:t>
-            </w:r>
-          </w:p>
-        </w:tc>
-        <w:tc>
-          <w:tcPr>
-            <w:tcW w:type="dxa" w:w="1768"/>
-            <w:vAlign w:val="center"/>
-            <w:tcBorders>
-              <w:top w:val="single" w:sz="4" w:color="000000"/>
-              <w:left w:val="single" w:sz="4" w:color="000000"/>
-              <w:bottom w:val="single" w:sz="4" w:color="000000"/>
-              <w:right w:val="single" w:sz="4" w:color="000000"/>
-            </w:tcBorders>
-          </w:tcPr>
-          <w:p>
-            <w:pPr>
-              <w:spacing w:before="60" w:after="60" w:lineRule="auto" w:line="276"/>
-              <w:jc w:val="center"/>
-            </w:pPr>
-            <w:r/>
-            <w:r>
-              <w:rPr>
-                <w:rFonts w:ascii="Times New Roman" w:hAnsi="Times New Roman" w:eastAsia="宋体"/>
-                <w:b w:val="0"/>
-                <w:i w:val="0"/>
-                <w:sz w:val="18"/>
-              </w:rPr>
-              <w:t>6.4 Equipment (record form)</w:t>
-            </w:r>
-          </w:p>
-        </w:tc>
-      </w:tr>
-      <w:tr>
-        <w:tc>
-          <w:tcPr>
-            <w:tcW w:type="dxa" w:w="1768"/>
-            <w:vAlign w:val="center"/>
-            <w:tcBorders>
-              <w:top w:val="single" w:sz="4" w:color="000000"/>
-              <w:left w:val="single" w:sz="4" w:color="000000"/>
-              <w:bottom w:val="single" w:sz="4" w:color="000000"/>
-              <w:right w:val="single" w:sz="4" w:color="000000"/>
-            </w:tcBorders>
-          </w:tcPr>
-          <w:p>
-            <w:pPr>
-              <w:spacing w:before="60" w:after="60" w:lineRule="auto" w:line="276"/>
-              <w:jc w:val="center"/>
-            </w:pPr>
-            <w:r/>
-            <w:r>
-              <w:rPr>
-                <w:rFonts w:ascii="Times New Roman" w:hAnsi="Times New Roman" w:eastAsia="宋体"/>
-                <w:b w:val="0"/>
-                <w:i w:val="0"/>
-                <w:sz w:val="18"/>
-              </w:rPr>
-              <w:t>B1</w:t>
-            </w:r>
-          </w:p>
-        </w:tc>
-        <w:tc>
-          <w:tcPr>
-            <w:tcW w:type="dxa" w:w="1768"/>
-            <w:vAlign w:val="center"/>
-            <w:tcBorders>
-              <w:top w:val="single" w:sz="4" w:color="000000"/>
-              <w:left w:val="single" w:sz="4" w:color="000000"/>
-              <w:bottom w:val="single" w:sz="4" w:color="000000"/>
-              <w:right w:val="single" w:sz="4" w:color="000000"/>
-            </w:tcBorders>
-          </w:tcPr>
-          <w:p>
-            <w:pPr>
-              <w:spacing w:before="60" w:after="60" w:lineRule="auto" w:line="276"/>
-              <w:jc w:val="center"/>
-            </w:pPr>
-            <w:r/>
-            <w:r>
-              <w:rPr>
-                <w:rFonts w:ascii="Times New Roman" w:hAnsi="Times New Roman" w:eastAsia="宋体"/>
-                <w:b w:val="0"/>
-                <w:i w:val="0"/>
-                <w:sz w:val="18"/>
-              </w:rPr>
-              <w:t>Generate an annual internal-audit checklist</w:t>
-            </w:r>
-          </w:p>
-        </w:tc>
-        <w:tc>
-          <w:tcPr>
-            <w:tcW w:type="dxa" w:w="1768"/>
-            <w:vAlign w:val="center"/>
-            <w:tcBorders>
-              <w:top w:val="single" w:sz="4" w:color="000000"/>
-              <w:left w:val="single" w:sz="4" w:color="000000"/>
-              <w:bottom w:val="single" w:sz="4" w:color="000000"/>
-              <w:right w:val="single" w:sz="4" w:color="000000"/>
-            </w:tcBorders>
-          </w:tcPr>
-          <w:p>
-            <w:pPr>
-              <w:spacing w:before="60" w:after="60" w:lineRule="auto" w:line="276"/>
-              <w:jc w:val="center"/>
-            </w:pPr>
-            <w:r/>
-            <w:r>
-              <w:rPr>
-                <w:rFonts w:ascii="Times New Roman" w:hAnsi="Times New Roman" w:eastAsia="宋体"/>
-                <w:b w:val="0"/>
-                <w:i w:val="0"/>
-                <w:sz w:val="18"/>
-              </w:rPr>
-              <w:t>B System operation</w:t>
-            </w:r>
-          </w:p>
-        </w:tc>
-        <w:tc>
-          <w:tcPr>
-            <w:tcW w:type="dxa" w:w="1768"/>
-            <w:vAlign w:val="center"/>
-            <w:tcBorders>
-              <w:top w:val="single" w:sz="4" w:color="000000"/>
-              <w:left w:val="single" w:sz="4" w:color="000000"/>
-              <w:bottom w:val="single" w:sz="4" w:color="000000"/>
-              <w:right w:val="single" w:sz="4" w:color="000000"/>
-            </w:tcBorders>
-          </w:tcPr>
-          <w:p>
-            <w:pPr>
-              <w:spacing w:before="60" w:after="60" w:lineRule="auto" w:line="276"/>
-              <w:jc w:val="center"/>
-            </w:pPr>
-            <w:r/>
-            <w:r>
-              <w:rPr>
-                <w:rFonts w:ascii="Times New Roman" w:hAnsi="Times New Roman" w:eastAsia="宋体"/>
-                <w:b w:val="0"/>
-                <w:i w:val="0"/>
-                <w:sz w:val="18"/>
-              </w:rPr>
-              <w:t>表格形式，30-50条检查项</w:t>
-            </w:r>
-          </w:p>
-        </w:tc>
-        <w:tc>
-          <w:tcPr>
-            <w:tcW w:type="dxa" w:w="1768"/>
-            <w:vAlign w:val="center"/>
-            <w:tcBorders>
-              <w:top w:val="single" w:sz="4" w:color="000000"/>
-              <w:left w:val="single" w:sz="4" w:color="000000"/>
-              <w:bottom w:val="single" w:sz="4" w:color="000000"/>
-              <w:right w:val="single" w:sz="4" w:color="000000"/>
-            </w:tcBorders>
-          </w:tcPr>
-          <w:p>
-            <w:pPr>
-              <w:spacing w:before="60" w:after="60" w:lineRule="auto" w:line="276"/>
-              <w:jc w:val="center"/>
-            </w:pPr>
-            <w:r/>
-            <w:r>
-              <w:rPr>
-                <w:rFonts w:ascii="Times New Roman" w:hAnsi="Times New Roman" w:eastAsia="宋体"/>
-                <w:b w:val="0"/>
-                <w:i w:val="0"/>
-                <w:sz w:val="18"/>
-              </w:rPr>
-              <w:t>Spans Clauses 4–8 (whole system)</w:t>
-            </w:r>
-          </w:p>
-        </w:tc>
-      </w:tr>
-      <w:tr>
-        <w:tc>
-          <w:tcPr>
-            <w:tcW w:type="dxa" w:w="1768"/>
-            <w:vAlign w:val="center"/>
-            <w:tcBorders>
-              <w:top w:val="single" w:sz="4" w:color="000000"/>
-              <w:left w:val="single" w:sz="4" w:color="000000"/>
-              <w:bottom w:val="single" w:sz="4" w:color="000000"/>
-              <w:right w:val="single" w:sz="4" w:color="000000"/>
-            </w:tcBorders>
-          </w:tcPr>
-          <w:p>
-            <w:pPr>
-              <w:spacing w:before="60" w:after="60" w:lineRule="auto" w:line="276"/>
-              <w:jc w:val="center"/>
-            </w:pPr>
-            <w:r/>
-            <w:r>
-              <w:rPr>
-                <w:rFonts w:ascii="Times New Roman" w:hAnsi="Times New Roman" w:eastAsia="宋体"/>
-                <w:b w:val="0"/>
-                <w:i w:val="0"/>
-                <w:sz w:val="18"/>
-              </w:rPr>
-              <w:t>B2</w:t>
-            </w:r>
-          </w:p>
-        </w:tc>
-        <w:tc>
-          <w:tcPr>
-            <w:tcW w:type="dxa" w:w="1768"/>
-            <w:vAlign w:val="center"/>
-            <w:tcBorders>
-              <w:top w:val="single" w:sz="4" w:color="000000"/>
-              <w:left w:val="single" w:sz="4" w:color="000000"/>
-              <w:bottom w:val="single" w:sz="4" w:color="000000"/>
-              <w:right w:val="single" w:sz="4" w:color="000000"/>
-            </w:tcBorders>
-          </w:tcPr>
-          <w:p>
-            <w:pPr>
-              <w:spacing w:before="60" w:after="60" w:lineRule="auto" w:line="276"/>
-              <w:jc w:val="center"/>
-            </w:pPr>
-            <w:r/>
-            <w:r>
-              <w:rPr>
-                <w:rFonts w:ascii="Times New Roman" w:hAnsi="Times New Roman" w:eastAsia="宋体"/>
-                <w:b w:val="0"/>
-                <w:i w:val="0"/>
-                <w:sz w:val="18"/>
-              </w:rPr>
-              <w:t>Generate a module-specific internal-audit checklist</w:t>
-            </w:r>
-          </w:p>
-        </w:tc>
-        <w:tc>
-          <w:tcPr>
-            <w:tcW w:type="dxa" w:w="1768"/>
-            <w:vAlign w:val="center"/>
-            <w:tcBorders>
-              <w:top w:val="single" w:sz="4" w:color="000000"/>
-              <w:left w:val="single" w:sz="4" w:color="000000"/>
-              <w:bottom w:val="single" w:sz="4" w:color="000000"/>
-              <w:right w:val="single" w:sz="4" w:color="000000"/>
-            </w:tcBorders>
-          </w:tcPr>
-          <w:p>
-            <w:pPr>
-              <w:spacing w:before="60" w:after="60" w:lineRule="auto" w:line="276"/>
-              <w:jc w:val="center"/>
-            </w:pPr>
-            <w:r/>
-            <w:r>
-              <w:rPr>
-                <w:rFonts w:ascii="Times New Roman" w:hAnsi="Times New Roman" w:eastAsia="宋体"/>
-                <w:b w:val="0"/>
-                <w:i w:val="0"/>
-                <w:sz w:val="18"/>
-              </w:rPr>
-              <w:t>B System operation</w:t>
-            </w:r>
-          </w:p>
-        </w:tc>
-        <w:tc>
-          <w:tcPr>
-            <w:tcW w:type="dxa" w:w="1768"/>
-            <w:vAlign w:val="center"/>
-            <w:tcBorders>
-              <w:top w:val="single" w:sz="4" w:color="000000"/>
-              <w:left w:val="single" w:sz="4" w:color="000000"/>
-              <w:bottom w:val="single" w:sz="4" w:color="000000"/>
-              <w:right w:val="single" w:sz="4" w:color="000000"/>
-            </w:tcBorders>
-          </w:tcPr>
-          <w:p>
-            <w:pPr>
-              <w:spacing w:before="60" w:after="60" w:lineRule="auto" w:line="276"/>
-              <w:jc w:val="center"/>
-            </w:pPr>
-            <w:r/>
-            <w:r>
-              <w:rPr>
-                <w:rFonts w:ascii="Times New Roman" w:hAnsi="Times New Roman" w:eastAsia="宋体"/>
-                <w:b w:val="0"/>
-                <w:i w:val="0"/>
-                <w:sz w:val="18"/>
-              </w:rPr>
-              <w:t>表格形式，15-25条检查项</w:t>
-            </w:r>
-          </w:p>
-        </w:tc>
-        <w:tc>
-          <w:tcPr>
-            <w:tcW w:type="dxa" w:w="1768"/>
-            <w:vAlign w:val="center"/>
-            <w:tcBorders>
-              <w:top w:val="single" w:sz="4" w:color="000000"/>
-              <w:left w:val="single" w:sz="4" w:color="000000"/>
-              <w:bottom w:val="single" w:sz="4" w:color="000000"/>
-              <w:right w:val="single" w:sz="4" w:color="000000"/>
-            </w:tcBorders>
-          </w:tcPr>
-          <w:p>
-            <w:pPr>
-              <w:spacing w:before="60" w:after="60" w:lineRule="auto" w:line="276"/>
-              <w:jc w:val="center"/>
-            </w:pPr>
-            <w:r/>
-            <w:r>
-              <w:rPr>
-                <w:rFonts w:ascii="Times New Roman" w:hAnsi="Times New Roman" w:eastAsia="宋体"/>
-                <w:b w:val="0"/>
-                <w:i w:val="0"/>
-                <w:sz w:val="18"/>
-              </w:rPr>
-              <w:t>7.3 Examination processes</w:t>
-            </w:r>
-          </w:p>
-        </w:tc>
-      </w:tr>
-      <w:tr>
-        <w:tc>
-          <w:tcPr>
-            <w:tcW w:type="dxa" w:w="1768"/>
-            <w:vAlign w:val="center"/>
-            <w:tcBorders>
-              <w:top w:val="single" w:sz="4" w:color="000000"/>
-              <w:left w:val="single" w:sz="4" w:color="000000"/>
-              <w:bottom w:val="single" w:sz="4" w:color="000000"/>
-              <w:right w:val="single" w:sz="4" w:color="000000"/>
-            </w:tcBorders>
-          </w:tcPr>
-          <w:p>
-            <w:pPr>
-              <w:spacing w:before="60" w:after="60" w:lineRule="auto" w:line="276"/>
-              <w:jc w:val="center"/>
-            </w:pPr>
-            <w:r/>
-            <w:r>
-              <w:rPr>
-                <w:rFonts w:ascii="Times New Roman" w:hAnsi="Times New Roman" w:eastAsia="宋体"/>
-                <w:b w:val="0"/>
-                <w:i w:val="0"/>
-                <w:sz w:val="18"/>
-              </w:rPr>
-              <w:t>B3</w:t>
-            </w:r>
-          </w:p>
-        </w:tc>
-        <w:tc>
-          <w:tcPr>
-            <w:tcW w:type="dxa" w:w="1768"/>
-            <w:vAlign w:val="center"/>
-            <w:tcBorders>
-              <w:top w:val="single" w:sz="4" w:color="000000"/>
-              <w:left w:val="single" w:sz="4" w:color="000000"/>
-              <w:bottom w:val="single" w:sz="4" w:color="000000"/>
-              <w:right w:val="single" w:sz="4" w:color="000000"/>
-            </w:tcBorders>
-          </w:tcPr>
-          <w:p>
-            <w:pPr>
-              <w:spacing w:before="60" w:after="60" w:lineRule="auto" w:line="276"/>
-              <w:jc w:val="center"/>
-            </w:pPr>
-            <w:r/>
-            <w:r>
-              <w:rPr>
-                <w:rFonts w:ascii="Times New Roman" w:hAnsi="Times New Roman" w:eastAsia="宋体"/>
-                <w:b w:val="0"/>
-                <w:i w:val="0"/>
-                <w:sz w:val="18"/>
-              </w:rPr>
-              <w:t>Pre-assessment self-inspection report</w:t>
-            </w:r>
-          </w:p>
-        </w:tc>
-        <w:tc>
-          <w:tcPr>
-            <w:tcW w:type="dxa" w:w="1768"/>
-            <w:vAlign w:val="center"/>
-            <w:tcBorders>
-              <w:top w:val="single" w:sz="4" w:color="000000"/>
-              <w:left w:val="single" w:sz="4" w:color="000000"/>
-              <w:bottom w:val="single" w:sz="4" w:color="000000"/>
-              <w:right w:val="single" w:sz="4" w:color="000000"/>
-            </w:tcBorders>
-          </w:tcPr>
-          <w:p>
-            <w:pPr>
-              <w:spacing w:before="60" w:after="60" w:lineRule="auto" w:line="276"/>
-              <w:jc w:val="center"/>
-            </w:pPr>
-            <w:r/>
-            <w:r>
-              <w:rPr>
-                <w:rFonts w:ascii="Times New Roman" w:hAnsi="Times New Roman" w:eastAsia="宋体"/>
-                <w:b w:val="0"/>
-                <w:i w:val="0"/>
-                <w:sz w:val="18"/>
-              </w:rPr>
-              <w:t>B System operation</w:t>
-            </w:r>
-          </w:p>
-        </w:tc>
-        <w:tc>
-          <w:tcPr>
-            <w:tcW w:type="dxa" w:w="1768"/>
-            <w:vAlign w:val="center"/>
-            <w:tcBorders>
-              <w:top w:val="single" w:sz="4" w:color="000000"/>
-              <w:left w:val="single" w:sz="4" w:color="000000"/>
-              <w:bottom w:val="single" w:sz="4" w:color="000000"/>
-              <w:right w:val="single" w:sz="4" w:color="000000"/>
-            </w:tcBorders>
-          </w:tcPr>
-          <w:p>
-            <w:pPr>
-              <w:spacing w:before="60" w:after="60" w:lineRule="auto" w:line="276"/>
-              <w:jc w:val="center"/>
-            </w:pPr>
-            <w:r/>
-            <w:r>
-              <w:rPr>
-                <w:rFonts w:ascii="Times New Roman" w:hAnsi="Times New Roman" w:eastAsia="宋体"/>
-                <w:b w:val="0"/>
-                <w:i w:val="0"/>
-                <w:sz w:val="18"/>
-              </w:rPr>
-              <w:t>1500-2500字</w:t>
-            </w:r>
-          </w:p>
-        </w:tc>
-        <w:tc>
-          <w:tcPr>
-            <w:tcW w:type="dxa" w:w="1768"/>
-            <w:vAlign w:val="center"/>
-            <w:tcBorders>
-              <w:top w:val="single" w:sz="4" w:color="000000"/>
-              <w:left w:val="single" w:sz="4" w:color="000000"/>
-              <w:bottom w:val="single" w:sz="4" w:color="000000"/>
-              <w:right w:val="single" w:sz="4" w:color="000000"/>
-            </w:tcBorders>
-          </w:tcPr>
-          <w:p>
-            <w:pPr>
-              <w:spacing w:before="60" w:after="60" w:lineRule="auto" w:line="276"/>
-              <w:jc w:val="center"/>
-            </w:pPr>
-            <w:r/>
-            <w:r>
-              <w:rPr>
-                <w:rFonts w:ascii="Times New Roman" w:hAnsi="Times New Roman" w:eastAsia="宋体"/>
-                <w:b w:val="0"/>
-                <w:i w:val="0"/>
-                <w:sz w:val="18"/>
-              </w:rPr>
-              <w:t>Spans Clauses 4–8 (45 clauses)</w:t>
-            </w:r>
-          </w:p>
-        </w:tc>
-      </w:tr>
-      <w:tr>
-        <w:tc>
-          <w:tcPr>
-            <w:tcW w:type="dxa" w:w="1768"/>
-            <w:vAlign w:val="center"/>
-            <w:tcBorders>
-              <w:top w:val="single" w:sz="4" w:color="000000"/>
-              <w:left w:val="single" w:sz="4" w:color="000000"/>
-              <w:bottom w:val="single" w:sz="4" w:color="000000"/>
-              <w:right w:val="single" w:sz="4" w:color="000000"/>
-            </w:tcBorders>
-          </w:tcPr>
-          <w:p>
-            <w:pPr>
-              <w:spacing w:before="60" w:after="60" w:lineRule="auto" w:line="276"/>
-              <w:jc w:val="center"/>
-            </w:pPr>
-            <w:r/>
-            <w:r>
-              <w:rPr>
-                <w:rFonts w:ascii="Times New Roman" w:hAnsi="Times New Roman" w:eastAsia="宋体"/>
-                <w:b w:val="0"/>
-                <w:i w:val="0"/>
-                <w:sz w:val="18"/>
-              </w:rPr>
-              <w:t>B4</w:t>
-            </w:r>
-          </w:p>
-        </w:tc>
-        <w:tc>
-          <w:tcPr>
-            <w:tcW w:type="dxa" w:w="1768"/>
-            <w:vAlign w:val="center"/>
-            <w:tcBorders>
-              <w:top w:val="single" w:sz="4" w:color="000000"/>
-              <w:left w:val="single" w:sz="4" w:color="000000"/>
-              <w:bottom w:val="single" w:sz="4" w:color="000000"/>
-              <w:right w:val="single" w:sz="4" w:color="000000"/>
-            </w:tcBorders>
-          </w:tcPr>
-          <w:p>
-            <w:pPr>
-              <w:spacing w:before="60" w:after="60" w:lineRule="auto" w:line="276"/>
-              <w:jc w:val="center"/>
-            </w:pPr>
-            <w:r/>
-            <w:r>
-              <w:rPr>
-                <w:rFonts w:ascii="Times New Roman" w:hAnsi="Times New Roman" w:eastAsia="宋体"/>
-                <w:b w:val="0"/>
-                <w:i w:val="0"/>
-                <w:sz w:val="18"/>
-              </w:rPr>
-              <w:t>Management-review input material</w:t>
-            </w:r>
-          </w:p>
-        </w:tc>
-        <w:tc>
-          <w:tcPr>
-            <w:tcW w:type="dxa" w:w="1768"/>
-            <w:vAlign w:val="center"/>
-            <w:tcBorders>
-              <w:top w:val="single" w:sz="4" w:color="000000"/>
-              <w:left w:val="single" w:sz="4" w:color="000000"/>
-              <w:bottom w:val="single" w:sz="4" w:color="000000"/>
-              <w:right w:val="single" w:sz="4" w:color="000000"/>
-            </w:tcBorders>
-          </w:tcPr>
-          <w:p>
-            <w:pPr>
-              <w:spacing w:before="60" w:after="60" w:lineRule="auto" w:line="276"/>
-              <w:jc w:val="center"/>
-            </w:pPr>
-            <w:r/>
-            <w:r>
-              <w:rPr>
-                <w:rFonts w:ascii="Times New Roman" w:hAnsi="Times New Roman" w:eastAsia="宋体"/>
-                <w:b w:val="0"/>
-                <w:i w:val="0"/>
-                <w:sz w:val="18"/>
-              </w:rPr>
-              <w:t>B System operation</w:t>
-            </w:r>
-          </w:p>
-        </w:tc>
-        <w:tc>
-          <w:tcPr>
-            <w:tcW w:type="dxa" w:w="1768"/>
-            <w:vAlign w:val="center"/>
-            <w:tcBorders>
-              <w:top w:val="single" w:sz="4" w:color="000000"/>
-              <w:left w:val="single" w:sz="4" w:color="000000"/>
-              <w:bottom w:val="single" w:sz="4" w:color="000000"/>
-              <w:right w:val="single" w:sz="4" w:color="000000"/>
-            </w:tcBorders>
-          </w:tcPr>
-          <w:p>
-            <w:pPr>
-              <w:spacing w:before="60" w:after="60" w:lineRule="auto" w:line="276"/>
-              <w:jc w:val="center"/>
-            </w:pPr>
-            <w:r/>
-            <w:r>
-              <w:rPr>
-                <w:rFonts w:ascii="Times New Roman" w:hAnsi="Times New Roman" w:eastAsia="宋体"/>
-                <w:b w:val="0"/>
-                <w:i w:val="0"/>
-                <w:sz w:val="18"/>
-              </w:rPr>
-              <w:t>2000-3000字</w:t>
-            </w:r>
-          </w:p>
-        </w:tc>
-        <w:tc>
-          <w:tcPr>
-            <w:tcW w:type="dxa" w:w="1768"/>
-            <w:vAlign w:val="center"/>
-            <w:tcBorders>
-              <w:top w:val="single" w:sz="4" w:color="000000"/>
-              <w:left w:val="single" w:sz="4" w:color="000000"/>
-              <w:bottom w:val="single" w:sz="4" w:color="000000"/>
-              <w:right w:val="single" w:sz="4" w:color="000000"/>
-            </w:tcBorders>
-          </w:tcPr>
-          <w:p>
-            <w:pPr>
-              <w:spacing w:before="60" w:after="60" w:lineRule="auto" w:line="276"/>
-              <w:jc w:val="center"/>
-            </w:pPr>
-            <w:r/>
-            <w:r>
-              <w:rPr>
-                <w:rFonts w:ascii="Times New Roman" w:hAnsi="Times New Roman" w:eastAsia="宋体"/>
-                <w:b w:val="0"/>
-                <w:i w:val="0"/>
-                <w:sz w:val="18"/>
-              </w:rPr>
-              <w:t>8.9 Management review</w:t>
-            </w:r>
-          </w:p>
-        </w:tc>
-      </w:tr>
-      <w:tr>
-        <w:tc>
-          <w:tcPr>
-            <w:tcW w:type="dxa" w:w="1768"/>
-            <w:vAlign w:val="center"/>
-            <w:tcBorders>
-              <w:top w:val="single" w:sz="4" w:color="000000"/>
-              <w:left w:val="single" w:sz="4" w:color="000000"/>
-              <w:bottom w:val="single" w:sz="4" w:color="000000"/>
-              <w:right w:val="single" w:sz="4" w:color="000000"/>
-            </w:tcBorders>
-          </w:tcPr>
-          <w:p>
-            <w:pPr>
-              <w:spacing w:before="60" w:after="60" w:lineRule="auto" w:line="276"/>
-              <w:jc w:val="center"/>
-            </w:pPr>
-            <w:r/>
-            <w:r>
-              <w:rPr>
-                <w:rFonts w:ascii="Times New Roman" w:hAnsi="Times New Roman" w:eastAsia="宋体"/>
-                <w:b w:val="0"/>
-                <w:i w:val="0"/>
-                <w:sz w:val="18"/>
-              </w:rPr>
-              <w:t>B5</w:t>
-            </w:r>
-          </w:p>
-        </w:tc>
-        <w:tc>
-          <w:tcPr>
-            <w:tcW w:type="dxa" w:w="1768"/>
-            <w:vAlign w:val="center"/>
-            <w:tcBorders>
-              <w:top w:val="single" w:sz="4" w:color="000000"/>
-              <w:left w:val="single" w:sz="4" w:color="000000"/>
-              <w:bottom w:val="single" w:sz="4" w:color="000000"/>
-              <w:right w:val="single" w:sz="4" w:color="000000"/>
-            </w:tcBorders>
-          </w:tcPr>
-          <w:p>
-            <w:pPr>
-              <w:spacing w:before="60" w:after="60" w:lineRule="auto" w:line="276"/>
-              <w:jc w:val="center"/>
-            </w:pPr>
-            <w:r/>
-            <w:r>
-              <w:rPr>
-                <w:rFonts w:ascii="Times New Roman" w:hAnsi="Times New Roman" w:eastAsia="宋体"/>
-                <w:b w:val="0"/>
-                <w:i w:val="0"/>
-                <w:sz w:val="18"/>
-              </w:rPr>
-              <w:t>Post-review corrective action plan</w:t>
-            </w:r>
-          </w:p>
-        </w:tc>
-        <w:tc>
-          <w:tcPr>
-            <w:tcW w:type="dxa" w:w="1768"/>
-            <w:vAlign w:val="center"/>
-            <w:tcBorders>
-              <w:top w:val="single" w:sz="4" w:color="000000"/>
-              <w:left w:val="single" w:sz="4" w:color="000000"/>
-              <w:bottom w:val="single" w:sz="4" w:color="000000"/>
-              <w:right w:val="single" w:sz="4" w:color="000000"/>
-            </w:tcBorders>
-          </w:tcPr>
-          <w:p>
-            <w:pPr>
-              <w:spacing w:before="60" w:after="60" w:lineRule="auto" w:line="276"/>
-              <w:jc w:val="center"/>
-            </w:pPr>
-            <w:r/>
-            <w:r>
-              <w:rPr>
-                <w:rFonts w:ascii="Times New Roman" w:hAnsi="Times New Roman" w:eastAsia="宋体"/>
-                <w:b w:val="0"/>
-                <w:i w:val="0"/>
-                <w:sz w:val="18"/>
-              </w:rPr>
-              <w:t>B System operation</w:t>
-            </w:r>
-          </w:p>
-        </w:tc>
-        <w:tc>
-          <w:tcPr>
-            <w:tcW w:type="dxa" w:w="1768"/>
-            <w:vAlign w:val="center"/>
-            <w:tcBorders>
-              <w:top w:val="single" w:sz="4" w:color="000000"/>
-              <w:left w:val="single" w:sz="4" w:color="000000"/>
-              <w:bottom w:val="single" w:sz="4" w:color="000000"/>
-              <w:right w:val="single" w:sz="4" w:color="000000"/>
-            </w:tcBorders>
-          </w:tcPr>
-          <w:p>
-            <w:pPr>
-              <w:spacing w:before="60" w:after="60" w:lineRule="auto" w:line="276"/>
-              <w:jc w:val="center"/>
-            </w:pPr>
-            <w:r/>
-            <w:r>
-              <w:rPr>
-                <w:rFonts w:ascii="Times New Roman" w:hAnsi="Times New Roman" w:eastAsia="宋体"/>
-                <w:b w:val="0"/>
-                <w:i w:val="0"/>
-                <w:sz w:val="18"/>
-              </w:rPr>
-              <w:t>2000-3000字</w:t>
-            </w:r>
-          </w:p>
-        </w:tc>
-        <w:tc>
-          <w:tcPr>
-            <w:tcW w:type="dxa" w:w="1768"/>
-            <w:vAlign w:val="center"/>
-            <w:tcBorders>
-              <w:top w:val="single" w:sz="4" w:color="000000"/>
-              <w:left w:val="single" w:sz="4" w:color="000000"/>
-              <w:bottom w:val="single" w:sz="4" w:color="000000"/>
-              <w:right w:val="single" w:sz="4" w:color="000000"/>
-            </w:tcBorders>
-          </w:tcPr>
-          <w:p>
-            <w:pPr>
-              <w:spacing w:before="60" w:after="60" w:lineRule="auto" w:line="276"/>
-              <w:jc w:val="center"/>
-            </w:pPr>
-            <w:r/>
-            <w:r>
-              <w:rPr>
-                <w:rFonts w:ascii="Times New Roman" w:hAnsi="Times New Roman" w:eastAsia="宋体"/>
-                <w:b w:val="0"/>
-                <w:i w:val="0"/>
-                <w:sz w:val="18"/>
-              </w:rPr>
-              <w:t>8.6–8.7 Corrective action and nonconformities</w:t>
-            </w:r>
-          </w:p>
-        </w:tc>
-      </w:tr>
-      <w:tr>
-        <w:tc>
-          <w:tcPr>
-            <w:tcW w:type="dxa" w:w="1768"/>
-            <w:vAlign w:val="center"/>
-            <w:tcBorders>
-              <w:top w:val="single" w:sz="4" w:color="000000"/>
-              <w:left w:val="single" w:sz="4" w:color="000000"/>
-              <w:bottom w:val="single" w:sz="4" w:color="000000"/>
-              <w:right w:val="single" w:sz="4" w:color="000000"/>
-            </w:tcBorders>
-          </w:tcPr>
-          <w:p>
-            <w:pPr>
-              <w:spacing w:before="60" w:after="60" w:lineRule="auto" w:line="276"/>
-              <w:jc w:val="center"/>
-            </w:pPr>
-            <w:r/>
-            <w:r>
-              <w:rPr>
-                <w:rFonts w:ascii="Times New Roman" w:hAnsi="Times New Roman" w:eastAsia="宋体"/>
-                <w:b w:val="0"/>
-                <w:i w:val="0"/>
-                <w:sz w:val="18"/>
-              </w:rPr>
-              <w:t>C1</w:t>
-            </w:r>
-          </w:p>
-        </w:tc>
-        <w:tc>
-          <w:tcPr>
-            <w:tcW w:type="dxa" w:w="1768"/>
-            <w:vAlign w:val="center"/>
-            <w:tcBorders>
-              <w:top w:val="single" w:sz="4" w:color="000000"/>
-              <w:left w:val="single" w:sz="4" w:color="000000"/>
-              <w:bottom w:val="single" w:sz="4" w:color="000000"/>
-              <w:right w:val="single" w:sz="4" w:color="000000"/>
-            </w:tcBorders>
-          </w:tcPr>
-          <w:p>
-            <w:pPr>
-              <w:spacing w:before="60" w:after="60" w:lineRule="auto" w:line="276"/>
-              <w:jc w:val="center"/>
-            </w:pPr>
-            <w:r/>
-            <w:r>
-              <w:rPr>
-                <w:rFonts w:ascii="Times New Roman" w:hAnsi="Times New Roman" w:eastAsia="宋体"/>
-                <w:b w:val="0"/>
-                <w:i w:val="0"/>
-                <w:sz w:val="18"/>
-              </w:rPr>
-              <w:t>Single-document review — procedure document</w:t>
-            </w:r>
-          </w:p>
-        </w:tc>
-        <w:tc>
-          <w:tcPr>
-            <w:tcW w:type="dxa" w:w="1768"/>
-            <w:vAlign w:val="center"/>
-            <w:tcBorders>
-              <w:top w:val="single" w:sz="4" w:color="000000"/>
-              <w:left w:val="single" w:sz="4" w:color="000000"/>
-              <w:bottom w:val="single" w:sz="4" w:color="000000"/>
-              <w:right w:val="single" w:sz="4" w:color="000000"/>
-            </w:tcBorders>
-          </w:tcPr>
-          <w:p>
-            <w:pPr>
-              <w:spacing w:before="60" w:after="60" w:lineRule="auto" w:line="276"/>
-              <w:jc w:val="center"/>
-            </w:pPr>
-            <w:r/>
-            <w:r>
-              <w:rPr>
-                <w:rFonts w:ascii="Times New Roman" w:hAnsi="Times New Roman" w:eastAsia="宋体"/>
-                <w:b w:val="0"/>
-                <w:i w:val="0"/>
-                <w:sz w:val="18"/>
-              </w:rPr>
-              <w:t>C Audit simulation</w:t>
-            </w:r>
-          </w:p>
-        </w:tc>
-        <w:tc>
-          <w:tcPr>
-            <w:tcW w:type="dxa" w:w="1768"/>
-            <w:vAlign w:val="center"/>
-            <w:tcBorders>
-              <w:top w:val="single" w:sz="4" w:color="000000"/>
-              <w:left w:val="single" w:sz="4" w:color="000000"/>
-              <w:bottom w:val="single" w:sz="4" w:color="000000"/>
-              <w:right w:val="single" w:sz="4" w:color="000000"/>
-            </w:tcBorders>
-          </w:tcPr>
-          <w:p>
-            <w:pPr>
-              <w:spacing w:before="60" w:after="60" w:lineRule="auto" w:line="276"/>
-              <w:jc w:val="center"/>
-            </w:pPr>
-            <w:r/>
-            <w:r>
-              <w:rPr>
-                <w:rFonts w:ascii="Times New Roman" w:hAnsi="Times New Roman" w:eastAsia="宋体"/>
-                <w:b w:val="0"/>
-                <w:i w:val="0"/>
-                <w:sz w:val="18"/>
-              </w:rPr>
-              <w:t>1500-2500字</w:t>
-            </w:r>
-          </w:p>
-        </w:tc>
-        <w:tc>
-          <w:tcPr>
-            <w:tcW w:type="dxa" w:w="1768"/>
-            <w:vAlign w:val="center"/>
-            <w:tcBorders>
-              <w:top w:val="single" w:sz="4" w:color="000000"/>
-              <w:left w:val="single" w:sz="4" w:color="000000"/>
-              <w:bottom w:val="single" w:sz="4" w:color="000000"/>
-              <w:right w:val="single" w:sz="4" w:color="000000"/>
-            </w:tcBorders>
-          </w:tcPr>
-          <w:p>
-            <w:pPr>
-              <w:spacing w:before="60" w:after="60" w:lineRule="auto" w:line="276"/>
-              <w:jc w:val="center"/>
-            </w:pPr>
-            <w:r/>
-            <w:r>
-              <w:rPr>
-                <w:rFonts w:ascii="Times New Roman" w:hAnsi="Times New Roman" w:eastAsia="宋体"/>
-                <w:b w:val="0"/>
-                <w:i w:val="0"/>
-                <w:sz w:val="18"/>
-              </w:rPr>
-              <w:t>Spans Clauses 4–8 (15 clauses)</w:t>
-            </w:r>
-          </w:p>
-        </w:tc>
-      </w:tr>
-      <w:tr>
-        <w:tc>
-          <w:tcPr>
-            <w:tcW w:type="dxa" w:w="1768"/>
-            <w:vAlign w:val="center"/>
-            <w:tcBorders>
-              <w:top w:val="single" w:sz="4" w:color="000000"/>
-              <w:left w:val="single" w:sz="4" w:color="000000"/>
-              <w:bottom w:val="single" w:sz="4" w:color="000000"/>
-              <w:right w:val="single" w:sz="4" w:color="000000"/>
-            </w:tcBorders>
-          </w:tcPr>
-          <w:p>
-            <w:pPr>
-              <w:spacing w:before="60" w:after="60" w:lineRule="auto" w:line="276"/>
-              <w:jc w:val="center"/>
-            </w:pPr>
-            <w:r/>
-            <w:r>
-              <w:rPr>
-                <w:rFonts w:ascii="Times New Roman" w:hAnsi="Times New Roman" w:eastAsia="宋体"/>
-                <w:b w:val="0"/>
-                <w:i w:val="0"/>
-                <w:sz w:val="18"/>
-              </w:rPr>
-              <w:t>C2</w:t>
-            </w:r>
-          </w:p>
-        </w:tc>
-        <w:tc>
-          <w:tcPr>
-            <w:tcW w:type="dxa" w:w="1768"/>
-            <w:vAlign w:val="center"/>
-            <w:tcBorders>
-              <w:top w:val="single" w:sz="4" w:color="000000"/>
-              <w:left w:val="single" w:sz="4" w:color="000000"/>
-              <w:bottom w:val="single" w:sz="4" w:color="000000"/>
-              <w:right w:val="single" w:sz="4" w:color="000000"/>
-            </w:tcBorders>
-          </w:tcPr>
-          <w:p>
-            <w:pPr>
-              <w:spacing w:before="60" w:after="60" w:lineRule="auto" w:line="276"/>
-              <w:jc w:val="center"/>
-            </w:pPr>
-            <w:r/>
-            <w:r>
-              <w:rPr>
-                <w:rFonts w:ascii="Times New Roman" w:hAnsi="Times New Roman" w:eastAsia="宋体"/>
-                <w:b w:val="0"/>
-                <w:i w:val="0"/>
-                <w:sz w:val="18"/>
-              </w:rPr>
-              <w:t>Single-document review — SOP</w:t>
-            </w:r>
-          </w:p>
-        </w:tc>
-        <w:tc>
-          <w:tcPr>
-            <w:tcW w:type="dxa" w:w="1768"/>
-            <w:vAlign w:val="center"/>
-            <w:tcBorders>
-              <w:top w:val="single" w:sz="4" w:color="000000"/>
-              <w:left w:val="single" w:sz="4" w:color="000000"/>
-              <w:bottom w:val="single" w:sz="4" w:color="000000"/>
-              <w:right w:val="single" w:sz="4" w:color="000000"/>
-            </w:tcBorders>
-          </w:tcPr>
-          <w:p>
-            <w:pPr>
-              <w:spacing w:before="60" w:after="60" w:lineRule="auto" w:line="276"/>
-              <w:jc w:val="center"/>
-            </w:pPr>
-            <w:r/>
-            <w:r>
-              <w:rPr>
-                <w:rFonts w:ascii="Times New Roman" w:hAnsi="Times New Roman" w:eastAsia="宋体"/>
-                <w:b w:val="0"/>
-                <w:i w:val="0"/>
-                <w:sz w:val="18"/>
-              </w:rPr>
-              <w:t>C Audit simulation</w:t>
-            </w:r>
-          </w:p>
-        </w:tc>
-        <w:tc>
-          <w:tcPr>
-            <w:tcW w:type="dxa" w:w="1768"/>
-            <w:vAlign w:val="center"/>
-            <w:tcBorders>
-              <w:top w:val="single" w:sz="4" w:color="000000"/>
-              <w:left w:val="single" w:sz="4" w:color="000000"/>
-              <w:bottom w:val="single" w:sz="4" w:color="000000"/>
-              <w:right w:val="single" w:sz="4" w:color="000000"/>
-            </w:tcBorders>
-          </w:tcPr>
-          <w:p>
-            <w:pPr>
-              <w:spacing w:before="60" w:after="60" w:lineRule="auto" w:line="276"/>
-              <w:jc w:val="center"/>
-            </w:pPr>
-            <w:r/>
-            <w:r>
-              <w:rPr>
-                <w:rFonts w:ascii="Times New Roman" w:hAnsi="Times New Roman" w:eastAsia="宋体"/>
-                <w:b w:val="0"/>
-                <w:i w:val="0"/>
-                <w:sz w:val="18"/>
-              </w:rPr>
-              <w:t>1200-2000字</w:t>
-            </w:r>
-          </w:p>
-        </w:tc>
-        <w:tc>
-          <w:tcPr>
-            <w:tcW w:type="dxa" w:w="1768"/>
-            <w:vAlign w:val="center"/>
-            <w:tcBorders>
-              <w:top w:val="single" w:sz="4" w:color="000000"/>
-              <w:left w:val="single" w:sz="4" w:color="000000"/>
-              <w:bottom w:val="single" w:sz="4" w:color="000000"/>
-              <w:right w:val="single" w:sz="4" w:color="000000"/>
-            </w:tcBorders>
-          </w:tcPr>
-          <w:p>
-            <w:pPr>
-              <w:spacing w:before="60" w:after="60" w:lineRule="auto" w:line="276"/>
-              <w:jc w:val="center"/>
-            </w:pPr>
-            <w:r/>
-            <w:r>
-              <w:rPr>
-                <w:rFonts w:ascii="Times New Roman" w:hAnsi="Times New Roman" w:eastAsia="宋体"/>
-                <w:b w:val="0"/>
-                <w:i w:val="0"/>
-                <w:sz w:val="18"/>
-              </w:rPr>
-              <w:t>Spans Clauses 4–8 (12 clauses)</w:t>
-            </w:r>
-          </w:p>
-        </w:tc>
-      </w:tr>
-      <w:tr>
-        <w:tc>
-          <w:tcPr>
-            <w:tcW w:type="dxa" w:w="1768"/>
-            <w:vAlign w:val="center"/>
-            <w:tcBorders>
-              <w:top w:val="single" w:sz="4" w:color="000000"/>
-              <w:left w:val="single" w:sz="4" w:color="000000"/>
-              <w:bottom w:val="single" w:sz="4" w:color="000000"/>
-              <w:right w:val="single" w:sz="4" w:color="000000"/>
-            </w:tcBorders>
-          </w:tcPr>
-          <w:p>
-            <w:pPr>
-              <w:spacing w:before="60" w:after="60" w:lineRule="auto" w:line="276"/>
-              <w:jc w:val="center"/>
-            </w:pPr>
-            <w:r/>
-            <w:r>
-              <w:rPr>
-                <w:rFonts w:ascii="Times New Roman" w:hAnsi="Times New Roman" w:eastAsia="宋体"/>
-                <w:b w:val="0"/>
-                <w:i w:val="0"/>
-                <w:sz w:val="18"/>
-              </w:rPr>
-              <w:t>C3</w:t>
-            </w:r>
-          </w:p>
-        </w:tc>
-        <w:tc>
-          <w:tcPr>
-            <w:tcW w:type="dxa" w:w="1768"/>
-            <w:vAlign w:val="center"/>
-            <w:tcBorders>
-              <w:top w:val="single" w:sz="4" w:color="000000"/>
-              <w:left w:val="single" w:sz="4" w:color="000000"/>
-              <w:bottom w:val="single" w:sz="4" w:color="000000"/>
-              <w:right w:val="single" w:sz="4" w:color="000000"/>
-            </w:tcBorders>
-          </w:tcPr>
-          <w:p>
-            <w:pPr>
-              <w:spacing w:before="60" w:after="60" w:lineRule="auto" w:line="276"/>
-              <w:jc w:val="center"/>
-            </w:pPr>
-            <w:r/>
-            <w:r>
-              <w:rPr>
-                <w:rFonts w:ascii="Times New Roman" w:hAnsi="Times New Roman" w:eastAsia="宋体"/>
-                <w:b w:val="0"/>
-                <w:i w:val="0"/>
-                <w:sz w:val="18"/>
-              </w:rPr>
-              <w:t>System-level review</w:t>
-            </w:r>
-          </w:p>
-        </w:tc>
-        <w:tc>
-          <w:tcPr>
-            <w:tcW w:type="dxa" w:w="1768"/>
-            <w:vAlign w:val="center"/>
-            <w:tcBorders>
-              <w:top w:val="single" w:sz="4" w:color="000000"/>
-              <w:left w:val="single" w:sz="4" w:color="000000"/>
-              <w:bottom w:val="single" w:sz="4" w:color="000000"/>
-              <w:right w:val="single" w:sz="4" w:color="000000"/>
-            </w:tcBorders>
-          </w:tcPr>
-          <w:p>
-            <w:pPr>
-              <w:spacing w:before="60" w:after="60" w:lineRule="auto" w:line="276"/>
-              <w:jc w:val="center"/>
-            </w:pPr>
-            <w:r/>
-            <w:r>
-              <w:rPr>
-                <w:rFonts w:ascii="Times New Roman" w:hAnsi="Times New Roman" w:eastAsia="宋体"/>
-                <w:b w:val="0"/>
-                <w:i w:val="0"/>
-                <w:sz w:val="18"/>
-              </w:rPr>
-              <w:t>C Audit simulation</w:t>
-            </w:r>
-          </w:p>
-        </w:tc>
-        <w:tc>
-          <w:tcPr>
-            <w:tcW w:type="dxa" w:w="1768"/>
-            <w:vAlign w:val="center"/>
-            <w:tcBorders>
-              <w:top w:val="single" w:sz="4" w:color="000000"/>
-              <w:left w:val="single" w:sz="4" w:color="000000"/>
-              <w:bottom w:val="single" w:sz="4" w:color="000000"/>
-              <w:right w:val="single" w:sz="4" w:color="000000"/>
-            </w:tcBorders>
-          </w:tcPr>
-          <w:p>
-            <w:pPr>
-              <w:spacing w:before="60" w:after="60" w:lineRule="auto" w:line="276"/>
-              <w:jc w:val="center"/>
-            </w:pPr>
-            <w:r/>
-            <w:r>
-              <w:rPr>
-                <w:rFonts w:ascii="Times New Roman" w:hAnsi="Times New Roman" w:eastAsia="宋体"/>
-                <w:b w:val="0"/>
-                <w:i w:val="0"/>
-                <w:sz w:val="18"/>
-              </w:rPr>
-              <w:t>1500-2500字</w:t>
-            </w:r>
-          </w:p>
-        </w:tc>
-        <w:tc>
-          <w:tcPr>
-            <w:tcW w:type="dxa" w:w="1768"/>
-            <w:vAlign w:val="center"/>
-            <w:tcBorders>
-              <w:top w:val="single" w:sz="4" w:color="000000"/>
-              <w:left w:val="single" w:sz="4" w:color="000000"/>
-              <w:bottom w:val="single" w:sz="4" w:color="000000"/>
-              <w:right w:val="single" w:sz="4" w:color="000000"/>
-            </w:tcBorders>
-          </w:tcPr>
-          <w:p>
-            <w:pPr>
-              <w:spacing w:before="60" w:after="60" w:lineRule="auto" w:line="276"/>
-              <w:jc w:val="center"/>
-            </w:pPr>
-            <w:r/>
-            <w:r>
-              <w:rPr>
-                <w:rFonts w:ascii="Times New Roman" w:hAnsi="Times New Roman" w:eastAsia="宋体"/>
-                <w:b w:val="0"/>
-                <w:i w:val="0"/>
-                <w:sz w:val="18"/>
-              </w:rPr>
-              <w:t>Spans Clauses 4–8 (52 clauses)</w:t>
-            </w:r>
-          </w:p>
-        </w:tc>
-      </w:tr>
-      <w:tr>
-        <w:tc>
-          <w:tcPr>
-            <w:tcW w:type="dxa" w:w="1768"/>
-            <w:vAlign w:val="center"/>
-            <w:tcBorders>
-              <w:top w:val="single" w:sz="4" w:color="000000"/>
-              <w:left w:val="single" w:sz="4" w:color="000000"/>
-              <w:bottom w:val="single" w:sz="4" w:color="000000"/>
-              <w:right w:val="single" w:sz="4" w:color="000000"/>
-            </w:tcBorders>
-          </w:tcPr>
-          <w:p>
-            <w:pPr>
-              <w:spacing w:before="60" w:after="60" w:lineRule="auto" w:line="276"/>
-              <w:jc w:val="center"/>
-            </w:pPr>
-            <w:r/>
-            <w:r>
-              <w:rPr>
-                <w:rFonts w:ascii="Times New Roman" w:hAnsi="Times New Roman" w:eastAsia="宋体"/>
-                <w:b w:val="0"/>
-                <w:i w:val="0"/>
-                <w:sz w:val="18"/>
-              </w:rPr>
-              <w:t>C4</w:t>
-            </w:r>
-          </w:p>
-        </w:tc>
-        <w:tc>
-          <w:tcPr>
-            <w:tcW w:type="dxa" w:w="1768"/>
-            <w:vAlign w:val="center"/>
-            <w:tcBorders>
-              <w:top w:val="single" w:sz="4" w:color="000000"/>
-              <w:left w:val="single" w:sz="4" w:color="000000"/>
-              <w:bottom w:val="single" w:sz="4" w:color="000000"/>
-              <w:right w:val="single" w:sz="4" w:color="000000"/>
-            </w:tcBorders>
-          </w:tcPr>
-          <w:p>
-            <w:pPr>
-              <w:spacing w:before="60" w:after="60" w:lineRule="auto" w:line="276"/>
-              <w:jc w:val="center"/>
-            </w:pPr>
-            <w:r/>
-            <w:r>
-              <w:rPr>
-                <w:rFonts w:ascii="Times New Roman" w:hAnsi="Times New Roman" w:eastAsia="宋体"/>
-                <w:b w:val="0"/>
-                <w:i w:val="0"/>
-                <w:sz w:val="18"/>
-              </w:rPr>
-              <w:t>Audit-driven revision — document update</w:t>
-            </w:r>
-          </w:p>
-        </w:tc>
-        <w:tc>
-          <w:tcPr>
-            <w:tcW w:type="dxa" w:w="1768"/>
-            <w:vAlign w:val="center"/>
-            <w:tcBorders>
-              <w:top w:val="single" w:sz="4" w:color="000000"/>
-              <w:left w:val="single" w:sz="4" w:color="000000"/>
-              <w:bottom w:val="single" w:sz="4" w:color="000000"/>
-              <w:right w:val="single" w:sz="4" w:color="000000"/>
-            </w:tcBorders>
-          </w:tcPr>
-          <w:p>
-            <w:pPr>
-              <w:spacing w:before="60" w:after="60" w:lineRule="auto" w:line="276"/>
-              <w:jc w:val="center"/>
-            </w:pPr>
-            <w:r/>
-            <w:r>
-              <w:rPr>
-                <w:rFonts w:ascii="Times New Roman" w:hAnsi="Times New Roman" w:eastAsia="宋体"/>
-                <w:b w:val="0"/>
-                <w:i w:val="0"/>
-                <w:sz w:val="18"/>
-              </w:rPr>
-              <w:t>C Audit simulation</w:t>
-            </w:r>
-          </w:p>
-        </w:tc>
-        <w:tc>
-          <w:tcPr>
-            <w:tcW w:type="dxa" w:w="1768"/>
-            <w:vAlign w:val="center"/>
-            <w:tcBorders>
-              <w:top w:val="single" w:sz="4" w:color="000000"/>
-              <w:left w:val="single" w:sz="4" w:color="000000"/>
-              <w:bottom w:val="single" w:sz="4" w:color="000000"/>
-              <w:right w:val="single" w:sz="4" w:color="000000"/>
-            </w:tcBorders>
-          </w:tcPr>
-          <w:p>
-            <w:pPr>
-              <w:spacing w:before="60" w:after="60" w:lineRule="auto" w:line="276"/>
-              <w:jc w:val="center"/>
-            </w:pPr>
-            <w:r/>
-            <w:r>
-              <w:rPr>
-                <w:rFonts w:ascii="Times New Roman" w:hAnsi="Times New Roman" w:eastAsia="宋体"/>
-                <w:b w:val="0"/>
-                <w:i w:val="0"/>
-                <w:sz w:val="18"/>
-              </w:rPr>
-              <w:t>1500-2500字</w:t>
-            </w:r>
-          </w:p>
-        </w:tc>
-        <w:tc>
-          <w:tcPr>
-            <w:tcW w:type="dxa" w:w="1768"/>
-            <w:vAlign w:val="center"/>
-            <w:tcBorders>
-              <w:top w:val="single" w:sz="4" w:color="000000"/>
-              <w:left w:val="single" w:sz="4" w:color="000000"/>
-              <w:bottom w:val="single" w:sz="4" w:color="000000"/>
-              <w:right w:val="single" w:sz="4" w:color="000000"/>
-            </w:tcBorders>
-          </w:tcPr>
-          <w:p>
-            <w:pPr>
-              <w:spacing w:before="60" w:after="60" w:lineRule="auto" w:line="276"/>
-              <w:jc w:val="center"/>
-            </w:pPr>
-            <w:r/>
-            <w:r>
-              <w:rPr>
-                <w:rFonts w:ascii="Times New Roman" w:hAnsi="Times New Roman" w:eastAsia="宋体"/>
-                <w:b w:val="0"/>
-                <w:i w:val="0"/>
-                <w:sz w:val="18"/>
-              </w:rPr>
-              <w:t>Spans Clauses 4–8 (12 clauses)</w:t>
-            </w:r>
-          </w:p>
-        </w:tc>
-      </w:tr>
-      <w:tr>
-        <w:tc>
-          <w:tcPr>
-            <w:tcW w:type="dxa" w:w="1768"/>
-            <w:vAlign w:val="center"/>
-            <w:tcBorders>
-              <w:top w:val="single" w:sz="4" w:color="000000"/>
-              <w:left w:val="single" w:sz="4" w:color="000000"/>
-              <w:bottom w:val="single" w:sz="4" w:color="000000"/>
-              <w:right w:val="single" w:sz="4" w:color="000000"/>
-            </w:tcBorders>
-          </w:tcPr>
-          <w:p>
-            <w:pPr>
-              <w:spacing w:before="60" w:after="60" w:lineRule="auto" w:line="276"/>
-              <w:jc w:val="center"/>
-            </w:pPr>
-            <w:r/>
-            <w:r>
-              <w:rPr>
-                <w:rFonts w:ascii="Times New Roman" w:hAnsi="Times New Roman" w:eastAsia="宋体"/>
-                <w:b w:val="0"/>
-                <w:i w:val="0"/>
-                <w:sz w:val="18"/>
-              </w:rPr>
-              <w:t>C5</w:t>
-            </w:r>
-          </w:p>
-        </w:tc>
-        <w:tc>
-          <w:tcPr>
-            <w:tcW w:type="dxa" w:w="1768"/>
-            <w:vAlign w:val="center"/>
-            <w:tcBorders>
-              <w:top w:val="single" w:sz="4" w:color="000000"/>
-              <w:left w:val="single" w:sz="4" w:color="000000"/>
-              <w:bottom w:val="single" w:sz="4" w:color="000000"/>
-              <w:right w:val="single" w:sz="4" w:color="000000"/>
-            </w:tcBorders>
-          </w:tcPr>
-          <w:p>
-            <w:pPr>
-              <w:spacing w:before="60" w:after="60" w:lineRule="auto" w:line="276"/>
-              <w:jc w:val="center"/>
-            </w:pPr>
-            <w:r/>
-            <w:r>
-              <w:rPr>
-                <w:rFonts w:ascii="Times New Roman" w:hAnsi="Times New Roman" w:eastAsia="宋体"/>
-                <w:b w:val="0"/>
-                <w:i w:val="0"/>
-                <w:sz w:val="18"/>
-              </w:rPr>
-              <w:t>Audit-driven revision — CAPA closure</w:t>
-            </w:r>
-          </w:p>
-        </w:tc>
-        <w:tc>
-          <w:tcPr>
-            <w:tcW w:type="dxa" w:w="1768"/>
-            <w:vAlign w:val="center"/>
-            <w:tcBorders>
-              <w:top w:val="single" w:sz="4" w:color="000000"/>
-              <w:left w:val="single" w:sz="4" w:color="000000"/>
-              <w:bottom w:val="single" w:sz="4" w:color="000000"/>
-              <w:right w:val="single" w:sz="4" w:color="000000"/>
-            </w:tcBorders>
-          </w:tcPr>
-          <w:p>
-            <w:pPr>
-              <w:spacing w:before="60" w:after="60" w:lineRule="auto" w:line="276"/>
-              <w:jc w:val="center"/>
-            </w:pPr>
-            <w:r/>
-            <w:r>
-              <w:rPr>
-                <w:rFonts w:ascii="Times New Roman" w:hAnsi="Times New Roman" w:eastAsia="宋体"/>
-                <w:b w:val="0"/>
-                <w:i w:val="0"/>
-                <w:sz w:val="18"/>
-              </w:rPr>
-              <w:t>C Audit simulation</w:t>
-            </w:r>
-          </w:p>
-        </w:tc>
-        <w:tc>
-          <w:tcPr>
-            <w:tcW w:type="dxa" w:w="1768"/>
-            <w:vAlign w:val="center"/>
-            <w:tcBorders>
-              <w:top w:val="single" w:sz="4" w:color="000000"/>
-              <w:left w:val="single" w:sz="4" w:color="000000"/>
-              <w:bottom w:val="single" w:sz="4" w:color="000000"/>
-              <w:right w:val="single" w:sz="4" w:color="000000"/>
-            </w:tcBorders>
-          </w:tcPr>
-          <w:p>
-            <w:pPr>
-              <w:spacing w:before="60" w:after="60" w:lineRule="auto" w:line="276"/>
-              <w:jc w:val="center"/>
-            </w:pPr>
-            <w:r/>
-            <w:r>
-              <w:rPr>
-                <w:rFonts w:ascii="Times New Roman" w:hAnsi="Times New Roman" w:eastAsia="宋体"/>
-                <w:b w:val="0"/>
-                <w:i w:val="0"/>
-                <w:sz w:val="18"/>
-              </w:rPr>
-              <w:t>2000-3500字</w:t>
-            </w:r>
-          </w:p>
-        </w:tc>
-        <w:tc>
-          <w:tcPr>
-            <w:tcW w:type="dxa" w:w="1768"/>
-            <w:vAlign w:val="center"/>
-            <w:tcBorders>
-              <w:top w:val="single" w:sz="4" w:color="000000"/>
-              <w:left w:val="single" w:sz="4" w:color="000000"/>
-              <w:bottom w:val="single" w:sz="4" w:color="000000"/>
-              <w:right w:val="single" w:sz="4" w:color="000000"/>
-            </w:tcBorders>
-          </w:tcPr>
-          <w:p>
-            <w:pPr>
-              <w:spacing w:before="60" w:after="60" w:lineRule="auto" w:line="276"/>
-              <w:jc w:val="center"/>
-            </w:pPr>
-            <w:r/>
-            <w:r>
-              <w:rPr>
-                <w:rFonts w:ascii="Times New Roman" w:hAnsi="Times New Roman" w:eastAsia="宋体"/>
-                <w:b w:val="0"/>
-                <w:i w:val="0"/>
-                <w:sz w:val="18"/>
-              </w:rPr>
-              <w:t>7.5.5 / 8.7 Nonconformity and CAPA closure</w:t>
-            </w:r>
-          </w:p>
-        </w:tc>
-      </w:tr>
-    </w:tbl>
-    <w:p/>
-    <w:p>
-      <w:pPr>
-        <w:spacing w:before="80" w:after="80" w:lineRule="auto" w:line="360"/>
-        <w:ind w:firstLine="0"/>
-        <w:jc w:val="both"/>
-      </w:pPr>
-      <w:r>
-        <w:rPr>
-          <w:rFonts w:ascii="Times New Roman" w:hAnsi="Times New Roman" w:eastAsia="宋体"/>
-          <w:b w:val="0"/>
-          <w:i w:val="0"/>
-          <w:sz w:val="24"/>
-        </w:rPr>
-        <w:t>The task set covers system-level documents concerned with document control, internal audit, pre-assessment self-inspection, and management review — including corrective action and CAPA closure (B5, C5) and system-wide reviews spanning dozens of clauses (B3, C3). It does not include technical documents such as method validation/verification reports, measurement-uncertainty procedures, critical-value reporting and clinical-communication records, or procedures for handling external quality assessment results (see Section 4.6, Limitation xviii).</w:t>
-      </w:r>
-    </w:p>
-    <w:p>
-      <w:pPr>
-        <w:spacing w:before="80" w:after="80" w:lineRule="auto" w:line="360"/>
-        <w:ind w:firstLine="0"/>
-        <w:jc w:val="both"/>
-      </w:pPr>
-      <w:r>
-        <w:rPr>
-          <w:rFonts w:ascii="Times New Roman" w:hAnsi="Times New Roman" w:eastAsia="宋体"/>
-          <w:b/>
-          <w:i w:val="0"/>
-          <w:sz w:val="24"/>
-        </w:rPr>
-        <w:t>Supplementary Table S2. Tier 2a/2b 与 Tier 3 共用的五维度评分量规。</w:t>
-      </w:r>
-    </w:p>
-    <w:tbl>
-      <w:tblPr>
-        <w:tblW w:type="auto" w:w="0"/>
-        <w:jc w:val="center"/>
-        <w:tblLayout w:type="autofit"/>
-        <w:tblLook w:firstColumn="1" w:firstRow="1" w:lastColumn="0" w:lastRow="0" w:noHBand="0" w:noVBand="1" w:val="04A0"/>
-      </w:tblPr>
-      <w:tblGrid>
-        <w:gridCol w:w="2209"/>
-        <w:gridCol w:w="2209"/>
-        <w:gridCol w:w="2209"/>
-        <w:gridCol w:w="2209"/>
-      </w:tblGrid>
-      <w:tr>
-        <w:tc>
-          <w:tcPr>
-            <w:tcW w:type="dxa" w:w="2209"/>
-            <w:vAlign w:val="center"/>
-            <w:tcBorders>
-              <w:top w:val="single" w:sz="4" w:color="000000"/>
-              <w:left w:val="single" w:sz="4" w:color="000000"/>
-              <w:bottom w:val="single" w:sz="4" w:color="000000"/>
-              <w:right w:val="single" w:sz="4" w:color="000000"/>
-            </w:tcBorders>
-          </w:tcPr>
-          <w:p>
-            <w:pPr>
-              <w:spacing w:before="60" w:after="60" w:lineRule="auto" w:line="276"/>
-              <w:jc w:val="center"/>
-            </w:pPr>
-            <w:r/>
-            <w:r>
-              <w:rPr>
-                <w:rFonts w:ascii="Times New Roman" w:hAnsi="Times New Roman" w:eastAsia="宋体"/>
-                <w:b/>
-                <w:i w:val="0"/>
-                <w:sz w:val="18"/>
-              </w:rPr>
-              <w:t>维度</w:t>
-            </w:r>
-          </w:p>
-        </w:tc>
-        <w:tc>
-          <w:tcPr>
-            <w:tcW w:type="dxa" w:w="2209"/>
-            <w:vAlign w:val="center"/>
-            <w:tcBorders>
-              <w:top w:val="single" w:sz="4" w:color="000000"/>
-              <w:left w:val="single" w:sz="4" w:color="000000"/>
-              <w:bottom w:val="single" w:sz="4" w:color="000000"/>
-              <w:right w:val="single" w:sz="4" w:color="000000"/>
-            </w:tcBorders>
-          </w:tcPr>
-          <w:p>
-            <w:pPr>
-              <w:spacing w:before="60" w:after="60" w:lineRule="auto" w:line="276"/>
-              <w:jc w:val="center"/>
-            </w:pPr>
-            <w:r/>
-            <w:r>
-              <w:rPr>
-                <w:rFonts w:ascii="Times New Roman" w:hAnsi="Times New Roman" w:eastAsia="宋体"/>
-                <w:b/>
-                <w:i w:val="0"/>
-                <w:sz w:val="18"/>
-              </w:rPr>
-              <w:t>5 分标准</w:t>
-            </w:r>
-          </w:p>
-        </w:tc>
-        <w:tc>
-          <w:tcPr>
-            <w:tcW w:type="dxa" w:w="2209"/>
-            <w:vAlign w:val="center"/>
-            <w:tcBorders>
-              <w:top w:val="single" w:sz="4" w:color="000000"/>
-              <w:left w:val="single" w:sz="4" w:color="000000"/>
-              <w:bottom w:val="single" w:sz="4" w:color="000000"/>
-              <w:right w:val="single" w:sz="4" w:color="000000"/>
-            </w:tcBorders>
-          </w:tcPr>
-          <w:p>
-            <w:pPr>
-              <w:spacing w:before="60" w:after="60" w:lineRule="auto" w:line="276"/>
-              <w:jc w:val="center"/>
-            </w:pPr>
-            <w:r/>
-            <w:r>
-              <w:rPr>
-                <w:rFonts w:ascii="Times New Roman" w:hAnsi="Times New Roman" w:eastAsia="宋体"/>
-                <w:b/>
-                <w:i w:val="0"/>
-                <w:sz w:val="18"/>
-              </w:rPr>
-              <w:t>3 分标准</w:t>
-            </w:r>
-          </w:p>
-        </w:tc>
-        <w:tc>
-          <w:tcPr>
-            <w:tcW w:type="dxa" w:w="2209"/>
-            <w:vAlign w:val="center"/>
-            <w:tcBorders>
-              <w:top w:val="single" w:sz="4" w:color="000000"/>
-              <w:left w:val="single" w:sz="4" w:color="000000"/>
-              <w:bottom w:val="single" w:sz="4" w:color="000000"/>
-              <w:right w:val="single" w:sz="4" w:color="000000"/>
-            </w:tcBorders>
-          </w:tcPr>
-          <w:p>
-            <w:pPr>
-              <w:spacing w:before="60" w:after="60" w:lineRule="auto" w:line="276"/>
-              <w:jc w:val="center"/>
-            </w:pPr>
-            <w:r/>
-            <w:r>
-              <w:rPr>
-                <w:rFonts w:ascii="Times New Roman" w:hAnsi="Times New Roman" w:eastAsia="宋体"/>
-                <w:b/>
-                <w:i w:val="0"/>
-                <w:sz w:val="18"/>
-              </w:rPr>
-              <w:t>1 分标准</w:t>
-            </w:r>
-          </w:p>
-        </w:tc>
-      </w:tr>
-      <w:tr>
-        <w:tc>
-          <w:tcPr>
-            <w:tcW w:type="dxa" w:w="2209"/>
-            <w:vAlign w:val="center"/>
-            <w:tcBorders>
-              <w:top w:val="single" w:sz="4" w:color="000000"/>
-              <w:left w:val="single" w:sz="4" w:color="000000"/>
-              <w:bottom w:val="single" w:sz="4" w:color="000000"/>
-              <w:right w:val="single" w:sz="4" w:color="000000"/>
-            </w:tcBorders>
-          </w:tcPr>
-          <w:p>
-            <w:pPr>
-              <w:spacing w:before="60" w:after="60" w:lineRule="auto" w:line="276"/>
-              <w:jc w:val="center"/>
-            </w:pPr>
-            <w:r/>
-            <w:r>
-              <w:rPr>
-                <w:rFonts w:ascii="Times New Roman" w:hAnsi="Times New Roman" w:eastAsia="宋体"/>
-                <w:b w:val="0"/>
-                <w:i w:val="0"/>
-                <w:sz w:val="18"/>
-              </w:rPr>
-              <w:t>条款满足度</w:t>
-            </w:r>
-          </w:p>
-        </w:tc>
-        <w:tc>
-          <w:tcPr>
-            <w:tcW w:type="dxa" w:w="2209"/>
-            <w:vAlign w:val="center"/>
-            <w:tcBorders>
-              <w:top w:val="single" w:sz="4" w:color="000000"/>
-              <w:left w:val="single" w:sz="4" w:color="000000"/>
-              <w:bottom w:val="single" w:sz="4" w:color="000000"/>
-              <w:right w:val="single" w:sz="4" w:color="000000"/>
-            </w:tcBorders>
-          </w:tcPr>
-          <w:p>
-            <w:pPr>
-              <w:spacing w:before="60" w:after="60" w:lineRule="auto" w:line="276"/>
-              <w:jc w:val="center"/>
-            </w:pPr>
-            <w:r/>
-            <w:r>
-              <w:rPr>
-                <w:rFonts w:ascii="Times New Roman" w:hAnsi="Times New Roman" w:eastAsia="宋体"/>
-                <w:b w:val="0"/>
-                <w:i w:val="0"/>
-                <w:sz w:val="18"/>
-              </w:rPr>
-              <w:t>对应条款所有 SHALL 要求均有具体落地措施</w:t>
-            </w:r>
-          </w:p>
-        </w:tc>
-        <w:tc>
-          <w:tcPr>
-            <w:tcW w:type="dxa" w:w="2209"/>
-            <w:vAlign w:val="center"/>
-            <w:tcBorders>
-              <w:top w:val="single" w:sz="4" w:color="000000"/>
-              <w:left w:val="single" w:sz="4" w:color="000000"/>
-              <w:bottom w:val="single" w:sz="4" w:color="000000"/>
-              <w:right w:val="single" w:sz="4" w:color="000000"/>
-            </w:tcBorders>
-          </w:tcPr>
-          <w:p>
-            <w:pPr>
-              <w:spacing w:before="60" w:after="60" w:lineRule="auto" w:line="276"/>
-              <w:jc w:val="center"/>
-            </w:pPr>
-            <w:r/>
-            <w:r>
-              <w:rPr>
-                <w:rFonts w:ascii="Times New Roman" w:hAnsi="Times New Roman" w:eastAsia="宋体"/>
-                <w:b w:val="0"/>
-                <w:i w:val="0"/>
-                <w:sz w:val="18"/>
-              </w:rPr>
-              <w:t>覆盖主要条款但有遗漏或浮于表面</w:t>
-            </w:r>
-          </w:p>
-        </w:tc>
-        <w:tc>
-          <w:tcPr>
-            <w:tcW w:type="dxa" w:w="2209"/>
-            <w:vAlign w:val="center"/>
-            <w:tcBorders>
-              <w:top w:val="single" w:sz="4" w:color="000000"/>
-              <w:left w:val="single" w:sz="4" w:color="000000"/>
-              <w:bottom w:val="single" w:sz="4" w:color="000000"/>
-              <w:right w:val="single" w:sz="4" w:color="000000"/>
-            </w:tcBorders>
-          </w:tcPr>
-          <w:p>
-            <w:pPr>
-              <w:spacing w:before="60" w:after="60" w:lineRule="auto" w:line="276"/>
-              <w:jc w:val="center"/>
-            </w:pPr>
-            <w:r/>
-            <w:r>
-              <w:rPr>
-                <w:rFonts w:ascii="Times New Roman" w:hAnsi="Times New Roman" w:eastAsia="宋体"/>
-                <w:b w:val="0"/>
-                <w:i w:val="0"/>
-                <w:sz w:val="18"/>
-              </w:rPr>
-              <w:t>大量条款仅引用未落实，或严重遗漏</w:t>
-            </w:r>
-          </w:p>
-        </w:tc>
-      </w:tr>
-      <w:tr>
-        <w:tc>
-          <w:tcPr>
-            <w:tcW w:type="dxa" w:w="2209"/>
-            <w:vAlign w:val="center"/>
-            <w:tcBorders>
-              <w:top w:val="single" w:sz="4" w:color="000000"/>
-              <w:left w:val="single" w:sz="4" w:color="000000"/>
-              <w:bottom w:val="single" w:sz="4" w:color="000000"/>
-              <w:right w:val="single" w:sz="4" w:color="000000"/>
-            </w:tcBorders>
-          </w:tcPr>
-          <w:p>
-            <w:pPr>
-              <w:spacing w:before="60" w:after="60" w:lineRule="auto" w:line="276"/>
-              <w:jc w:val="center"/>
-            </w:pPr>
-            <w:r/>
-            <w:r>
-              <w:rPr>
-                <w:rFonts w:ascii="Times New Roman" w:hAnsi="Times New Roman" w:eastAsia="宋体"/>
-                <w:b w:val="0"/>
-                <w:i w:val="0"/>
-                <w:sz w:val="18"/>
-              </w:rPr>
-              <w:t>可操作性</w:t>
-            </w:r>
-          </w:p>
-        </w:tc>
-        <w:tc>
-          <w:tcPr>
-            <w:tcW w:type="dxa" w:w="2209"/>
-            <w:vAlign w:val="center"/>
-            <w:tcBorders>
-              <w:top w:val="single" w:sz="4" w:color="000000"/>
-              <w:left w:val="single" w:sz="4" w:color="000000"/>
-              <w:bottom w:val="single" w:sz="4" w:color="000000"/>
-              <w:right w:val="single" w:sz="4" w:color="000000"/>
-            </w:tcBorders>
-          </w:tcPr>
-          <w:p>
-            <w:pPr>
-              <w:spacing w:before="60" w:after="60" w:lineRule="auto" w:line="276"/>
-              <w:jc w:val="center"/>
-            </w:pPr>
-            <w:r/>
-            <w:r>
-              <w:rPr>
-                <w:rFonts w:ascii="Times New Roman" w:hAnsi="Times New Roman" w:eastAsia="宋体"/>
-                <w:b w:val="0"/>
-                <w:i w:val="0"/>
-                <w:sz w:val="18"/>
-              </w:rPr>
-              <w:t>每步有具体责任人（岗位名）、量化时限、明确输出（表单编号）</w:t>
-            </w:r>
-          </w:p>
-        </w:tc>
-        <w:tc>
-          <w:tcPr>
-            <w:tcW w:type="dxa" w:w="2209"/>
-            <w:vAlign w:val="center"/>
-            <w:tcBorders>
-              <w:top w:val="single" w:sz="4" w:color="000000"/>
-              <w:left w:val="single" w:sz="4" w:color="000000"/>
-              <w:bottom w:val="single" w:sz="4" w:color="000000"/>
-              <w:right w:val="single" w:sz="4" w:color="000000"/>
-            </w:tcBorders>
-          </w:tcPr>
-          <w:p>
-            <w:pPr>
-              <w:spacing w:before="60" w:after="60" w:lineRule="auto" w:line="276"/>
-              <w:jc w:val="center"/>
-            </w:pPr>
-            <w:r/>
-            <w:r>
-              <w:rPr>
-                <w:rFonts w:ascii="Times New Roman" w:hAnsi="Times New Roman" w:eastAsia="宋体"/>
-                <w:b w:val="0"/>
-                <w:i w:val="0"/>
-                <w:sz w:val="18"/>
-              </w:rPr>
-              <w:t>大部分步骤可操作，少量模糊</w:t>
-            </w:r>
-          </w:p>
-        </w:tc>
-        <w:tc>
-          <w:tcPr>
-            <w:tcW w:type="dxa" w:w="2209"/>
-            <w:vAlign w:val="center"/>
-            <w:tcBorders>
-              <w:top w:val="single" w:sz="4" w:color="000000"/>
-              <w:left w:val="single" w:sz="4" w:color="000000"/>
-              <w:bottom w:val="single" w:sz="4" w:color="000000"/>
-              <w:right w:val="single" w:sz="4" w:color="000000"/>
-            </w:tcBorders>
-          </w:tcPr>
-          <w:p>
-            <w:pPr>
-              <w:spacing w:before="60" w:after="60" w:lineRule="auto" w:line="276"/>
-              <w:jc w:val="center"/>
-            </w:pPr>
-            <w:r/>
-            <w:r>
-              <w:rPr>
-                <w:rFonts w:ascii="Times New Roman" w:hAnsi="Times New Roman" w:eastAsia="宋体"/>
-                <w:b w:val="0"/>
-                <w:i w:val="0"/>
-                <w:sz w:val="18"/>
-              </w:rPr>
-              <w:t>大量“及时”“相关人员”“定期”等无法执行的表述</w:t>
-            </w:r>
-          </w:p>
-        </w:tc>
-      </w:tr>
-      <w:tr>
-        <w:tc>
-          <w:tcPr>
-            <w:tcW w:type="dxa" w:w="2209"/>
-            <w:vAlign w:val="center"/>
-            <w:tcBorders>
-              <w:top w:val="single" w:sz="4" w:color="000000"/>
-              <w:left w:val="single" w:sz="4" w:color="000000"/>
-              <w:bottom w:val="single" w:sz="4" w:color="000000"/>
-              <w:right w:val="single" w:sz="4" w:color="000000"/>
-            </w:tcBorders>
-          </w:tcPr>
-          <w:p>
-            <w:pPr>
-              <w:spacing w:before="60" w:after="60" w:lineRule="auto" w:line="276"/>
-              <w:jc w:val="center"/>
-            </w:pPr>
-            <w:r/>
-            <w:r>
-              <w:rPr>
-                <w:rFonts w:ascii="Times New Roman" w:hAnsi="Times New Roman" w:eastAsia="宋体"/>
-                <w:b w:val="0"/>
-                <w:i w:val="0"/>
-                <w:sz w:val="18"/>
-              </w:rPr>
-              <w:t>内部一致性</w:t>
-            </w:r>
-          </w:p>
-        </w:tc>
-        <w:tc>
-          <w:tcPr>
-            <w:tcW w:type="dxa" w:w="2209"/>
-            <w:vAlign w:val="center"/>
-            <w:tcBorders>
-              <w:top w:val="single" w:sz="4" w:color="000000"/>
-              <w:left w:val="single" w:sz="4" w:color="000000"/>
-              <w:bottom w:val="single" w:sz="4" w:color="000000"/>
-              <w:right w:val="single" w:sz="4" w:color="000000"/>
-            </w:tcBorders>
-          </w:tcPr>
-          <w:p>
-            <w:pPr>
-              <w:spacing w:before="60" w:after="60" w:lineRule="auto" w:line="276"/>
-              <w:jc w:val="center"/>
-            </w:pPr>
-            <w:r/>
-            <w:r>
-              <w:rPr>
-                <w:rFonts w:ascii="Times New Roman" w:hAnsi="Times New Roman" w:eastAsia="宋体"/>
-                <w:b w:val="0"/>
-                <w:i w:val="0"/>
-                <w:sz w:val="18"/>
-              </w:rPr>
-              <w:t>引用的文件/表单全部在相关章节列出，职责分配清晰</w:t>
-            </w:r>
-          </w:p>
-        </w:tc>
-        <w:tc>
-          <w:tcPr>
-            <w:tcW w:type="dxa" w:w="2209"/>
-            <w:vAlign w:val="center"/>
-            <w:tcBorders>
-              <w:top w:val="single" w:sz="4" w:color="000000"/>
-              <w:left w:val="single" w:sz="4" w:color="000000"/>
-              <w:bottom w:val="single" w:sz="4" w:color="000000"/>
-              <w:right w:val="single" w:sz="4" w:color="000000"/>
-            </w:tcBorders>
-          </w:tcPr>
-          <w:p>
-            <w:pPr>
-              <w:spacing w:before="60" w:after="60" w:lineRule="auto" w:line="276"/>
-              <w:jc w:val="center"/>
-            </w:pPr>
-            <w:r/>
-            <w:r>
-              <w:rPr>
-                <w:rFonts w:ascii="Times New Roman" w:hAnsi="Times New Roman" w:eastAsia="宋体"/>
-                <w:b w:val="0"/>
-                <w:i w:val="0"/>
-                <w:sz w:val="18"/>
-              </w:rPr>
-              <w:t>少量悬空引用或表述矛盾</w:t>
-            </w:r>
-          </w:p>
-        </w:tc>
-        <w:tc>
-          <w:tcPr>
-            <w:tcW w:type="dxa" w:w="2209"/>
-            <w:vAlign w:val="center"/>
-            <w:tcBorders>
-              <w:top w:val="single" w:sz="4" w:color="000000"/>
-              <w:left w:val="single" w:sz="4" w:color="000000"/>
-              <w:bottom w:val="single" w:sz="4" w:color="000000"/>
-              <w:right w:val="single" w:sz="4" w:color="000000"/>
-            </w:tcBorders>
-          </w:tcPr>
-          <w:p>
-            <w:pPr>
-              <w:spacing w:before="60" w:after="60" w:lineRule="auto" w:line="276"/>
-              <w:jc w:val="center"/>
-            </w:pPr>
-            <w:r/>
-            <w:r>
-              <w:rPr>
-                <w:rFonts w:ascii="Times New Roman" w:hAnsi="Times New Roman" w:eastAsia="宋体"/>
-                <w:b w:val="0"/>
-                <w:i w:val="0"/>
-                <w:sz w:val="18"/>
-              </w:rPr>
-              <w:t>大量悬空引用或职责冲突</w:t>
-            </w:r>
-          </w:p>
-        </w:tc>
-      </w:tr>
-      <w:tr>
-        <w:tc>
-          <w:tcPr>
-            <w:tcW w:type="dxa" w:w="2209"/>
-            <w:vAlign w:val="center"/>
-            <w:tcBorders>
-              <w:top w:val="single" w:sz="4" w:color="000000"/>
-              <w:left w:val="single" w:sz="4" w:color="000000"/>
-              <w:bottom w:val="single" w:sz="4" w:color="000000"/>
-              <w:right w:val="single" w:sz="4" w:color="000000"/>
-            </w:tcBorders>
-          </w:tcPr>
-          <w:p>
-            <w:pPr>
-              <w:spacing w:before="60" w:after="60" w:lineRule="auto" w:line="276"/>
-              <w:jc w:val="center"/>
-            </w:pPr>
-            <w:r/>
-            <w:r>
-              <w:rPr>
-                <w:rFonts w:ascii="Times New Roman" w:hAnsi="Times New Roman" w:eastAsia="宋体"/>
-                <w:b w:val="0"/>
-                <w:i w:val="0"/>
-                <w:sz w:val="18"/>
-              </w:rPr>
-              <w:t>PDCA 闭环</w:t>
-            </w:r>
-          </w:p>
-        </w:tc>
-        <w:tc>
-          <w:tcPr>
-            <w:tcW w:type="dxa" w:w="2209"/>
-            <w:vAlign w:val="center"/>
-            <w:tcBorders>
-              <w:top w:val="single" w:sz="4" w:color="000000"/>
-              <w:left w:val="single" w:sz="4" w:color="000000"/>
-              <w:bottom w:val="single" w:sz="4" w:color="000000"/>
-              <w:right w:val="single" w:sz="4" w:color="000000"/>
-            </w:tcBorders>
-          </w:tcPr>
-          <w:p>
-            <w:pPr>
-              <w:spacing w:before="60" w:after="60" w:lineRule="auto" w:line="276"/>
-              <w:jc w:val="center"/>
-            </w:pPr>
-            <w:r/>
-            <w:r>
-              <w:rPr>
-                <w:rFonts w:ascii="Times New Roman" w:hAnsi="Times New Roman" w:eastAsia="宋体"/>
-                <w:b w:val="0"/>
-                <w:i w:val="0"/>
-                <w:sz w:val="18"/>
-              </w:rPr>
-              <w:t>明确有计划、执行记录、效果评估、不合格处理→改进的完整链条</w:t>
-            </w:r>
-          </w:p>
-        </w:tc>
-        <w:tc>
-          <w:tcPr>
-            <w:tcW w:type="dxa" w:w="2209"/>
-            <w:vAlign w:val="center"/>
-            <w:tcBorders>
-              <w:top w:val="single" w:sz="4" w:color="000000"/>
-              <w:left w:val="single" w:sz="4" w:color="000000"/>
-              <w:bottom w:val="single" w:sz="4" w:color="000000"/>
-              <w:right w:val="single" w:sz="4" w:color="000000"/>
-            </w:tcBorders>
-          </w:tcPr>
-          <w:p>
-            <w:pPr>
-              <w:spacing w:before="60" w:after="60" w:lineRule="auto" w:line="276"/>
-              <w:jc w:val="center"/>
-            </w:pPr>
-            <w:r/>
-            <w:r>
-              <w:rPr>
-                <w:rFonts w:ascii="Times New Roman" w:hAnsi="Times New Roman" w:eastAsia="宋体"/>
-                <w:b w:val="0"/>
-                <w:i w:val="0"/>
-                <w:sz w:val="18"/>
-              </w:rPr>
-              <w:t>有 P-D-C 但缺少 A（改进/反馈机制）</w:t>
-            </w:r>
-          </w:p>
-        </w:tc>
-        <w:tc>
-          <w:tcPr>
-            <w:tcW w:type="dxa" w:w="2209"/>
-            <w:vAlign w:val="center"/>
-            <w:tcBorders>
-              <w:top w:val="single" w:sz="4" w:color="000000"/>
-              <w:left w:val="single" w:sz="4" w:color="000000"/>
-              <w:bottom w:val="single" w:sz="4" w:color="000000"/>
-              <w:right w:val="single" w:sz="4" w:color="000000"/>
-            </w:tcBorders>
-          </w:tcPr>
-          <w:p>
-            <w:pPr>
-              <w:spacing w:before="60" w:after="60" w:lineRule="auto" w:line="276"/>
-              <w:jc w:val="center"/>
-            </w:pPr>
-            <w:r/>
-            <w:r>
-              <w:rPr>
-                <w:rFonts w:ascii="Times New Roman" w:hAnsi="Times New Roman" w:eastAsia="宋体"/>
-                <w:b w:val="0"/>
-                <w:i w:val="0"/>
-                <w:sz w:val="18"/>
-              </w:rPr>
-              <w:t>仅描述执行步骤，无检查和改进</w:t>
-            </w:r>
-          </w:p>
-        </w:tc>
-      </w:tr>
-      <w:tr>
-        <w:tc>
-          <w:tcPr>
-            <w:tcW w:type="dxa" w:w="2209"/>
-            <w:vAlign w:val="center"/>
-            <w:tcBorders>
-              <w:top w:val="single" w:sz="4" w:color="000000"/>
-              <w:left w:val="single" w:sz="4" w:color="000000"/>
-              <w:bottom w:val="single" w:sz="4" w:color="000000"/>
-              <w:right w:val="single" w:sz="4" w:color="000000"/>
-            </w:tcBorders>
-          </w:tcPr>
-          <w:p>
-            <w:pPr>
-              <w:spacing w:before="60" w:after="60" w:lineRule="auto" w:line="276"/>
-              <w:jc w:val="center"/>
-            </w:pPr>
-            <w:r/>
-            <w:r>
-              <w:rPr>
-                <w:rFonts w:ascii="Times New Roman" w:hAnsi="Times New Roman" w:eastAsia="宋体"/>
-                <w:b w:val="0"/>
-                <w:i w:val="0"/>
-                <w:sz w:val="18"/>
-              </w:rPr>
-              <w:t>专业深度</w:t>
-            </w:r>
-          </w:p>
-        </w:tc>
-        <w:tc>
-          <w:tcPr>
-            <w:tcW w:type="dxa" w:w="2209"/>
-            <w:vAlign w:val="center"/>
-            <w:tcBorders>
-              <w:top w:val="single" w:sz="4" w:color="000000"/>
-              <w:left w:val="single" w:sz="4" w:color="000000"/>
-              <w:bottom w:val="single" w:sz="4" w:color="000000"/>
-              <w:right w:val="single" w:sz="4" w:color="000000"/>
-            </w:tcBorders>
-          </w:tcPr>
-          <w:p>
-            <w:pPr>
-              <w:spacing w:before="60" w:after="60" w:lineRule="auto" w:line="276"/>
-              <w:jc w:val="center"/>
-            </w:pPr>
-            <w:r/>
-            <w:r>
-              <w:rPr>
-                <w:rFonts w:ascii="Times New Roman" w:hAnsi="Times New Roman" w:eastAsia="宋体"/>
-                <w:b w:val="0"/>
-                <w:i w:val="0"/>
-                <w:sz w:val="18"/>
-              </w:rPr>
-              <w:t>包含检验科专业细节（如 Westgard 规则、测量不确定度、Sigma 度量、HIL 指数、盲样测试、PCR 分区、冷链等）</w:t>
-            </w:r>
-          </w:p>
-        </w:tc>
-        <w:tc>
-          <w:tcPr>
-            <w:tcW w:type="dxa" w:w="2209"/>
-            <w:vAlign w:val="center"/>
-            <w:tcBorders>
-              <w:top w:val="single" w:sz="4" w:color="000000"/>
-              <w:left w:val="single" w:sz="4" w:color="000000"/>
-              <w:bottom w:val="single" w:sz="4" w:color="000000"/>
-              <w:right w:val="single" w:sz="4" w:color="000000"/>
-            </w:tcBorders>
-          </w:tcPr>
-          <w:p>
-            <w:pPr>
-              <w:spacing w:before="60" w:after="60" w:lineRule="auto" w:line="276"/>
-              <w:jc w:val="center"/>
-            </w:pPr>
-            <w:r/>
-            <w:r>
-              <w:rPr>
-                <w:rFonts w:ascii="Times New Roman" w:hAnsi="Times New Roman" w:eastAsia="宋体"/>
-                <w:b w:val="0"/>
-                <w:i w:val="0"/>
-                <w:sz w:val="18"/>
-              </w:rPr>
-              <w:t>有一定专业性但偏通用</w:t>
-            </w:r>
-          </w:p>
-        </w:tc>
-        <w:tc>
-          <w:tcPr>
-            <w:tcW w:type="dxa" w:w="2209"/>
-            <w:vAlign w:val="center"/>
-            <w:tcBorders>
-              <w:top w:val="single" w:sz="4" w:color="000000"/>
-              <w:left w:val="single" w:sz="4" w:color="000000"/>
-              <w:bottom w:val="single" w:sz="4" w:color="000000"/>
-              <w:right w:val="single" w:sz="4" w:color="000000"/>
-            </w:tcBorders>
-          </w:tcPr>
-          <w:p>
-            <w:pPr>
-              <w:spacing w:before="60" w:after="60" w:lineRule="auto" w:line="276"/>
-              <w:jc w:val="center"/>
-            </w:pPr>
-            <w:r/>
-            <w:r>
-              <w:rPr>
-                <w:rFonts w:ascii="Times New Roman" w:hAnsi="Times New Roman" w:eastAsia="宋体"/>
-                <w:b w:val="0"/>
-                <w:i w:val="0"/>
-                <w:sz w:val="18"/>
-              </w:rPr>
-              <w:t>内容泛泛，可套用于任何实验室</w:t>
-            </w:r>
-          </w:p>
-        </w:tc>
-      </w:tr>
-    </w:tbl>
-    <w:p/>
-    <w:p>
-      <w:pPr>
-        <w:spacing w:before="40" w:after="120" w:lineRule="auto" w:line="240"/>
-        <w:ind w:firstLine="0"/>
-        <w:jc w:val="both"/>
-      </w:pPr>
-      <w:r>
-        <w:rPr>
-          <w:rFonts w:ascii="Times New Roman" w:hAnsi="Times New Roman" w:eastAsia="宋体"/>
-          <w:b w:val="0"/>
-          <w:i w:val="0"/>
-          <w:sz w:val="24"/>
-        </w:rPr>
-        <w:t>该量规为 Tier 2（LLM 评判者）与 Tier 3（专家评审）共用。各维度 5 分、3 分、1 分的锚点如上；中间的 4、2 分由评分者在相邻两档之间判断，0 分表示该维度无法评估。所有评判者与专家使用完全相同的标准。</w:t>
-      </w:r>
-    </w:p>
-    <w:p>
-      <w:pPr>
-        <w:spacing w:before="80" w:after="80" w:lineRule="auto" w:line="360"/>
-        <w:ind w:firstLine="0"/>
-        <w:jc w:val="both"/>
-      </w:pPr>
-      <w:r>
-        <w:rPr>
-          <w:rFonts w:ascii="Times New Roman" w:hAnsi="Times New Roman" w:eastAsia="宋体"/>
-          <w:b/>
-          <w:i w:val="0"/>
-          <w:sz w:val="24"/>
-        </w:rPr>
         <w:t>Supplementary Table S2. Five-dimensional descriptive rubric shared by Tiers 2a, 2b, and 3.</w:t>
       </w:r>
     </w:p>
@@ -6137,6 +5422,737 @@
         <w:t>This rubric was shared by Tier 2 (LLM judges) and Tier 3 (expert review). Anchor descriptions for scores of 5, 3, and 1 are given above; the intermediate scores 4 and 2 fall between adjacent anchors, and 0 means the dimension could not be evaluated. The anchor descriptions were identical for all judges and experts.</w:t>
       </w:r>
     </w:p>
+    <w:p>
+      <w:pPr>
+        <w:spacing w:before="80" w:after="80" w:lineRule="auto" w:line="360"/>
+        <w:ind w:firstLine="0"/>
+        <w:jc w:val="both"/>
+      </w:pPr>
+      <w:r>
+        <w:rPr>
+          <w:rFonts w:ascii="Times New Roman" w:hAnsi="Times New Roman" w:eastAsia="宋体"/>
+          <w:b/>
+          <w:i w:val="0"/>
+          <w:sz w:val="24"/>
+        </w:rPr>
+        <w:t>Supplementary Table S2 (original Chinese). Tier 2a/2b 与 Tier 3 共用的五维度评分量规。</w:t>
+      </w:r>
+    </w:p>
+    <w:tbl>
+      <w:tblPr>
+        <w:tblW w:type="auto" w:w="0"/>
+        <w:jc w:val="center"/>
+        <w:tblLayout w:type="autofit"/>
+        <w:tblLook w:firstColumn="1" w:firstRow="1" w:lastColumn="0" w:lastRow="0" w:noHBand="0" w:noVBand="1" w:val="04A0"/>
+      </w:tblPr>
+      <w:tblGrid>
+        <w:gridCol w:w="2209"/>
+        <w:gridCol w:w="2209"/>
+        <w:gridCol w:w="2209"/>
+        <w:gridCol w:w="2209"/>
+      </w:tblGrid>
+      <w:tr>
+        <w:tc>
+          <w:tcPr>
+            <w:tcW w:type="dxa" w:w="2209"/>
+            <w:vAlign w:val="center"/>
+            <w:tcBorders>
+              <w:top w:val="single" w:sz="4" w:color="000000"/>
+              <w:left w:val="single" w:sz="4" w:color="000000"/>
+              <w:bottom w:val="single" w:sz="4" w:color="000000"/>
+              <w:right w:val="single" w:sz="4" w:color="000000"/>
+            </w:tcBorders>
+          </w:tcPr>
+          <w:p>
+            <w:pPr>
+              <w:spacing w:before="60" w:after="60" w:lineRule="auto" w:line="276"/>
+              <w:jc w:val="center"/>
+            </w:pPr>
+            <w:r/>
+            <w:r>
+              <w:rPr>
+                <w:rFonts w:ascii="Times New Roman" w:hAnsi="Times New Roman" w:eastAsia="宋体"/>
+                <w:b/>
+                <w:i w:val="0"/>
+                <w:sz w:val="18"/>
+              </w:rPr>
+              <w:t>维度</w:t>
+            </w:r>
+          </w:p>
+        </w:tc>
+        <w:tc>
+          <w:tcPr>
+            <w:tcW w:type="dxa" w:w="2209"/>
+            <w:vAlign w:val="center"/>
+            <w:tcBorders>
+              <w:top w:val="single" w:sz="4" w:color="000000"/>
+              <w:left w:val="single" w:sz="4" w:color="000000"/>
+              <w:bottom w:val="single" w:sz="4" w:color="000000"/>
+              <w:right w:val="single" w:sz="4" w:color="000000"/>
+            </w:tcBorders>
+          </w:tcPr>
+          <w:p>
+            <w:pPr>
+              <w:spacing w:before="60" w:after="60" w:lineRule="auto" w:line="276"/>
+              <w:jc w:val="center"/>
+            </w:pPr>
+            <w:r/>
+            <w:r>
+              <w:rPr>
+                <w:rFonts w:ascii="Times New Roman" w:hAnsi="Times New Roman" w:eastAsia="宋体"/>
+                <w:b/>
+                <w:i w:val="0"/>
+                <w:sz w:val="18"/>
+              </w:rPr>
+              <w:t>5 分标准</w:t>
+            </w:r>
+          </w:p>
+        </w:tc>
+        <w:tc>
+          <w:tcPr>
+            <w:tcW w:type="dxa" w:w="2209"/>
+            <w:vAlign w:val="center"/>
+            <w:tcBorders>
+              <w:top w:val="single" w:sz="4" w:color="000000"/>
+              <w:left w:val="single" w:sz="4" w:color="000000"/>
+              <w:bottom w:val="single" w:sz="4" w:color="000000"/>
+              <w:right w:val="single" w:sz="4" w:color="000000"/>
+            </w:tcBorders>
+          </w:tcPr>
+          <w:p>
+            <w:pPr>
+              <w:spacing w:before="60" w:after="60" w:lineRule="auto" w:line="276"/>
+              <w:jc w:val="center"/>
+            </w:pPr>
+            <w:r/>
+            <w:r>
+              <w:rPr>
+                <w:rFonts w:ascii="Times New Roman" w:hAnsi="Times New Roman" w:eastAsia="宋体"/>
+                <w:b/>
+                <w:i w:val="0"/>
+                <w:sz w:val="18"/>
+              </w:rPr>
+              <w:t>3 分标准</w:t>
+            </w:r>
+          </w:p>
+        </w:tc>
+        <w:tc>
+          <w:tcPr>
+            <w:tcW w:type="dxa" w:w="2209"/>
+            <w:vAlign w:val="center"/>
+            <w:tcBorders>
+              <w:top w:val="single" w:sz="4" w:color="000000"/>
+              <w:left w:val="single" w:sz="4" w:color="000000"/>
+              <w:bottom w:val="single" w:sz="4" w:color="000000"/>
+              <w:right w:val="single" w:sz="4" w:color="000000"/>
+            </w:tcBorders>
+          </w:tcPr>
+          <w:p>
+            <w:pPr>
+              <w:spacing w:before="60" w:after="60" w:lineRule="auto" w:line="276"/>
+              <w:jc w:val="center"/>
+            </w:pPr>
+            <w:r/>
+            <w:r>
+              <w:rPr>
+                <w:rFonts w:ascii="Times New Roman" w:hAnsi="Times New Roman" w:eastAsia="宋体"/>
+                <w:b/>
+                <w:i w:val="0"/>
+                <w:sz w:val="18"/>
+              </w:rPr>
+              <w:t>1 分标准</w:t>
+            </w:r>
+          </w:p>
+        </w:tc>
+      </w:tr>
+      <w:tr>
+        <w:tc>
+          <w:tcPr>
+            <w:tcW w:type="dxa" w:w="2209"/>
+            <w:vAlign w:val="center"/>
+            <w:tcBorders>
+              <w:top w:val="single" w:sz="4" w:color="000000"/>
+              <w:left w:val="single" w:sz="4" w:color="000000"/>
+              <w:bottom w:val="single" w:sz="4" w:color="000000"/>
+              <w:right w:val="single" w:sz="4" w:color="000000"/>
+            </w:tcBorders>
+          </w:tcPr>
+          <w:p>
+            <w:pPr>
+              <w:spacing w:before="60" w:after="60" w:lineRule="auto" w:line="276"/>
+              <w:jc w:val="center"/>
+            </w:pPr>
+            <w:r/>
+            <w:r>
+              <w:rPr>
+                <w:rFonts w:ascii="Times New Roman" w:hAnsi="Times New Roman" w:eastAsia="宋体"/>
+                <w:b w:val="0"/>
+                <w:i w:val="0"/>
+                <w:sz w:val="18"/>
+              </w:rPr>
+              <w:t>条款满足度</w:t>
+            </w:r>
+          </w:p>
+        </w:tc>
+        <w:tc>
+          <w:tcPr>
+            <w:tcW w:type="dxa" w:w="2209"/>
+            <w:vAlign w:val="center"/>
+            <w:tcBorders>
+              <w:top w:val="single" w:sz="4" w:color="000000"/>
+              <w:left w:val="single" w:sz="4" w:color="000000"/>
+              <w:bottom w:val="single" w:sz="4" w:color="000000"/>
+              <w:right w:val="single" w:sz="4" w:color="000000"/>
+            </w:tcBorders>
+          </w:tcPr>
+          <w:p>
+            <w:pPr>
+              <w:spacing w:before="60" w:after="60" w:lineRule="auto" w:line="276"/>
+              <w:jc w:val="center"/>
+            </w:pPr>
+            <w:r/>
+            <w:r>
+              <w:rPr>
+                <w:rFonts w:ascii="Times New Roman" w:hAnsi="Times New Roman" w:eastAsia="宋体"/>
+                <w:b w:val="0"/>
+                <w:i w:val="0"/>
+                <w:sz w:val="18"/>
+              </w:rPr>
+              <w:t>对应条款所有 SHALL 要求均有具体落地措施</w:t>
+            </w:r>
+          </w:p>
+        </w:tc>
+        <w:tc>
+          <w:tcPr>
+            <w:tcW w:type="dxa" w:w="2209"/>
+            <w:vAlign w:val="center"/>
+            <w:tcBorders>
+              <w:top w:val="single" w:sz="4" w:color="000000"/>
+              <w:left w:val="single" w:sz="4" w:color="000000"/>
+              <w:bottom w:val="single" w:sz="4" w:color="000000"/>
+              <w:right w:val="single" w:sz="4" w:color="000000"/>
+            </w:tcBorders>
+          </w:tcPr>
+          <w:p>
+            <w:pPr>
+              <w:spacing w:before="60" w:after="60" w:lineRule="auto" w:line="276"/>
+              <w:jc w:val="center"/>
+            </w:pPr>
+            <w:r/>
+            <w:r>
+              <w:rPr>
+                <w:rFonts w:ascii="Times New Roman" w:hAnsi="Times New Roman" w:eastAsia="宋体"/>
+                <w:b w:val="0"/>
+                <w:i w:val="0"/>
+                <w:sz w:val="18"/>
+              </w:rPr>
+              <w:t>覆盖主要条款但有遗漏或浮于表面</w:t>
+            </w:r>
+          </w:p>
+        </w:tc>
+        <w:tc>
+          <w:tcPr>
+            <w:tcW w:type="dxa" w:w="2209"/>
+            <w:vAlign w:val="center"/>
+            <w:tcBorders>
+              <w:top w:val="single" w:sz="4" w:color="000000"/>
+              <w:left w:val="single" w:sz="4" w:color="000000"/>
+              <w:bottom w:val="single" w:sz="4" w:color="000000"/>
+              <w:right w:val="single" w:sz="4" w:color="000000"/>
+            </w:tcBorders>
+          </w:tcPr>
+          <w:p>
+            <w:pPr>
+              <w:spacing w:before="60" w:after="60" w:lineRule="auto" w:line="276"/>
+              <w:jc w:val="center"/>
+            </w:pPr>
+            <w:r/>
+            <w:r>
+              <w:rPr>
+                <w:rFonts w:ascii="Times New Roman" w:hAnsi="Times New Roman" w:eastAsia="宋体"/>
+                <w:b w:val="0"/>
+                <w:i w:val="0"/>
+                <w:sz w:val="18"/>
+              </w:rPr>
+              <w:t>大量条款仅引用未落实，或严重遗漏</w:t>
+            </w:r>
+          </w:p>
+        </w:tc>
+      </w:tr>
+      <w:tr>
+        <w:tc>
+          <w:tcPr>
+            <w:tcW w:type="dxa" w:w="2209"/>
+            <w:vAlign w:val="center"/>
+            <w:tcBorders>
+              <w:top w:val="single" w:sz="4" w:color="000000"/>
+              <w:left w:val="single" w:sz="4" w:color="000000"/>
+              <w:bottom w:val="single" w:sz="4" w:color="000000"/>
+              <w:right w:val="single" w:sz="4" w:color="000000"/>
+            </w:tcBorders>
+          </w:tcPr>
+          <w:p>
+            <w:pPr>
+              <w:spacing w:before="60" w:after="60" w:lineRule="auto" w:line="276"/>
+              <w:jc w:val="center"/>
+            </w:pPr>
+            <w:r/>
+            <w:r>
+              <w:rPr>
+                <w:rFonts w:ascii="Times New Roman" w:hAnsi="Times New Roman" w:eastAsia="宋体"/>
+                <w:b w:val="0"/>
+                <w:i w:val="0"/>
+                <w:sz w:val="18"/>
+              </w:rPr>
+              <w:t>可操作性</w:t>
+            </w:r>
+          </w:p>
+        </w:tc>
+        <w:tc>
+          <w:tcPr>
+            <w:tcW w:type="dxa" w:w="2209"/>
+            <w:vAlign w:val="center"/>
+            <w:tcBorders>
+              <w:top w:val="single" w:sz="4" w:color="000000"/>
+              <w:left w:val="single" w:sz="4" w:color="000000"/>
+              <w:bottom w:val="single" w:sz="4" w:color="000000"/>
+              <w:right w:val="single" w:sz="4" w:color="000000"/>
+            </w:tcBorders>
+          </w:tcPr>
+          <w:p>
+            <w:pPr>
+              <w:spacing w:before="60" w:after="60" w:lineRule="auto" w:line="276"/>
+              <w:jc w:val="center"/>
+            </w:pPr>
+            <w:r/>
+            <w:r>
+              <w:rPr>
+                <w:rFonts w:ascii="Times New Roman" w:hAnsi="Times New Roman" w:eastAsia="宋体"/>
+                <w:b w:val="0"/>
+                <w:i w:val="0"/>
+                <w:sz w:val="18"/>
+              </w:rPr>
+              <w:t>每步有具体责任人（岗位名）、量化时限、明确输出（表单编号）</w:t>
+            </w:r>
+          </w:p>
+        </w:tc>
+        <w:tc>
+          <w:tcPr>
+            <w:tcW w:type="dxa" w:w="2209"/>
+            <w:vAlign w:val="center"/>
+            <w:tcBorders>
+              <w:top w:val="single" w:sz="4" w:color="000000"/>
+              <w:left w:val="single" w:sz="4" w:color="000000"/>
+              <w:bottom w:val="single" w:sz="4" w:color="000000"/>
+              <w:right w:val="single" w:sz="4" w:color="000000"/>
+            </w:tcBorders>
+          </w:tcPr>
+          <w:p>
+            <w:pPr>
+              <w:spacing w:before="60" w:after="60" w:lineRule="auto" w:line="276"/>
+              <w:jc w:val="center"/>
+            </w:pPr>
+            <w:r/>
+            <w:r>
+              <w:rPr>
+                <w:rFonts w:ascii="Times New Roman" w:hAnsi="Times New Roman" w:eastAsia="宋体"/>
+                <w:b w:val="0"/>
+                <w:i w:val="0"/>
+                <w:sz w:val="18"/>
+              </w:rPr>
+              <w:t>大部分步骤可操作，少量模糊</w:t>
+            </w:r>
+          </w:p>
+        </w:tc>
+        <w:tc>
+          <w:tcPr>
+            <w:tcW w:type="dxa" w:w="2209"/>
+            <w:vAlign w:val="center"/>
+            <w:tcBorders>
+              <w:top w:val="single" w:sz="4" w:color="000000"/>
+              <w:left w:val="single" w:sz="4" w:color="000000"/>
+              <w:bottom w:val="single" w:sz="4" w:color="000000"/>
+              <w:right w:val="single" w:sz="4" w:color="000000"/>
+            </w:tcBorders>
+          </w:tcPr>
+          <w:p>
+            <w:pPr>
+              <w:spacing w:before="60" w:after="60" w:lineRule="auto" w:line="276"/>
+              <w:jc w:val="center"/>
+            </w:pPr>
+            <w:r/>
+            <w:r>
+              <w:rPr>
+                <w:rFonts w:ascii="Times New Roman" w:hAnsi="Times New Roman" w:eastAsia="宋体"/>
+                <w:b w:val="0"/>
+                <w:i w:val="0"/>
+                <w:sz w:val="18"/>
+              </w:rPr>
+              <w:t>大量“及时”“相关人员”“定期”等无法执行的表述</w:t>
+            </w:r>
+          </w:p>
+        </w:tc>
+      </w:tr>
+      <w:tr>
+        <w:tc>
+          <w:tcPr>
+            <w:tcW w:type="dxa" w:w="2209"/>
+            <w:vAlign w:val="center"/>
+            <w:tcBorders>
+              <w:top w:val="single" w:sz="4" w:color="000000"/>
+              <w:left w:val="single" w:sz="4" w:color="000000"/>
+              <w:bottom w:val="single" w:sz="4" w:color="000000"/>
+              <w:right w:val="single" w:sz="4" w:color="000000"/>
+            </w:tcBorders>
+          </w:tcPr>
+          <w:p>
+            <w:pPr>
+              <w:spacing w:before="60" w:after="60" w:lineRule="auto" w:line="276"/>
+              <w:jc w:val="center"/>
+            </w:pPr>
+            <w:r/>
+            <w:r>
+              <w:rPr>
+                <w:rFonts w:ascii="Times New Roman" w:hAnsi="Times New Roman" w:eastAsia="宋体"/>
+                <w:b w:val="0"/>
+                <w:i w:val="0"/>
+                <w:sz w:val="18"/>
+              </w:rPr>
+              <w:t>内部一致性</w:t>
+            </w:r>
+          </w:p>
+        </w:tc>
+        <w:tc>
+          <w:tcPr>
+            <w:tcW w:type="dxa" w:w="2209"/>
+            <w:vAlign w:val="center"/>
+            <w:tcBorders>
+              <w:top w:val="single" w:sz="4" w:color="000000"/>
+              <w:left w:val="single" w:sz="4" w:color="000000"/>
+              <w:bottom w:val="single" w:sz="4" w:color="000000"/>
+              <w:right w:val="single" w:sz="4" w:color="000000"/>
+            </w:tcBorders>
+          </w:tcPr>
+          <w:p>
+            <w:pPr>
+              <w:spacing w:before="60" w:after="60" w:lineRule="auto" w:line="276"/>
+              <w:jc w:val="center"/>
+            </w:pPr>
+            <w:r/>
+            <w:r>
+              <w:rPr>
+                <w:rFonts w:ascii="Times New Roman" w:hAnsi="Times New Roman" w:eastAsia="宋体"/>
+                <w:b w:val="0"/>
+                <w:i w:val="0"/>
+                <w:sz w:val="18"/>
+              </w:rPr>
+              <w:t>引用的文件/表单全部在相关章节列出，职责分配清晰</w:t>
+            </w:r>
+          </w:p>
+        </w:tc>
+        <w:tc>
+          <w:tcPr>
+            <w:tcW w:type="dxa" w:w="2209"/>
+            <w:vAlign w:val="center"/>
+            <w:tcBorders>
+              <w:top w:val="single" w:sz="4" w:color="000000"/>
+              <w:left w:val="single" w:sz="4" w:color="000000"/>
+              <w:bottom w:val="single" w:sz="4" w:color="000000"/>
+              <w:right w:val="single" w:sz="4" w:color="000000"/>
+            </w:tcBorders>
+          </w:tcPr>
+          <w:p>
+            <w:pPr>
+              <w:spacing w:before="60" w:after="60" w:lineRule="auto" w:line="276"/>
+              <w:jc w:val="center"/>
+            </w:pPr>
+            <w:r/>
+            <w:r>
+              <w:rPr>
+                <w:rFonts w:ascii="Times New Roman" w:hAnsi="Times New Roman" w:eastAsia="宋体"/>
+                <w:b w:val="0"/>
+                <w:i w:val="0"/>
+                <w:sz w:val="18"/>
+              </w:rPr>
+              <w:t>少量悬空引用或表述矛盾</w:t>
+            </w:r>
+          </w:p>
+        </w:tc>
+        <w:tc>
+          <w:tcPr>
+            <w:tcW w:type="dxa" w:w="2209"/>
+            <w:vAlign w:val="center"/>
+            <w:tcBorders>
+              <w:top w:val="single" w:sz="4" w:color="000000"/>
+              <w:left w:val="single" w:sz="4" w:color="000000"/>
+              <w:bottom w:val="single" w:sz="4" w:color="000000"/>
+              <w:right w:val="single" w:sz="4" w:color="000000"/>
+            </w:tcBorders>
+          </w:tcPr>
+          <w:p>
+            <w:pPr>
+              <w:spacing w:before="60" w:after="60" w:lineRule="auto" w:line="276"/>
+              <w:jc w:val="center"/>
+            </w:pPr>
+            <w:r/>
+            <w:r>
+              <w:rPr>
+                <w:rFonts w:ascii="Times New Roman" w:hAnsi="Times New Roman" w:eastAsia="宋体"/>
+                <w:b w:val="0"/>
+                <w:i w:val="0"/>
+                <w:sz w:val="18"/>
+              </w:rPr>
+              <w:t>大量悬空引用或职责冲突</w:t>
+            </w:r>
+          </w:p>
+        </w:tc>
+      </w:tr>
+      <w:tr>
+        <w:tc>
+          <w:tcPr>
+            <w:tcW w:type="dxa" w:w="2209"/>
+            <w:vAlign w:val="center"/>
+            <w:tcBorders>
+              <w:top w:val="single" w:sz="4" w:color="000000"/>
+              <w:left w:val="single" w:sz="4" w:color="000000"/>
+              <w:bottom w:val="single" w:sz="4" w:color="000000"/>
+              <w:right w:val="single" w:sz="4" w:color="000000"/>
+            </w:tcBorders>
+          </w:tcPr>
+          <w:p>
+            <w:pPr>
+              <w:spacing w:before="60" w:after="60" w:lineRule="auto" w:line="276"/>
+              <w:jc w:val="center"/>
+            </w:pPr>
+            <w:r/>
+            <w:r>
+              <w:rPr>
+                <w:rFonts w:ascii="Times New Roman" w:hAnsi="Times New Roman" w:eastAsia="宋体"/>
+                <w:b w:val="0"/>
+                <w:i w:val="0"/>
+                <w:sz w:val="18"/>
+              </w:rPr>
+              <w:t>PDCA 闭环</w:t>
+            </w:r>
+          </w:p>
+        </w:tc>
+        <w:tc>
+          <w:tcPr>
+            <w:tcW w:type="dxa" w:w="2209"/>
+            <w:vAlign w:val="center"/>
+            <w:tcBorders>
+              <w:top w:val="single" w:sz="4" w:color="000000"/>
+              <w:left w:val="single" w:sz="4" w:color="000000"/>
+              <w:bottom w:val="single" w:sz="4" w:color="000000"/>
+              <w:right w:val="single" w:sz="4" w:color="000000"/>
+            </w:tcBorders>
+          </w:tcPr>
+          <w:p>
+            <w:pPr>
+              <w:spacing w:before="60" w:after="60" w:lineRule="auto" w:line="276"/>
+              <w:jc w:val="center"/>
+            </w:pPr>
+            <w:r/>
+            <w:r>
+              <w:rPr>
+                <w:rFonts w:ascii="Times New Roman" w:hAnsi="Times New Roman" w:eastAsia="宋体"/>
+                <w:b w:val="0"/>
+                <w:i w:val="0"/>
+                <w:sz w:val="18"/>
+              </w:rPr>
+              <w:t>明确有计划、执行记录、效果评估、不合格处理→改进的完整链条</w:t>
+            </w:r>
+          </w:p>
+        </w:tc>
+        <w:tc>
+          <w:tcPr>
+            <w:tcW w:type="dxa" w:w="2209"/>
+            <w:vAlign w:val="center"/>
+            <w:tcBorders>
+              <w:top w:val="single" w:sz="4" w:color="000000"/>
+              <w:left w:val="single" w:sz="4" w:color="000000"/>
+              <w:bottom w:val="single" w:sz="4" w:color="000000"/>
+              <w:right w:val="single" w:sz="4" w:color="000000"/>
+            </w:tcBorders>
+          </w:tcPr>
+          <w:p>
+            <w:pPr>
+              <w:spacing w:before="60" w:after="60" w:lineRule="auto" w:line="276"/>
+              <w:jc w:val="center"/>
+            </w:pPr>
+            <w:r/>
+            <w:r>
+              <w:rPr>
+                <w:rFonts w:ascii="Times New Roman" w:hAnsi="Times New Roman" w:eastAsia="宋体"/>
+                <w:b w:val="0"/>
+                <w:i w:val="0"/>
+                <w:sz w:val="18"/>
+              </w:rPr>
+              <w:t>有 P-D-C 但缺少 A（改进/反馈机制）</w:t>
+            </w:r>
+          </w:p>
+        </w:tc>
+        <w:tc>
+          <w:tcPr>
+            <w:tcW w:type="dxa" w:w="2209"/>
+            <w:vAlign w:val="center"/>
+            <w:tcBorders>
+              <w:top w:val="single" w:sz="4" w:color="000000"/>
+              <w:left w:val="single" w:sz="4" w:color="000000"/>
+              <w:bottom w:val="single" w:sz="4" w:color="000000"/>
+              <w:right w:val="single" w:sz="4" w:color="000000"/>
+            </w:tcBorders>
+          </w:tcPr>
+          <w:p>
+            <w:pPr>
+              <w:spacing w:before="60" w:after="60" w:lineRule="auto" w:line="276"/>
+              <w:jc w:val="center"/>
+            </w:pPr>
+            <w:r/>
+            <w:r>
+              <w:rPr>
+                <w:rFonts w:ascii="Times New Roman" w:hAnsi="Times New Roman" w:eastAsia="宋体"/>
+                <w:b w:val="0"/>
+                <w:i w:val="0"/>
+                <w:sz w:val="18"/>
+              </w:rPr>
+              <w:t>仅描述执行步骤，无检查和改进</w:t>
+            </w:r>
+          </w:p>
+        </w:tc>
+      </w:tr>
+      <w:tr>
+        <w:tc>
+          <w:tcPr>
+            <w:tcW w:type="dxa" w:w="2209"/>
+            <w:vAlign w:val="center"/>
+            <w:tcBorders>
+              <w:top w:val="single" w:sz="4" w:color="000000"/>
+              <w:left w:val="single" w:sz="4" w:color="000000"/>
+              <w:bottom w:val="single" w:sz="4" w:color="000000"/>
+              <w:right w:val="single" w:sz="4" w:color="000000"/>
+            </w:tcBorders>
+          </w:tcPr>
+          <w:p>
+            <w:pPr>
+              <w:spacing w:before="60" w:after="60" w:lineRule="auto" w:line="276"/>
+              <w:jc w:val="center"/>
+            </w:pPr>
+            <w:r/>
+            <w:r>
+              <w:rPr>
+                <w:rFonts w:ascii="Times New Roman" w:hAnsi="Times New Roman" w:eastAsia="宋体"/>
+                <w:b w:val="0"/>
+                <w:i w:val="0"/>
+                <w:sz w:val="18"/>
+              </w:rPr>
+              <w:t>专业深度</w:t>
+            </w:r>
+          </w:p>
+        </w:tc>
+        <w:tc>
+          <w:tcPr>
+            <w:tcW w:type="dxa" w:w="2209"/>
+            <w:vAlign w:val="center"/>
+            <w:tcBorders>
+              <w:top w:val="single" w:sz="4" w:color="000000"/>
+              <w:left w:val="single" w:sz="4" w:color="000000"/>
+              <w:bottom w:val="single" w:sz="4" w:color="000000"/>
+              <w:right w:val="single" w:sz="4" w:color="000000"/>
+            </w:tcBorders>
+          </w:tcPr>
+          <w:p>
+            <w:pPr>
+              <w:spacing w:before="60" w:after="60" w:lineRule="auto" w:line="276"/>
+              <w:jc w:val="center"/>
+            </w:pPr>
+            <w:r/>
+            <w:r>
+              <w:rPr>
+                <w:rFonts w:ascii="Times New Roman" w:hAnsi="Times New Roman" w:eastAsia="宋体"/>
+                <w:b w:val="0"/>
+                <w:i w:val="0"/>
+                <w:sz w:val="18"/>
+              </w:rPr>
+              <w:t>包含检验科专业细节（如 Westgard 规则、测量不确定度、Sigma 度量、HIL 指数、盲样测试、PCR 分区、冷链等）</w:t>
+            </w:r>
+          </w:p>
+        </w:tc>
+        <w:tc>
+          <w:tcPr>
+            <w:tcW w:type="dxa" w:w="2209"/>
+            <w:vAlign w:val="center"/>
+            <w:tcBorders>
+              <w:top w:val="single" w:sz="4" w:color="000000"/>
+              <w:left w:val="single" w:sz="4" w:color="000000"/>
+              <w:bottom w:val="single" w:sz="4" w:color="000000"/>
+              <w:right w:val="single" w:sz="4" w:color="000000"/>
+            </w:tcBorders>
+          </w:tcPr>
+          <w:p>
+            <w:pPr>
+              <w:spacing w:before="60" w:after="60" w:lineRule="auto" w:line="276"/>
+              <w:jc w:val="center"/>
+            </w:pPr>
+            <w:r/>
+            <w:r>
+              <w:rPr>
+                <w:rFonts w:ascii="Times New Roman" w:hAnsi="Times New Roman" w:eastAsia="宋体"/>
+                <w:b w:val="0"/>
+                <w:i w:val="0"/>
+                <w:sz w:val="18"/>
+              </w:rPr>
+              <w:t>有一定专业性但偏通用</w:t>
+            </w:r>
+          </w:p>
+        </w:tc>
+        <w:tc>
+          <w:tcPr>
+            <w:tcW w:type="dxa" w:w="2209"/>
+            <w:vAlign w:val="center"/>
+            <w:tcBorders>
+              <w:top w:val="single" w:sz="4" w:color="000000"/>
+              <w:left w:val="single" w:sz="4" w:color="000000"/>
+              <w:bottom w:val="single" w:sz="4" w:color="000000"/>
+              <w:right w:val="single" w:sz="4" w:color="000000"/>
+            </w:tcBorders>
+          </w:tcPr>
+          <w:p>
+            <w:pPr>
+              <w:spacing w:before="60" w:after="60" w:lineRule="auto" w:line="276"/>
+              <w:jc w:val="center"/>
+            </w:pPr>
+            <w:r/>
+            <w:r>
+              <w:rPr>
+                <w:rFonts w:ascii="Times New Roman" w:hAnsi="Times New Roman" w:eastAsia="宋体"/>
+                <w:b w:val="0"/>
+                <w:i w:val="0"/>
+                <w:sz w:val="18"/>
+              </w:rPr>
+              <w:t>内容泛泛，可套用于任何实验室</w:t>
+            </w:r>
+          </w:p>
+        </w:tc>
+      </w:tr>
+    </w:tbl>
+    <w:p/>
+    <w:p>
+      <w:pPr>
+        <w:spacing w:before="40" w:after="120" w:lineRule="auto" w:line="240"/>
+        <w:ind w:firstLine="0"/>
+        <w:jc w:val="both"/>
+      </w:pPr>
+      <w:r>
+        <w:rPr>
+          <w:rFonts w:ascii="Times New Roman" w:hAnsi="Times New Roman" w:eastAsia="宋体"/>
+          <w:b w:val="0"/>
+          <w:i w:val="0"/>
+          <w:sz w:val="24"/>
+        </w:rPr>
+        <w:t>该量规为 Tier 2（LLM 评判者）与 Tier 3（专家评审）共用。各维度 5 分、3 分、1 分的锚点如上；中间的 4、2 分由评分者在相邻两档之间判断，0 分表示该维度无法评估。所有评判者与专家使用完全相同的标准。</w:t>
+      </w:r>
+    </w:p>
     <w:sectPr>
       <w:pgSz w:w="12240" w:h="15840"/>
       <w:pgMar w:top="1417" w:right="1701" w:bottom="1417" w:left="1701" w:header="720" w:footer="720" w:gutter="0"/>
